--- a/fuentes/722109_CF07_DU.docx
+++ b/fuentes/722109_CF07_DU.docx
@@ -482,7 +482,18 @@
           <w:kern w:val="0"/>
           <w14:ligatures w14:val="none"/>
         </w:rPr>
-        <w:t>ma</w:t>
+        <w:t>M</w:t>
+      </w:r>
+      <w:r>
+        <w:rPr>
+          <w:rFonts w:ascii="Calibri" w:hAnsi="Calibri"/>
+          <w:b/>
+          <w:bCs/>
+          <w:color w:val="000000" w:themeColor="text1"/>
+          <w:kern w:val="0"/>
+          <w14:ligatures w14:val="none"/>
+        </w:rPr>
+        <w:t>a</w:t>
       </w:r>
       <w:r>
         <w:rPr>
@@ -574,7 +585,7 @@
           <w:r>
             <w:fldChar w:fldCharType="separate"/>
           </w:r>
-          <w:hyperlink w:anchor="_Toc230958410" w:history="1">
+          <w:hyperlink w:anchor="_Toc233290673" w:history="1">
             <w:r>
               <w:rPr>
                 <w:rStyle w:val="Hipervnculo"/>
@@ -601,7 +612,7 @@
                 <w:noProof/>
                 <w:webHidden/>
               </w:rPr>
-              <w:instrText xml:space="preserve"> PAGEREF _Toc230958410 \h </w:instrText>
+              <w:instrText xml:space="preserve"> PAGEREF _Toc233290673 \h </w:instrText>
             </w:r>
             <w:r>
               <w:rPr>
@@ -646,7 +657,7 @@
               <w:lang w:eastAsia="es-CO"/>
             </w:rPr>
           </w:pPr>
-          <w:hyperlink w:anchor="_Toc230958411" w:history="1">
+          <w:hyperlink w:anchor="_Toc233290674" w:history="1">
             <w:r>
               <w:rPr>
                 <w:rStyle w:val="Hipervnculo"/>
@@ -673,7 +684,7 @@
                 <w:noProof/>
                 <w:webHidden/>
               </w:rPr>
-              <w:instrText xml:space="preserve"> PAGEREF _Toc230958411 \h </w:instrText>
+              <w:instrText xml:space="preserve"> PAGEREF _Toc233290674 \h </w:instrText>
             </w:r>
             <w:r>
               <w:rPr>
@@ -718,7 +729,7 @@
               <w:lang w:eastAsia="es-CO"/>
             </w:rPr>
           </w:pPr>
-          <w:hyperlink w:anchor="_Toc230958412" w:history="1">
+          <w:hyperlink w:anchor="_Toc233290675" w:history="1">
             <w:r>
               <w:rPr>
                 <w:rStyle w:val="Hipervnculo"/>
@@ -745,7 +756,7 @@
                 <w:noProof/>
                 <w:webHidden/>
               </w:rPr>
-              <w:instrText xml:space="preserve"> PAGEREF _Toc230958412 \h </w:instrText>
+              <w:instrText xml:space="preserve"> PAGEREF _Toc233290675 \h </w:instrText>
             </w:r>
             <w:r>
               <w:rPr>
@@ -790,7 +801,7 @@
               <w:lang w:eastAsia="es-CO"/>
             </w:rPr>
           </w:pPr>
-          <w:hyperlink w:anchor="_Toc230958413" w:history="1">
+          <w:hyperlink w:anchor="_Toc233290676" w:history="1">
             <w:r>
               <w:rPr>
                 <w:rStyle w:val="Hipervnculo"/>
@@ -817,7 +828,7 @@
                 <w:noProof/>
                 <w:webHidden/>
               </w:rPr>
-              <w:instrText xml:space="preserve"> PAGEREF _Toc230958413 \h </w:instrText>
+              <w:instrText xml:space="preserve"> PAGEREF _Toc233290676 \h </w:instrText>
             </w:r>
             <w:r>
               <w:rPr>
@@ -862,7 +873,7 @@
               <w:lang w:eastAsia="es-CO"/>
             </w:rPr>
           </w:pPr>
-          <w:hyperlink w:anchor="_Toc230958414" w:history="1">
+          <w:hyperlink w:anchor="_Toc233290677" w:history="1">
             <w:r>
               <w:rPr>
                 <w:rStyle w:val="Hipervnculo"/>
@@ -889,7 +900,7 @@
                 <w:noProof/>
                 <w:webHidden/>
               </w:rPr>
-              <w:instrText xml:space="preserve"> PAGEREF _Toc230958414 \h </w:instrText>
+              <w:instrText xml:space="preserve"> PAGEREF _Toc233290677 \h </w:instrText>
             </w:r>
             <w:r>
               <w:rPr>
@@ -934,7 +945,7 @@
               <w:lang w:eastAsia="es-CO"/>
             </w:rPr>
           </w:pPr>
-          <w:hyperlink w:anchor="_Toc230958415" w:history="1">
+          <w:hyperlink w:anchor="_Toc233290678" w:history="1">
             <w:r>
               <w:rPr>
                 <w:rStyle w:val="Hipervnculo"/>
@@ -961,7 +972,7 @@
                 <w:noProof/>
                 <w:webHidden/>
               </w:rPr>
-              <w:instrText xml:space="preserve"> PAGEREF _Toc230958415 \h </w:instrText>
+              <w:instrText xml:space="preserve"> PAGEREF _Toc233290678 \h </w:instrText>
             </w:r>
             <w:r>
               <w:rPr>
@@ -1006,7 +1017,7 @@
               <w:lang w:eastAsia="es-CO"/>
             </w:rPr>
           </w:pPr>
-          <w:hyperlink w:anchor="_Toc230958416" w:history="1">
+          <w:hyperlink w:anchor="_Toc233290679" w:history="1">
             <w:r>
               <w:rPr>
                 <w:rStyle w:val="Hipervnculo"/>
@@ -1033,7 +1044,7 @@
                 <w:noProof/>
                 <w:webHidden/>
               </w:rPr>
-              <w:instrText xml:space="preserve"> PAGEREF _Toc230958416 \h </w:instrText>
+              <w:instrText xml:space="preserve"> PAGEREF _Toc233290679 \h </w:instrText>
             </w:r>
             <w:r>
               <w:rPr>
@@ -1078,7 +1089,7 @@
               <w:lang w:eastAsia="es-CO"/>
             </w:rPr>
           </w:pPr>
-          <w:hyperlink w:anchor="_Toc230958417" w:history="1">
+          <w:hyperlink w:anchor="_Toc233290680" w:history="1">
             <w:r>
               <w:rPr>
                 <w:rStyle w:val="Hipervnculo"/>
@@ -1105,7 +1116,7 @@
                 <w:noProof/>
                 <w:webHidden/>
               </w:rPr>
-              <w:instrText xml:space="preserve"> PAGEREF _Toc230958417 \h </w:instrText>
+              <w:instrText xml:space="preserve"> PAGEREF _Toc233290680 \h </w:instrText>
             </w:r>
             <w:r>
               <w:rPr>
@@ -1150,7 +1161,7 @@
               <w:lang w:eastAsia="es-CO"/>
             </w:rPr>
           </w:pPr>
-          <w:hyperlink w:anchor="_Toc230958418" w:history="1">
+          <w:hyperlink w:anchor="_Toc233290681" w:history="1">
             <w:r>
               <w:rPr>
                 <w:rStyle w:val="Hipervnculo"/>
@@ -1177,7 +1188,7 @@
                 <w:noProof/>
                 <w:webHidden/>
               </w:rPr>
-              <w:instrText xml:space="preserve"> PAGEREF _Toc230958418 \h </w:instrText>
+              <w:instrText xml:space="preserve"> PAGEREF _Toc233290681 \h </w:instrText>
             </w:r>
             <w:r>
               <w:rPr>
@@ -1222,7 +1233,7 @@
               <w:lang w:eastAsia="es-CO"/>
             </w:rPr>
           </w:pPr>
-          <w:hyperlink w:anchor="_Toc230958419" w:history="1">
+          <w:hyperlink w:anchor="_Toc233290682" w:history="1">
             <w:r>
               <w:rPr>
                 <w:rStyle w:val="Hipervnculo"/>
@@ -1249,7 +1260,7 @@
                 <w:noProof/>
                 <w:webHidden/>
               </w:rPr>
-              <w:instrText xml:space="preserve"> PAGEREF _Toc230958419 \h </w:instrText>
+              <w:instrText xml:space="preserve"> PAGEREF _Toc233290682 \h </w:instrText>
             </w:r>
             <w:r>
               <w:rPr>
@@ -1269,7 +1280,7 @@
                 <w:noProof/>
                 <w:webHidden/>
               </w:rPr>
-              <w:t>21</w:t>
+              <w:t>20</w:t>
             </w:r>
             <w:r>
               <w:rPr>
@@ -1294,7 +1305,7 @@
               <w:lang w:eastAsia="es-CO"/>
             </w:rPr>
           </w:pPr>
-          <w:hyperlink w:anchor="_Toc230958420" w:history="1">
+          <w:hyperlink w:anchor="_Toc233290683" w:history="1">
             <w:r>
               <w:rPr>
                 <w:rStyle w:val="Hipervnculo"/>
@@ -1321,7 +1332,7 @@
                 <w:noProof/>
                 <w:webHidden/>
               </w:rPr>
-              <w:instrText xml:space="preserve"> PAGEREF _Toc230958420 \h </w:instrText>
+              <w:instrText xml:space="preserve"> PAGEREF _Toc233290683 \h </w:instrText>
             </w:r>
             <w:r>
               <w:rPr>
@@ -1366,7 +1377,7 @@
               <w:lang w:eastAsia="es-CO"/>
             </w:rPr>
           </w:pPr>
-          <w:hyperlink w:anchor="_Toc230958421" w:history="1">
+          <w:hyperlink w:anchor="_Toc233290684" w:history="1">
             <w:r>
               <w:rPr>
                 <w:rStyle w:val="Hipervnculo"/>
@@ -1393,7 +1404,7 @@
                 <w:noProof/>
                 <w:webHidden/>
               </w:rPr>
-              <w:instrText xml:space="preserve"> PAGEREF _Toc230958421 \h </w:instrText>
+              <w:instrText xml:space="preserve"> PAGEREF _Toc233290684 \h </w:instrText>
             </w:r>
             <w:r>
               <w:rPr>
@@ -1438,7 +1449,7 @@
               <w:lang w:eastAsia="es-CO"/>
             </w:rPr>
           </w:pPr>
-          <w:hyperlink w:anchor="_Toc230958422" w:history="1">
+          <w:hyperlink w:anchor="_Toc233290685" w:history="1">
             <w:r>
               <w:rPr>
                 <w:rStyle w:val="Hipervnculo"/>
@@ -1465,7 +1476,7 @@
                 <w:noProof/>
                 <w:webHidden/>
               </w:rPr>
-              <w:instrText xml:space="preserve"> PAGEREF _Toc230958422 \h </w:instrText>
+              <w:instrText xml:space="preserve"> PAGEREF _Toc233290685 \h </w:instrText>
             </w:r>
             <w:r>
               <w:rPr>
@@ -1485,7 +1496,7 @@
                 <w:noProof/>
                 <w:webHidden/>
               </w:rPr>
-              <w:t>27</w:t>
+              <w:t>30</w:t>
             </w:r>
             <w:r>
               <w:rPr>
@@ -1510,7 +1521,7 @@
               <w:lang w:eastAsia="es-CO"/>
             </w:rPr>
           </w:pPr>
-          <w:hyperlink w:anchor="_Toc230958423" w:history="1">
+          <w:hyperlink w:anchor="_Toc233290686" w:history="1">
             <w:r>
               <w:rPr>
                 <w:rStyle w:val="Hipervnculo"/>
@@ -1537,7 +1548,7 @@
                 <w:noProof/>
                 <w:webHidden/>
               </w:rPr>
-              <w:instrText xml:space="preserve"> PAGEREF _Toc230958423 \h </w:instrText>
+              <w:instrText xml:space="preserve"> PAGEREF _Toc233290686 \h </w:instrText>
             </w:r>
             <w:r>
               <w:rPr>
@@ -1557,7 +1568,7 @@
                 <w:noProof/>
                 <w:webHidden/>
               </w:rPr>
-              <w:t>30</w:t>
+              <w:t>33</w:t>
             </w:r>
             <w:r>
               <w:rPr>
@@ -1582,7 +1593,7 @@
               <w:lang w:eastAsia="es-CO"/>
             </w:rPr>
           </w:pPr>
-          <w:hyperlink w:anchor="_Toc230958424" w:history="1">
+          <w:hyperlink w:anchor="_Toc233290687" w:history="1">
             <w:r>
               <w:rPr>
                 <w:rStyle w:val="Hipervnculo"/>
@@ -1609,7 +1620,7 @@
                 <w:noProof/>
                 <w:webHidden/>
               </w:rPr>
-              <w:instrText xml:space="preserve"> PAGEREF _Toc230958424 \h </w:instrText>
+              <w:instrText xml:space="preserve"> PAGEREF _Toc233290687 \h </w:instrText>
             </w:r>
             <w:r>
               <w:rPr>
@@ -1629,7 +1640,7 @@
                 <w:noProof/>
                 <w:webHidden/>
               </w:rPr>
-              <w:t>32</w:t>
+              <w:t>35</w:t>
             </w:r>
             <w:r>
               <w:rPr>
@@ -1654,7 +1665,7 @@
               <w:lang w:eastAsia="es-CO"/>
             </w:rPr>
           </w:pPr>
-          <w:hyperlink w:anchor="_Toc230958425" w:history="1">
+          <w:hyperlink w:anchor="_Toc233290688" w:history="1">
             <w:r>
               <w:rPr>
                 <w:rStyle w:val="Hipervnculo"/>
@@ -1681,7 +1692,7 @@
                 <w:noProof/>
                 <w:webHidden/>
               </w:rPr>
-              <w:instrText xml:space="preserve"> PAGEREF _Toc230958425 \h </w:instrText>
+              <w:instrText xml:space="preserve"> PAGEREF _Toc233290688 \h </w:instrText>
             </w:r>
             <w:r>
               <w:rPr>
@@ -1701,7 +1712,7 @@
                 <w:noProof/>
                 <w:webHidden/>
               </w:rPr>
-              <w:t>33</w:t>
+              <w:t>36</w:t>
             </w:r>
             <w:r>
               <w:rPr>
@@ -1726,7 +1737,7 @@
               <w:lang w:eastAsia="es-CO"/>
             </w:rPr>
           </w:pPr>
-          <w:hyperlink w:anchor="_Toc230958426" w:history="1">
+          <w:hyperlink w:anchor="_Toc233290689" w:history="1">
             <w:r>
               <w:rPr>
                 <w:rStyle w:val="Hipervnculo"/>
@@ -1753,7 +1764,7 @@
                 <w:noProof/>
                 <w:webHidden/>
               </w:rPr>
-              <w:instrText xml:space="preserve"> PAGEREF _Toc230958426 \h </w:instrText>
+              <w:instrText xml:space="preserve"> PAGEREF _Toc233290689 \h </w:instrText>
             </w:r>
             <w:r>
               <w:rPr>
@@ -1773,7 +1784,7 @@
                 <w:noProof/>
                 <w:webHidden/>
               </w:rPr>
-              <w:t>35</w:t>
+              <w:t>38</w:t>
             </w:r>
             <w:r>
               <w:rPr>
@@ -1798,7 +1809,7 @@
               <w:lang w:eastAsia="es-CO"/>
             </w:rPr>
           </w:pPr>
-          <w:hyperlink w:anchor="_Toc230958427" w:history="1">
+          <w:hyperlink w:anchor="_Toc233290690" w:history="1">
             <w:r>
               <w:rPr>
                 <w:rStyle w:val="Hipervnculo"/>
@@ -1825,7 +1836,7 @@
                 <w:noProof/>
                 <w:webHidden/>
               </w:rPr>
-              <w:instrText xml:space="preserve"> PAGEREF _Toc230958427 \h </w:instrText>
+              <w:instrText xml:space="preserve"> PAGEREF _Toc233290690 \h </w:instrText>
             </w:r>
             <w:r>
               <w:rPr>
@@ -1845,7 +1856,7 @@
                 <w:noProof/>
                 <w:webHidden/>
               </w:rPr>
-              <w:t>36</w:t>
+              <w:t>39</w:t>
             </w:r>
             <w:r>
               <w:rPr>
@@ -1870,7 +1881,7 @@
               <w:lang w:eastAsia="es-CO"/>
             </w:rPr>
           </w:pPr>
-          <w:hyperlink w:anchor="_Toc230958428" w:history="1">
+          <w:hyperlink w:anchor="_Toc233290691" w:history="1">
             <w:r>
               <w:rPr>
                 <w:rStyle w:val="Hipervnculo"/>
@@ -1897,7 +1908,7 @@
                 <w:noProof/>
                 <w:webHidden/>
               </w:rPr>
-              <w:instrText xml:space="preserve"> PAGEREF _Toc230958428 \h </w:instrText>
+              <w:instrText xml:space="preserve"> PAGEREF _Toc233290691 \h </w:instrText>
             </w:r>
             <w:r>
               <w:rPr>
@@ -1917,7 +1928,7 @@
                 <w:noProof/>
                 <w:webHidden/>
               </w:rPr>
-              <w:t>38</w:t>
+              <w:t>41</w:t>
             </w:r>
             <w:r>
               <w:rPr>
@@ -1942,7 +1953,7 @@
               <w:lang w:eastAsia="es-CO"/>
             </w:rPr>
           </w:pPr>
-          <w:hyperlink w:anchor="_Toc230958429" w:history="1">
+          <w:hyperlink w:anchor="_Toc233290692" w:history="1">
             <w:r>
               <w:rPr>
                 <w:rStyle w:val="Hipervnculo"/>
@@ -1969,7 +1980,7 @@
                 <w:noProof/>
                 <w:webHidden/>
               </w:rPr>
-              <w:instrText xml:space="preserve"> PAGEREF _Toc230958429 \h </w:instrText>
+              <w:instrText xml:space="preserve"> PAGEREF _Toc233290692 \h </w:instrText>
             </w:r>
             <w:r>
               <w:rPr>
@@ -1989,7 +2000,7 @@
                 <w:noProof/>
                 <w:webHidden/>
               </w:rPr>
-              <w:t>39</w:t>
+              <w:t>42</w:t>
             </w:r>
             <w:r>
               <w:rPr>
@@ -2014,7 +2025,7 @@
               <w:lang w:eastAsia="es-CO"/>
             </w:rPr>
           </w:pPr>
-          <w:hyperlink w:anchor="_Toc230958430" w:history="1">
+          <w:hyperlink w:anchor="_Toc233290693" w:history="1">
             <w:r>
               <w:rPr>
                 <w:rStyle w:val="Hipervnculo"/>
@@ -2041,7 +2052,7 @@
                 <w:noProof/>
                 <w:webHidden/>
               </w:rPr>
-              <w:instrText xml:space="preserve"> PAGEREF _Toc230958430 \h </w:instrText>
+              <w:instrText xml:space="preserve"> PAGEREF _Toc233290693 \h </w:instrText>
             </w:r>
             <w:r>
               <w:rPr>
@@ -2061,7 +2072,7 @@
                 <w:noProof/>
                 <w:webHidden/>
               </w:rPr>
-              <w:t>41</w:t>
+              <w:t>44</w:t>
             </w:r>
             <w:r>
               <w:rPr>
@@ -2086,7 +2097,7 @@
               <w:lang w:eastAsia="es-CO"/>
             </w:rPr>
           </w:pPr>
-          <w:hyperlink w:anchor="_Toc230958431" w:history="1">
+          <w:hyperlink w:anchor="_Toc233290694" w:history="1">
             <w:r>
               <w:rPr>
                 <w:rStyle w:val="Hipervnculo"/>
@@ -2113,7 +2124,7 @@
                 <w:noProof/>
                 <w:webHidden/>
               </w:rPr>
-              <w:instrText xml:space="preserve"> PAGEREF _Toc230958431 \h </w:instrText>
+              <w:instrText xml:space="preserve"> PAGEREF _Toc233290694 \h </w:instrText>
             </w:r>
             <w:r>
               <w:rPr>
@@ -2133,7 +2144,7 @@
                 <w:noProof/>
                 <w:webHidden/>
               </w:rPr>
-              <w:t>42</w:t>
+              <w:t>45</w:t>
             </w:r>
             <w:r>
               <w:rPr>
@@ -2158,7 +2169,7 @@
               <w:lang w:eastAsia="es-CO"/>
             </w:rPr>
           </w:pPr>
-          <w:hyperlink w:anchor="_Toc230958432" w:history="1">
+          <w:hyperlink w:anchor="_Toc233290695" w:history="1">
             <w:r>
               <w:rPr>
                 <w:rStyle w:val="Hipervnculo"/>
@@ -2185,7 +2196,7 @@
                 <w:noProof/>
                 <w:webHidden/>
               </w:rPr>
-              <w:instrText xml:space="preserve"> PAGEREF _Toc230958432 \h </w:instrText>
+              <w:instrText xml:space="preserve"> PAGEREF _Toc233290695 \h </w:instrText>
             </w:r>
             <w:r>
               <w:rPr>
@@ -2205,7 +2216,7 @@
                 <w:noProof/>
                 <w:webHidden/>
               </w:rPr>
-              <w:t>44</w:t>
+              <w:t>47</w:t>
             </w:r>
             <w:r>
               <w:rPr>
@@ -2230,7 +2241,7 @@
               <w:lang w:eastAsia="es-CO"/>
             </w:rPr>
           </w:pPr>
-          <w:hyperlink w:anchor="_Toc230958433" w:history="1">
+          <w:hyperlink w:anchor="_Toc233290696" w:history="1">
             <w:r>
               <w:rPr>
                 <w:rStyle w:val="Hipervnculo"/>
@@ -2257,7 +2268,7 @@
                 <w:noProof/>
                 <w:webHidden/>
               </w:rPr>
-              <w:instrText xml:space="preserve"> PAGEREF _Toc230958433 \h </w:instrText>
+              <w:instrText xml:space="preserve"> PAGEREF _Toc233290696 \h </w:instrText>
             </w:r>
             <w:r>
               <w:rPr>
@@ -2277,7 +2288,7 @@
                 <w:noProof/>
                 <w:webHidden/>
               </w:rPr>
-              <w:t>47</w:t>
+              <w:t>54</w:t>
             </w:r>
             <w:r>
               <w:rPr>
@@ -2302,7 +2313,7 @@
               <w:lang w:eastAsia="es-CO"/>
             </w:rPr>
           </w:pPr>
-          <w:hyperlink w:anchor="_Toc230958434" w:history="1">
+          <w:hyperlink w:anchor="_Toc233290697" w:history="1">
             <w:r>
               <w:rPr>
                 <w:rStyle w:val="Hipervnculo"/>
@@ -2329,7 +2340,7 @@
                 <w:noProof/>
                 <w:webHidden/>
               </w:rPr>
-              <w:instrText xml:space="preserve"> PAGEREF _Toc230958434 \h </w:instrText>
+              <w:instrText xml:space="preserve"> PAGEREF _Toc233290697 \h </w:instrText>
             </w:r>
             <w:r>
               <w:rPr>
@@ -2349,7 +2360,7 @@
                 <w:noProof/>
                 <w:webHidden/>
               </w:rPr>
-              <w:t>47</w:t>
+              <w:t>54</w:t>
             </w:r>
             <w:r>
               <w:rPr>
@@ -2374,7 +2385,7 @@
               <w:lang w:eastAsia="es-CO"/>
             </w:rPr>
           </w:pPr>
-          <w:hyperlink w:anchor="_Toc230958435" w:history="1">
+          <w:hyperlink w:anchor="_Toc233290698" w:history="1">
             <w:r>
               <w:rPr>
                 <w:rStyle w:val="Hipervnculo"/>
@@ -2401,7 +2412,7 @@
                 <w:noProof/>
                 <w:webHidden/>
               </w:rPr>
-              <w:instrText xml:space="preserve"> PAGEREF _Toc230958435 \h </w:instrText>
+              <w:instrText xml:space="preserve"> PAGEREF _Toc233290698 \h </w:instrText>
             </w:r>
             <w:r>
               <w:rPr>
@@ -2421,7 +2432,7 @@
                 <w:noProof/>
                 <w:webHidden/>
               </w:rPr>
-              <w:t>49</w:t>
+              <w:t>56</w:t>
             </w:r>
             <w:r>
               <w:rPr>
@@ -2446,7 +2457,7 @@
               <w:lang w:eastAsia="es-CO"/>
             </w:rPr>
           </w:pPr>
-          <w:hyperlink w:anchor="_Toc230958436" w:history="1">
+          <w:hyperlink w:anchor="_Toc233290699" w:history="1">
             <w:r>
               <w:rPr>
                 <w:rStyle w:val="Hipervnculo"/>
@@ -2473,7 +2484,7 @@
                 <w:noProof/>
                 <w:webHidden/>
               </w:rPr>
-              <w:instrText xml:space="preserve"> PAGEREF _Toc230958436 \h </w:instrText>
+              <w:instrText xml:space="preserve"> PAGEREF _Toc233290699 \h </w:instrText>
             </w:r>
             <w:r>
               <w:rPr>
@@ -2493,7 +2504,7 @@
                 <w:noProof/>
                 <w:webHidden/>
               </w:rPr>
-              <w:t>50</w:t>
+              <w:t>57</w:t>
             </w:r>
             <w:r>
               <w:rPr>
@@ -2518,7 +2529,7 @@
               <w:lang w:eastAsia="es-CO"/>
             </w:rPr>
           </w:pPr>
-          <w:hyperlink w:anchor="_Toc230958437" w:history="1">
+          <w:hyperlink w:anchor="_Toc233290700" w:history="1">
             <w:r>
               <w:rPr>
                 <w:rStyle w:val="Hipervnculo"/>
@@ -2545,7 +2556,7 @@
                 <w:noProof/>
                 <w:webHidden/>
               </w:rPr>
-              <w:instrText xml:space="preserve"> PAGEREF _Toc230958437 \h </w:instrText>
+              <w:instrText xml:space="preserve"> PAGEREF _Toc233290700 \h </w:instrText>
             </w:r>
             <w:r>
               <w:rPr>
@@ -2565,7 +2576,7 @@
                 <w:noProof/>
                 <w:webHidden/>
               </w:rPr>
-              <w:t>51</w:t>
+              <w:t>58</w:t>
             </w:r>
             <w:r>
               <w:rPr>
@@ -2590,7 +2601,7 @@
               <w:lang w:eastAsia="es-CO"/>
             </w:rPr>
           </w:pPr>
-          <w:hyperlink w:anchor="_Toc230958438" w:history="1">
+          <w:hyperlink w:anchor="_Toc233290701" w:history="1">
             <w:r>
               <w:rPr>
                 <w:rStyle w:val="Hipervnculo"/>
@@ -2617,7 +2628,7 @@
                 <w:noProof/>
                 <w:webHidden/>
               </w:rPr>
-              <w:instrText xml:space="preserve"> PAGEREF _Toc230958438 \h </w:instrText>
+              <w:instrText xml:space="preserve"> PAGEREF _Toc233290701 \h </w:instrText>
             </w:r>
             <w:r>
               <w:rPr>
@@ -2637,7 +2648,7 @@
                 <w:noProof/>
                 <w:webHidden/>
               </w:rPr>
-              <w:t>56</w:t>
+              <w:t>63</w:t>
             </w:r>
             <w:r>
               <w:rPr>
@@ -2662,7 +2673,7 @@
               <w:lang w:eastAsia="es-CO"/>
             </w:rPr>
           </w:pPr>
-          <w:hyperlink w:anchor="_Toc230958439" w:history="1">
+          <w:hyperlink w:anchor="_Toc233290702" w:history="1">
             <w:r>
               <w:rPr>
                 <w:rStyle w:val="Hipervnculo"/>
@@ -2689,7 +2700,7 @@
                 <w:noProof/>
                 <w:webHidden/>
               </w:rPr>
-              <w:instrText xml:space="preserve"> PAGEREF _Toc230958439 \h </w:instrText>
+              <w:instrText xml:space="preserve"> PAGEREF _Toc233290702 \h </w:instrText>
             </w:r>
             <w:r>
               <w:rPr>
@@ -2709,7 +2720,7 @@
                 <w:noProof/>
                 <w:webHidden/>
               </w:rPr>
-              <w:t>56</w:t>
+              <w:t>63</w:t>
             </w:r>
             <w:r>
               <w:rPr>
@@ -2734,7 +2745,7 @@
               <w:lang w:eastAsia="es-CO"/>
             </w:rPr>
           </w:pPr>
-          <w:hyperlink w:anchor="_Toc230958440" w:history="1">
+          <w:hyperlink w:anchor="_Toc233290703" w:history="1">
             <w:r>
               <w:rPr>
                 <w:rStyle w:val="Hipervnculo"/>
@@ -2761,7 +2772,7 @@
                 <w:noProof/>
                 <w:webHidden/>
               </w:rPr>
-              <w:instrText xml:space="preserve"> PAGEREF _Toc230958440 \h </w:instrText>
+              <w:instrText xml:space="preserve"> PAGEREF _Toc233290703 \h </w:instrText>
             </w:r>
             <w:r>
               <w:rPr>
@@ -2781,7 +2792,7 @@
                 <w:noProof/>
                 <w:webHidden/>
               </w:rPr>
-              <w:t>58</w:t>
+              <w:t>65</w:t>
             </w:r>
             <w:r>
               <w:rPr>
@@ -2806,7 +2817,7 @@
               <w:lang w:eastAsia="es-CO"/>
             </w:rPr>
           </w:pPr>
-          <w:hyperlink w:anchor="_Toc230958441" w:history="1">
+          <w:hyperlink w:anchor="_Toc233290704" w:history="1">
             <w:r>
               <w:rPr>
                 <w:rStyle w:val="Hipervnculo"/>
@@ -2833,7 +2844,7 @@
                 <w:noProof/>
                 <w:webHidden/>
               </w:rPr>
-              <w:instrText xml:space="preserve"> PAGEREF _Toc230958441 \h </w:instrText>
+              <w:instrText xml:space="preserve"> PAGEREF _Toc233290704 \h </w:instrText>
             </w:r>
             <w:r>
               <w:rPr>
@@ -2853,7 +2864,7 @@
                 <w:noProof/>
                 <w:webHidden/>
               </w:rPr>
-              <w:t>59</w:t>
+              <w:t>66</w:t>
             </w:r>
             <w:r>
               <w:rPr>
@@ -2878,7 +2889,7 @@
               <w:lang w:eastAsia="es-CO"/>
             </w:rPr>
           </w:pPr>
-          <w:hyperlink w:anchor="_Toc230958442" w:history="1">
+          <w:hyperlink w:anchor="_Toc233290705" w:history="1">
             <w:r>
               <w:rPr>
                 <w:rStyle w:val="Hipervnculo"/>
@@ -2905,7 +2916,7 @@
                 <w:noProof/>
                 <w:webHidden/>
               </w:rPr>
-              <w:instrText xml:space="preserve"> PAGEREF _Toc230958442 \h </w:instrText>
+              <w:instrText xml:space="preserve"> PAGEREF _Toc233290705 \h </w:instrText>
             </w:r>
             <w:r>
               <w:rPr>
@@ -2925,7 +2936,7 @@
                 <w:noProof/>
                 <w:webHidden/>
               </w:rPr>
-              <w:t>61</w:t>
+              <w:t>68</w:t>
             </w:r>
             <w:r>
               <w:rPr>
@@ -2950,7 +2961,7 @@
               <w:lang w:eastAsia="es-CO"/>
             </w:rPr>
           </w:pPr>
-          <w:hyperlink w:anchor="_Toc230958443" w:history="1">
+          <w:hyperlink w:anchor="_Toc233290706" w:history="1">
             <w:r>
               <w:rPr>
                 <w:rStyle w:val="Hipervnculo"/>
@@ -2977,7 +2988,7 @@
                 <w:noProof/>
                 <w:webHidden/>
               </w:rPr>
-              <w:instrText xml:space="preserve"> PAGEREF _Toc230958443 \h </w:instrText>
+              <w:instrText xml:space="preserve"> PAGEREF _Toc233290706 \h </w:instrText>
             </w:r>
             <w:r>
               <w:rPr>
@@ -2997,7 +3008,7 @@
                 <w:noProof/>
                 <w:webHidden/>
               </w:rPr>
-              <w:t>63</w:t>
+              <w:t>70</w:t>
             </w:r>
             <w:r>
               <w:rPr>
@@ -3022,13 +3033,13 @@
               <w:lang w:eastAsia="es-CO"/>
             </w:rPr>
           </w:pPr>
-          <w:hyperlink w:anchor="_Toc230958444" w:history="1">
+          <w:hyperlink w:anchor="_Toc233290707" w:history="1">
             <w:r>
               <w:rPr>
                 <w:rStyle w:val="Hipervnculo"/>
                 <w:noProof/>
               </w:rPr>
-              <w:t>6. Seguridad y salud en el trabajo y la gestión ambiental</w:t>
+              <w:t>6. Seguridad y salud en el trabajo</w:t>
             </w:r>
             <w:r>
               <w:rPr>
@@ -3049,7 +3060,7 @@
                 <w:noProof/>
                 <w:webHidden/>
               </w:rPr>
-              <w:instrText xml:space="preserve"> PAGEREF _Toc230958444 \h </w:instrText>
+              <w:instrText xml:space="preserve"> PAGEREF _Toc233290707 \h </w:instrText>
             </w:r>
             <w:r>
               <w:rPr>
@@ -3069,7 +3080,7 @@
                 <w:noProof/>
                 <w:webHidden/>
               </w:rPr>
-              <w:t>65</w:t>
+              <w:t>72</w:t>
             </w:r>
             <w:r>
               <w:rPr>
@@ -3094,13 +3105,13 @@
               <w:lang w:eastAsia="es-CO"/>
             </w:rPr>
           </w:pPr>
-          <w:hyperlink w:anchor="_Toc230958445" w:history="1">
+          <w:hyperlink w:anchor="_Toc233290708" w:history="1">
             <w:r>
               <w:rPr>
                 <w:rStyle w:val="Hipervnculo"/>
                 <w:noProof/>
               </w:rPr>
-              <w:t>6.1. Seguridad y salud en el trabajo</w:t>
+              <w:t>6.1. Generalidades y normatividad</w:t>
             </w:r>
             <w:r>
               <w:rPr>
@@ -3121,7 +3132,7 @@
                 <w:noProof/>
                 <w:webHidden/>
               </w:rPr>
-              <w:instrText xml:space="preserve"> PAGEREF _Toc230958445 \h </w:instrText>
+              <w:instrText xml:space="preserve"> PAGEREF _Toc233290708 \h </w:instrText>
             </w:r>
             <w:r>
               <w:rPr>
@@ -3141,79 +3152,7 @@
                 <w:noProof/>
                 <w:webHidden/>
               </w:rPr>
-              <w:t>66</w:t>
-            </w:r>
-            <w:r>
-              <w:rPr>
-                <w:noProof/>
-                <w:webHidden/>
-              </w:rPr>
-              <w:fldChar w:fldCharType="end"/>
-            </w:r>
-          </w:hyperlink>
-        </w:p>
-        <w:p>
-          <w:pPr>
-            <w:pStyle w:val="TDC2"/>
-            <w:tabs>
-              <w:tab w:val="right" w:leader="dot" w:pos="9962"/>
-            </w:tabs>
-            <w:rPr>
-              <w:rFonts w:eastAsiaTheme="minorEastAsia"/>
-              <w:noProof/>
-              <w:sz w:val="24"/>
-              <w:szCs w:val="24"/>
-              <w:lang w:eastAsia="es-CO"/>
-            </w:rPr>
-          </w:pPr>
-          <w:hyperlink w:anchor="_Toc230958446" w:history="1">
-            <w:r>
-              <w:rPr>
-                <w:rStyle w:val="Hipervnculo"/>
-                <w:noProof/>
-              </w:rPr>
-              <w:t>6.2. Gestión ambiental</w:t>
-            </w:r>
-            <w:r>
-              <w:rPr>
-                <w:noProof/>
-                <w:webHidden/>
-              </w:rPr>
-              <w:tab/>
-            </w:r>
-            <w:r>
-              <w:rPr>
-                <w:noProof/>
-                <w:webHidden/>
-              </w:rPr>
-              <w:fldChar w:fldCharType="begin"/>
-            </w:r>
-            <w:r>
-              <w:rPr>
-                <w:noProof/>
-                <w:webHidden/>
-              </w:rPr>
-              <w:instrText xml:space="preserve"> PAGEREF _Toc230958446 \h </w:instrText>
-            </w:r>
-            <w:r>
-              <w:rPr>
-                <w:noProof/>
-                <w:webHidden/>
-              </w:rPr>
-            </w:r>
-            <w:r>
-              <w:rPr>
-                <w:noProof/>
-                <w:webHidden/>
-              </w:rPr>
-              <w:fldChar w:fldCharType="separate"/>
-            </w:r>
-            <w:r>
-              <w:rPr>
-                <w:noProof/>
-                <w:webHidden/>
-              </w:rPr>
-              <w:t>68</w:t>
+              <w:t>72</w:t>
             </w:r>
             <w:r>
               <w:rPr>
@@ -3238,7 +3177,7 @@
               <w:lang w:eastAsia="es-CO"/>
             </w:rPr>
           </w:pPr>
-          <w:hyperlink w:anchor="_Toc230958447" w:history="1">
+          <w:hyperlink w:anchor="_Toc233290709" w:history="1">
             <w:r>
               <w:rPr>
                 <w:rStyle w:val="Hipervnculo"/>
@@ -3265,7 +3204,7 @@
                 <w:noProof/>
                 <w:webHidden/>
               </w:rPr>
-              <w:instrText xml:space="preserve"> PAGEREF _Toc230958447 \h </w:instrText>
+              <w:instrText xml:space="preserve"> PAGEREF _Toc233290709 \h </w:instrText>
             </w:r>
             <w:r>
               <w:rPr>
@@ -3285,7 +3224,7 @@
                 <w:noProof/>
                 <w:webHidden/>
               </w:rPr>
-              <w:t>71</w:t>
+              <w:t>75</w:t>
             </w:r>
             <w:r>
               <w:rPr>
@@ -3310,7 +3249,7 @@
               <w:lang w:eastAsia="es-CO"/>
             </w:rPr>
           </w:pPr>
-          <w:hyperlink w:anchor="_Toc230958448" w:history="1">
+          <w:hyperlink w:anchor="_Toc233290710" w:history="1">
             <w:r>
               <w:rPr>
                 <w:rStyle w:val="Hipervnculo"/>
@@ -3337,7 +3276,7 @@
                 <w:noProof/>
                 <w:webHidden/>
               </w:rPr>
-              <w:instrText xml:space="preserve"> PAGEREF _Toc230958448 \h </w:instrText>
+              <w:instrText xml:space="preserve"> PAGEREF _Toc233290710 \h </w:instrText>
             </w:r>
             <w:r>
               <w:rPr>
@@ -3357,7 +3296,7 @@
                 <w:noProof/>
                 <w:webHidden/>
               </w:rPr>
-              <w:t>73</w:t>
+              <w:t>77</w:t>
             </w:r>
             <w:r>
               <w:rPr>
@@ -3382,7 +3321,7 @@
               <w:lang w:eastAsia="es-CO"/>
             </w:rPr>
           </w:pPr>
-          <w:hyperlink w:anchor="_Toc230958449" w:history="1">
+          <w:hyperlink w:anchor="_Toc233290711" w:history="1">
             <w:r>
               <w:rPr>
                 <w:rStyle w:val="Hipervnculo"/>
@@ -3409,7 +3348,7 @@
                 <w:noProof/>
                 <w:webHidden/>
               </w:rPr>
-              <w:instrText xml:space="preserve"> PAGEREF _Toc230958449 \h </w:instrText>
+              <w:instrText xml:space="preserve"> PAGEREF _Toc233290711 \h </w:instrText>
             </w:r>
             <w:r>
               <w:rPr>
@@ -3429,7 +3368,7 @@
                 <w:noProof/>
                 <w:webHidden/>
               </w:rPr>
-              <w:t>75</w:t>
+              <w:t>79</w:t>
             </w:r>
             <w:r>
               <w:rPr>
@@ -3454,7 +3393,7 @@
               <w:lang w:eastAsia="es-CO"/>
             </w:rPr>
           </w:pPr>
-          <w:hyperlink w:anchor="_Toc230958450" w:history="1">
+          <w:hyperlink w:anchor="_Toc233290712" w:history="1">
             <w:r>
               <w:rPr>
                 <w:rStyle w:val="Hipervnculo"/>
@@ -3481,7 +3420,7 @@
                 <w:noProof/>
                 <w:webHidden/>
               </w:rPr>
-              <w:instrText xml:space="preserve"> PAGEREF _Toc230958450 \h </w:instrText>
+              <w:instrText xml:space="preserve"> PAGEREF _Toc233290712 \h </w:instrText>
             </w:r>
             <w:r>
               <w:rPr>
@@ -3501,7 +3440,7 @@
                 <w:noProof/>
                 <w:webHidden/>
               </w:rPr>
-              <w:t>76</w:t>
+              <w:t>80</w:t>
             </w:r>
             <w:r>
               <w:rPr>
@@ -3529,7 +3468,7 @@
       <w:pPr>
         <w:pStyle w:val="Titulosgenerales"/>
       </w:pPr>
-      <w:bookmarkStart w:id="0" w:name="_Toc230958410"/>
+      <w:bookmarkStart w:id="0" w:name="_Toc233290673"/>
       <w:r>
         <w:lastRenderedPageBreak/>
         <w:t>Introducción</w:t>
@@ -3570,7 +3509,7 @@
       <w:pPr>
         <w:pStyle w:val="Ttulo1"/>
       </w:pPr>
-      <w:bookmarkStart w:id="1" w:name="_Toc230958411"/>
+      <w:bookmarkStart w:id="1" w:name="_Toc233290674"/>
       <w:r>
         <w:lastRenderedPageBreak/>
         <w:t>Gestión comunitaria con enfoque territorial y diferencial</w:t>
@@ -3586,7 +3525,7 @@
       <w:pPr>
         <w:pStyle w:val="Ttulo2"/>
       </w:pPr>
-      <w:bookmarkStart w:id="2" w:name="_Toc230958412"/>
+      <w:bookmarkStart w:id="2" w:name="_Toc233290675"/>
       <w:r>
         <w:t>Concertación de acciones</w:t>
       </w:r>
@@ -3785,7 +3724,7 @@
       <w:pPr>
         <w:pStyle w:val="Ttulo2"/>
       </w:pPr>
-      <w:bookmarkStart w:id="3" w:name="_Toc230958413"/>
+      <w:bookmarkStart w:id="3" w:name="_Toc233290676"/>
       <w:r>
         <w:t>Estrategias para el desarrollo de componentes</w:t>
       </w:r>
@@ -3897,7 +3836,7 @@
       <w:pPr>
         <w:pStyle w:val="Ttulo2"/>
       </w:pPr>
-      <w:bookmarkStart w:id="4" w:name="_Toc230958414"/>
+      <w:bookmarkStart w:id="4" w:name="_Toc233290677"/>
       <w:r>
         <w:t>Manejo del enfoque diferencial</w:t>
       </w:r>
@@ -4033,7 +3972,7 @@
       <w:pPr>
         <w:pStyle w:val="Ttulo1"/>
       </w:pPr>
-      <w:bookmarkStart w:id="5" w:name="_Toc230958415"/>
+      <w:bookmarkStart w:id="5" w:name="_Toc233290678"/>
       <w:r>
         <w:lastRenderedPageBreak/>
         <w:t>Técnicas de negociación</w:t>
@@ -4054,7 +3993,7 @@
       <w:pPr>
         <w:pStyle w:val="Ttulo2"/>
       </w:pPr>
-      <w:bookmarkStart w:id="6" w:name="_Toc230958416"/>
+      <w:bookmarkStart w:id="6" w:name="_Toc233290679"/>
       <w:r>
         <w:t>Generalidades</w:t>
       </w:r>
@@ -4079,9 +4018,6 @@
         </w:rPr>
         <w:t>Comunicación asertiva</w:t>
       </w:r>
-      <w:r>
-        <w:t>.</w:t>
-      </w:r>
     </w:p>
     <w:p>
       <w:r>
@@ -4115,7 +4051,7 @@
           <w:noProof/>
         </w:rPr>
         <w:drawing>
-          <wp:inline distT="0" distB="0" distL="0" distR="0" wp14:anchorId="31A95B41" wp14:editId="33662C2E">
+          <wp:inline distT="0" distB="0" distL="0" distR="0" wp14:anchorId="31A95B41" wp14:editId="2102BF03">
             <wp:extent cx="4679792" cy="2632383"/>
             <wp:effectExtent l="0" t="0" r="6985" b="0"/>
             <wp:docPr id="1" name="Imagen 1">
@@ -4315,7 +4251,7 @@
       <w:pPr>
         <w:pStyle w:val="Ttulo2"/>
       </w:pPr>
-      <w:bookmarkStart w:id="7" w:name="_Toc230958417"/>
+      <w:bookmarkStart w:id="7" w:name="_Toc233290680"/>
       <w:r>
         <w:lastRenderedPageBreak/>
         <w:t>Tipos de negociación</w:t>
@@ -4443,7 +4379,7 @@
       <w:pPr>
         <w:pStyle w:val="Ttulo2"/>
       </w:pPr>
-      <w:bookmarkStart w:id="8" w:name="_Toc230958418"/>
+      <w:bookmarkStart w:id="8" w:name="_Toc233290681"/>
       <w:r>
         <w:t>Métodos</w:t>
       </w:r>
@@ -4551,7 +4487,7 @@
       <w:pPr>
         <w:pStyle w:val="Ttulo2"/>
       </w:pPr>
-      <w:bookmarkStart w:id="9" w:name="_Toc230958419"/>
+      <w:bookmarkStart w:id="9" w:name="_Toc233290682"/>
       <w:r>
         <w:t>Características</w:t>
       </w:r>
@@ -4688,7 +4624,7 @@
       <w:pPr>
         <w:pStyle w:val="Ttulo2"/>
       </w:pPr>
-      <w:bookmarkStart w:id="10" w:name="_Toc230958420"/>
+      <w:bookmarkStart w:id="10" w:name="_Toc233290683"/>
       <w:r>
         <w:t>Criterios de negociación</w:t>
       </w:r>
@@ -4926,7 +4862,7 @@
       <w:pPr>
         <w:pStyle w:val="Ttulo2"/>
       </w:pPr>
-      <w:bookmarkStart w:id="11" w:name="_Toc230958421"/>
+      <w:bookmarkStart w:id="11" w:name="_Toc233290684"/>
       <w:r>
         <w:t>Escucha activa</w:t>
       </w:r>
@@ -5598,7 +5534,7 @@
       <w:pPr>
         <w:pStyle w:val="Ttulo1"/>
       </w:pPr>
-      <w:bookmarkStart w:id="12" w:name="_Toc230958422"/>
+      <w:bookmarkStart w:id="12" w:name="_Toc233290685"/>
       <w:r>
         <w:lastRenderedPageBreak/>
         <w:t>Comunicación</w:t>
@@ -5657,7 +5593,7 @@
           <w:noProof/>
         </w:rPr>
         <w:drawing>
-          <wp:inline distT="0" distB="0" distL="0" distR="0" wp14:anchorId="46970180" wp14:editId="6F33DB04">
+          <wp:inline distT="0" distB="0" distL="0" distR="0" wp14:anchorId="46970180" wp14:editId="74274158">
             <wp:extent cx="4679792" cy="2632383"/>
             <wp:effectExtent l="0" t="0" r="6985" b="0"/>
             <wp:docPr id="1430794000" name="Imagen 1430794000">
@@ -5856,7 +5792,7 @@
       <w:pPr>
         <w:pStyle w:val="Ttulo2"/>
       </w:pPr>
-      <w:bookmarkStart w:id="13" w:name="_Toc230958423"/>
+      <w:bookmarkStart w:id="13" w:name="_Toc233290686"/>
       <w:r>
         <w:t>Principios</w:t>
       </w:r>
@@ -5980,7 +5916,7 @@
       <w:pPr>
         <w:pStyle w:val="Ttulo2"/>
       </w:pPr>
-      <w:bookmarkStart w:id="14" w:name="_Toc230958424"/>
+      <w:bookmarkStart w:id="14" w:name="_Toc233290687"/>
       <w:r>
         <w:t>Canales</w:t>
       </w:r>
@@ -6139,7 +6075,7 @@
       <w:pPr>
         <w:pStyle w:val="Ttulo2"/>
       </w:pPr>
-      <w:bookmarkStart w:id="15" w:name="_Toc230958425"/>
+      <w:bookmarkStart w:id="15" w:name="_Toc233290688"/>
       <w:r>
         <w:t>Componentes</w:t>
       </w:r>
@@ -6296,7 +6232,7 @@
       <w:pPr>
         <w:pStyle w:val="Ttulo2"/>
       </w:pPr>
-      <w:bookmarkStart w:id="16" w:name="_Toc230958426"/>
+      <w:bookmarkStart w:id="16" w:name="_Toc233290689"/>
       <w:r>
         <w:t>Estrategias del lenguaje</w:t>
       </w:r>
@@ -6442,7 +6378,7 @@
       <w:pPr>
         <w:pStyle w:val="Ttulo2"/>
       </w:pPr>
-      <w:bookmarkStart w:id="17" w:name="_Toc230958427"/>
+      <w:bookmarkStart w:id="17" w:name="_Toc233290690"/>
       <w:r>
         <w:t>Técnicas de oratoria</w:t>
       </w:r>
@@ -6576,7 +6512,7 @@
       <w:pPr>
         <w:pStyle w:val="Ttulo2"/>
       </w:pPr>
-      <w:bookmarkStart w:id="18" w:name="_Toc230958428"/>
+      <w:bookmarkStart w:id="18" w:name="_Toc233290691"/>
       <w:r>
         <w:t>Técnicas de comunicación comunitaria</w:t>
       </w:r>
@@ -6678,7 +6614,7 @@
       <w:pPr>
         <w:pStyle w:val="Ttulo2"/>
       </w:pPr>
-      <w:bookmarkStart w:id="19" w:name="_Toc230958429"/>
+      <w:bookmarkStart w:id="19" w:name="_Toc233290692"/>
       <w:r>
         <w:t>Técnicas de divulgación y sistematización</w:t>
       </w:r>
@@ -6821,7 +6757,7 @@
       <w:pPr>
         <w:pStyle w:val="Ttulo2"/>
       </w:pPr>
-      <w:bookmarkStart w:id="20" w:name="_Toc230958430"/>
+      <w:bookmarkStart w:id="20" w:name="_Toc233290693"/>
       <w:r>
         <w:t>Tipos de entrevista</w:t>
       </w:r>
@@ -6954,7 +6890,7 @@
       <w:pPr>
         <w:pStyle w:val="Ttulo2"/>
       </w:pPr>
-      <w:bookmarkStart w:id="21" w:name="_Toc230958431"/>
+      <w:bookmarkStart w:id="21" w:name="_Toc233290694"/>
       <w:r>
         <w:t>Características didácticas de transmisión de conocimiento</w:t>
       </w:r>
@@ -7229,7 +7165,7 @@
       <w:pPr>
         <w:pStyle w:val="Ttulo2"/>
       </w:pPr>
-      <w:bookmarkStart w:id="22" w:name="_Toc230958432"/>
+      <w:bookmarkStart w:id="22" w:name="_Toc233290695"/>
       <w:r>
         <w:t>Lenguaje corporal y verbal</w:t>
       </w:r>
@@ -8082,7 +8018,7 @@
       <w:pPr>
         <w:pStyle w:val="Ttulo1"/>
       </w:pPr>
-      <w:bookmarkStart w:id="23" w:name="_Toc230958433"/>
+      <w:bookmarkStart w:id="23" w:name="_Toc233290696"/>
       <w:r>
         <w:lastRenderedPageBreak/>
         <w:t>Ruta de atención de riesgos</w:t>
@@ -8103,7 +8039,7 @@
       <w:pPr>
         <w:pStyle w:val="Ttulo2"/>
       </w:pPr>
-      <w:bookmarkStart w:id="24" w:name="_Toc230958434"/>
+      <w:bookmarkStart w:id="24" w:name="_Toc233290697"/>
       <w:r>
         <w:t>Indicadores de riesgo</w:t>
       </w:r>
@@ -8233,7 +8169,7 @@
       <w:pPr>
         <w:pStyle w:val="Ttulo2"/>
       </w:pPr>
-      <w:bookmarkStart w:id="25" w:name="_Toc230958435"/>
+      <w:bookmarkStart w:id="25" w:name="_Toc233290698"/>
       <w:r>
         <w:t>Tipos de riesgos</w:t>
       </w:r>
@@ -8395,7 +8331,7 @@
       <w:pPr>
         <w:pStyle w:val="Ttulo2"/>
       </w:pPr>
-      <w:bookmarkStart w:id="26" w:name="_Toc230958436"/>
+      <w:bookmarkStart w:id="26" w:name="_Toc233290699"/>
       <w:r>
         <w:t>Protocolo de atención</w:t>
       </w:r>
@@ -8491,7 +8427,7 @@
       <w:pPr>
         <w:pStyle w:val="Ttulo2"/>
       </w:pPr>
-      <w:bookmarkStart w:id="27" w:name="_Toc230958437"/>
+      <w:bookmarkStart w:id="27" w:name="_Toc233290700"/>
       <w:r>
         <w:t>Protocolos de seguridad</w:t>
       </w:r>
@@ -9001,7 +8937,7 @@
       <w:pPr>
         <w:pStyle w:val="Ttulo1"/>
       </w:pPr>
-      <w:bookmarkStart w:id="28" w:name="_Toc230958438"/>
+      <w:bookmarkStart w:id="28" w:name="_Toc233290701"/>
       <w:r>
         <w:lastRenderedPageBreak/>
         <w:t>Gestión de la información</w:t>
@@ -9022,7 +8958,7 @@
       <w:pPr>
         <w:pStyle w:val="Ttulo2"/>
       </w:pPr>
-      <w:bookmarkStart w:id="29" w:name="_Toc230958439"/>
+      <w:bookmarkStart w:id="29" w:name="_Toc233290702"/>
       <w:r>
         <w:t>Concepto</w:t>
       </w:r>
@@ -9198,7 +9134,7 @@
       <w:pPr>
         <w:pStyle w:val="Ttulo2"/>
       </w:pPr>
-      <w:bookmarkStart w:id="30" w:name="_Toc230958440"/>
+      <w:bookmarkStart w:id="30" w:name="_Toc233290703"/>
       <w:r>
         <w:lastRenderedPageBreak/>
         <w:t>Métodos de diligenciamiento de documentos</w:t>
@@ -9357,7 +9293,7 @@
       <w:pPr>
         <w:pStyle w:val="Ttulo2"/>
       </w:pPr>
-      <w:bookmarkStart w:id="31" w:name="_Toc230958441"/>
+      <w:bookmarkStart w:id="31" w:name="_Toc233290704"/>
       <w:r>
         <w:t>Registros productivos</w:t>
       </w:r>
@@ -9491,7 +9427,7 @@
       <w:pPr>
         <w:pStyle w:val="Ttulo2"/>
       </w:pPr>
-      <w:bookmarkStart w:id="32" w:name="_Toc230958442"/>
+      <w:bookmarkStart w:id="32" w:name="_Toc233290705"/>
       <w:r>
         <w:t>Técnicas de elaboración de informes</w:t>
       </w:r>
@@ -9623,7 +9559,7 @@
       <w:pPr>
         <w:pStyle w:val="Ttulo2"/>
       </w:pPr>
-      <w:bookmarkStart w:id="33" w:name="_Toc230958443"/>
+      <w:bookmarkStart w:id="33" w:name="_Toc233290706"/>
       <w:r>
         <w:t>Tipos de reporte</w:t>
       </w:r>
@@ -9764,47 +9700,42 @@
       <w:pPr>
         <w:pStyle w:val="Ttulo1"/>
       </w:pPr>
-      <w:bookmarkStart w:id="34" w:name="_Toc230958444"/>
-      <w:r>
-        <w:lastRenderedPageBreak/>
-        <w:t>Seguridad y salud en el trabajo y la gestión ambiental</w:t>
-      </w:r>
-      <w:bookmarkEnd w:id="34"/>
-    </w:p>
-    <w:p>
-      <w:r>
-        <w:t>En el desarrollo de proyectos agropecuarios comunitarios, la seguridad y salud en el trabajo, junto con la gestión ambiental, constituyen pilares fundamentales para garantizar la sostenibilidad de las actividades productivas y el bienestar de las personas involucradas. Estos dos componentes permiten no solo prevenir accidentes, enfermedades laborales y riesgos ocupacionales, sino también promover prácticas responsables frente al uso de los recursos naturales y la protección del entorno.</w:t>
-      </w:r>
-    </w:p>
-    <w:p>
-      <w:r>
-        <w:t>La seguridad y salud en el trabajo orienta a los trabajadores y comunidades en la adopción de medidas preventivas, el uso adecuado de elementos de protección personal, la implementación de pausas activas y el cumplimiento de la normatividad vigente, con el fin de generar ambientes laborales seguros y saludables.</w:t>
-      </w:r>
-    </w:p>
-    <w:p>
-      <w:r>
-        <w:t>Por su parte, la gestión ambiental se enfoca en la planificación y aplicación de estrategias que minimicen los impactos negativos sobre el medio ambiente, promoviendo el manejo adecuado del agua, los residuos y las emisiones, así como el fortalecimiento de prácticas sostenibles que contribuyan a la conservación de los ecosistemas.</w:t>
-      </w:r>
-    </w:p>
-    <w:p>
-      <w:r>
-        <w:t>En conjunto, estos dos enfoques fortalecen la cultura de prevención, responsabilidad y sostenibilidad en los proyectos agropecuarios, asegurando su viabilidad en el tiempo y su impacto positivo en las comunidades rurales.</w:t>
-      </w:r>
-    </w:p>
-    <w:p>
-      <w:pPr>
-        <w:pStyle w:val="Ttulo2"/>
-      </w:pPr>
-      <w:bookmarkStart w:id="35" w:name="_Toc230958445"/>
+      <w:bookmarkStart w:id="34" w:name="_Toc233290707"/>
       <w:r>
         <w:lastRenderedPageBreak/>
         <w:t>Seguridad y salud en el trabajo</w:t>
       </w:r>
+      <w:bookmarkEnd w:id="34"/>
+    </w:p>
+    <w:p>
+      <w:r>
+        <w:t xml:space="preserve">En el desarrollo de proyectos agropecuarios comunitarios, la seguridad y salud en el trabajo, constituye un pilar fundamental para garantizar la sostenibilidad de las actividades productivas y el bienestar de las personas involucradas. </w:t>
+      </w:r>
+    </w:p>
+    <w:p>
+      <w:r>
+        <w:t>La seguridad y salud en el trabajo orienta a los trabajadores y comunidades en la adopción de medidas preventivas, el uso adecuado de elementos de protección personal, la implementación de pausas activas y el cumplimiento de la normatividad vigente, con el fin de generar ambientes laborales seguros y saludables.</w:t>
+      </w:r>
+    </w:p>
+    <w:p>
+      <w:pPr>
+        <w:pStyle w:val="Ttulo2"/>
+      </w:pPr>
+      <w:bookmarkStart w:id="35" w:name="_Toc233290708"/>
+      <w:r>
+        <w:t>Generalidades y normativida</w:t>
+      </w:r>
+      <w:r>
+        <w:t>d</w:t>
+      </w:r>
       <w:bookmarkEnd w:id="35"/>
     </w:p>
     <w:p>
       <w:r>
-        <w:t>La seguridad y salud en el trabajo en actividades agropecuarias y comunitarias tiene como finalidad prevenir accidentes, enfermedades laborales y promover condiciones dignas y seguras para el desarrollo de las actividades productivas. En este contexto, se integran prácticas de autocuidado, prevención de riesgos y cumplimiento normativo.</w:t>
+        <w:t>La seguridad y salud en el trabajo en actividades agropecuarias y comunitarias tiene como finalidad prevenir accidentes, enfermedades laborales y promover condiciones dignas y seguras para el desarrollo de las actividades productivas. En este contexto, se integran prácticas de autocuidado, prevención de riesgos y cumplimiento normativo</w:t>
+      </w:r>
+      <w:r>
+        <w:t>.</w:t>
       </w:r>
     </w:p>
     <w:p>
@@ -9912,7 +9843,11 @@
               <w:ind w:firstLine="0"/>
             </w:pPr>
             <w:r>
-              <w:t>Son descansos cortos realizados durante la jornada laboral para disminuir la fatiga física y mental.</w:t>
+              <w:t xml:space="preserve">Son descansos cortos realizados </w:t>
+            </w:r>
+            <w:r>
+              <w:lastRenderedPageBreak/>
+              <w:t>durante la jornada laboral para disminuir la fatiga física y mental.</w:t>
             </w:r>
           </w:p>
         </w:tc>
@@ -9929,6 +9864,7 @@
               </w:numPr>
             </w:pPr>
             <w:r>
+              <w:lastRenderedPageBreak/>
               <w:t>Ejercicios de estiramiento</w:t>
             </w:r>
           </w:p>
@@ -9953,6 +9889,7 @@
               </w:numPr>
             </w:pPr>
             <w:r>
+              <w:lastRenderedPageBreak/>
               <w:t>Duración de 5 a 10 minutos</w:t>
             </w:r>
           </w:p>
@@ -9982,6 +9919,7 @@
               </w:numPr>
             </w:pPr>
             <w:r>
+              <w:lastRenderedPageBreak/>
               <w:t>Mejora la circulación</w:t>
             </w:r>
           </w:p>
@@ -10006,6 +9944,7 @@
               </w:numPr>
             </w:pPr>
             <w:r>
+              <w:lastRenderedPageBreak/>
               <w:t>Previene lesiones osteomusculares</w:t>
             </w:r>
           </w:p>
@@ -10021,6 +9960,7 @@
               <w:ind w:firstLine="0"/>
             </w:pPr>
             <w:r>
+              <w:lastRenderedPageBreak/>
               <w:t>Higiene postural</w:t>
             </w:r>
           </w:p>
@@ -10034,11 +9974,7 @@
               <w:ind w:firstLine="0"/>
             </w:pPr>
             <w:r>
-              <w:t xml:space="preserve">Conjunto de prácticas orientadas a mantener </w:t>
-            </w:r>
-            <w:r>
-              <w:lastRenderedPageBreak/>
-              <w:t>posturas adecuadas durante las actividades laborales.</w:t>
+              <w:t>Conjunto de prácticas orientadas a mantener posturas adecuadas durante las actividades laborales.</w:t>
             </w:r>
           </w:p>
         </w:tc>
@@ -10055,7 +9991,6 @@
               </w:numPr>
             </w:pPr>
             <w:r>
-              <w:lastRenderedPageBreak/>
               <w:t>Mantener la espalda recta.</w:t>
             </w:r>
           </w:p>
@@ -10068,7 +10003,6 @@
               </w:numPr>
             </w:pPr>
             <w:r>
-              <w:lastRenderedPageBreak/>
               <w:t>Flexionar rodillas al cargar objetos</w:t>
             </w:r>
             <w:r>
@@ -10113,7 +10047,6 @@
               </w:numPr>
             </w:pPr>
             <w:r>
-              <w:lastRenderedPageBreak/>
               <w:t>Reduce sobrecargas físicas</w:t>
             </w:r>
             <w:r>
@@ -10129,7 +10062,6 @@
               </w:numPr>
             </w:pPr>
             <w:r>
-              <w:lastRenderedPageBreak/>
               <w:t>Previene dolores y lesiones musculares.</w:t>
             </w:r>
           </w:p>
@@ -10160,7 +10092,6 @@
               <w:ind w:firstLine="0"/>
             </w:pPr>
             <w:r>
-              <w:lastRenderedPageBreak/>
               <w:t>Elementos de protección personal (EPP)</w:t>
             </w:r>
           </w:p>
@@ -10174,7 +10105,11 @@
               <w:ind w:firstLine="0"/>
             </w:pPr>
             <w:r>
-              <w:t>Dispositivos y prendas utilizados para proteger al trabajador frente a riesgos laborales.</w:t>
+              <w:t xml:space="preserve">Dispositivos y prendas utilizados para proteger al trabajador </w:t>
+            </w:r>
+            <w:r>
+              <w:lastRenderedPageBreak/>
+              <w:t>frente a riesgos laborales.</w:t>
             </w:r>
           </w:p>
         </w:tc>
@@ -10191,6 +10126,7 @@
               </w:numPr>
             </w:pPr>
             <w:r>
+              <w:lastRenderedPageBreak/>
               <w:t>Guantes</w:t>
             </w:r>
           </w:p>
@@ -10239,6 +10175,7 @@
               </w:numPr>
             </w:pPr>
             <w:r>
+              <w:lastRenderedPageBreak/>
               <w:t>Protección solar</w:t>
             </w:r>
           </w:p>
@@ -10256,6 +10193,7 @@
               </w:numPr>
             </w:pPr>
             <w:r>
+              <w:lastRenderedPageBreak/>
               <w:t>Disminuye accidentes laborales.</w:t>
             </w:r>
           </w:p>
@@ -10268,7 +10206,11 @@
               </w:numPr>
             </w:pPr>
             <w:r>
-              <w:t>Reduce exposición a riesgos físicos, químicos y biológicos.</w:t>
+              <w:t xml:space="preserve">Reduce exposición a </w:t>
+            </w:r>
+            <w:r>
+              <w:lastRenderedPageBreak/>
+              <w:t>riesgos físicos, químicos y biológicos.</w:t>
             </w:r>
           </w:p>
           <w:p>
@@ -10291,6 +10233,7 @@
         <w:ind w:firstLine="0"/>
       </w:pPr>
       <w:r>
+        <w:lastRenderedPageBreak/>
         <w:t>Nota. SENA, (2026).</w:t>
       </w:r>
     </w:p>
@@ -10311,6 +10254,11 @@
     </w:p>
     <w:p>
       <w:r>
+        <w:t>El conocimiento y la aplicación de la normativa vigente permiten desarrollar las actividades agropecuarias de manera segura, fomentando una cultura de autocuidado, gestión del riesgo y cumplimiento de las disposiciones legales que garantizan ambientes de trabajo saludables y sostenibles.</w:t>
+      </w:r>
+    </w:p>
+    <w:p>
+      <w:r>
         <w:t>En Colombia, la seguridad y salud en el trabajo está regulada principalmente por:</w:t>
       </w:r>
     </w:p>
@@ -10319,11 +10267,10 @@
         <w:pStyle w:val="Prrafodelista"/>
         <w:numPr>
           <w:ilvl w:val="0"/>
-          <w:numId w:val="46"/>
+          <w:numId w:val="50"/>
         </w:numPr>
       </w:pPr>
       <w:r>
-        <w:lastRenderedPageBreak/>
         <w:t xml:space="preserve">Decreto 1072 de 2015 (Sistema de Gestión de Seguridad y Salud en el Trabajo). </w:t>
       </w:r>
     </w:p>
@@ -10332,7 +10279,7 @@
         <w:pStyle w:val="Prrafodelista"/>
         <w:numPr>
           <w:ilvl w:val="0"/>
-          <w:numId w:val="46"/>
+          <w:numId w:val="50"/>
         </w:numPr>
       </w:pPr>
       <w:r>
@@ -10344,11 +10291,11 @@
         <w:pStyle w:val="Prrafodelista"/>
         <w:numPr>
           <w:ilvl w:val="0"/>
-          <w:numId w:val="46"/>
+          <w:numId w:val="50"/>
         </w:numPr>
       </w:pPr>
       <w:r>
-        <w:t>Normas técnicas sectoriales aplicables a actividades agropecuarias.</w:t>
+        <w:t xml:space="preserve">Normas técnicas sectoriales aplicables a actividades agropecuarias. </w:t>
       </w:r>
     </w:p>
     <w:p>
@@ -10356,327 +10303,6 @@
         <w:t>Estas normas establecen responsabilidades del empleador, del trabajador y los mecanismos de prevención y control de riesgos.</w:t>
       </w:r>
     </w:p>
-    <w:p>
-      <w:pPr>
-        <w:pStyle w:val="Ttulo2"/>
-      </w:pPr>
-      <w:bookmarkStart w:id="36" w:name="_Toc230958446"/>
-      <w:r>
-        <w:t>Gestión ambiental</w:t>
-      </w:r>
-      <w:bookmarkEnd w:id="36"/>
-    </w:p>
-    <w:p>
-      <w:r>
-        <w:t>Los proyectos agropecuarios comunitarios requieren la implementación de acciones orientadas al uso responsable de los recursos naturales y al fortalecimiento de prácticas sostenibles en el territorio. La protección del suelo, el agua, la biodiversidad y las condiciones del entorno contribuyen al desarrollo productivo, al bienestar de las comunidades y a la permanencia de las actividades agropecuarias a largo plazo.</w:t>
-      </w:r>
-    </w:p>
-    <w:p>
-      <w:r>
-        <w:rPr>
-          <w:b/>
-          <w:bCs/>
-        </w:rPr>
-        <w:t>Concepto</w:t>
-      </w:r>
-    </w:p>
-    <w:p>
-      <w:r>
-        <w:t>La gestión ambiental en proyectos agropecuarios es el conjunto de acciones, estrategias y prácticas orientadas a prevenir, controlar y reducir los impactos ambientales generados por las actividades productivas en el territorio. Su propósito es promover el uso sostenible de los recursos naturales, proteger el entorno y fortalecer el equilibrio entre la producción agropecuaria, el bienestar comunitario y la conservación ambiental.</w:t>
-      </w:r>
-    </w:p>
-    <w:p>
-      <w:pPr>
-        <w:spacing w:before="0" w:after="160" w:line="259" w:lineRule="auto"/>
-        <w:ind w:firstLine="0"/>
-      </w:pPr>
-      <w:r>
-        <w:br w:type="page"/>
-      </w:r>
-    </w:p>
-    <w:p>
-      <w:pPr>
-        <w:rPr>
-          <w:b/>
-          <w:bCs/>
-        </w:rPr>
-      </w:pPr>
-      <w:r>
-        <w:rPr>
-          <w:b/>
-          <w:bCs/>
-        </w:rPr>
-        <w:lastRenderedPageBreak/>
-        <w:t>Tipos de requerimientos ambientales</w:t>
-      </w:r>
-    </w:p>
-    <w:p>
-      <w:r>
-        <w:t>Los proyectos agropecuarios requieren el cumplimiento de diferentes requerimientos ambientales orientados a proteger los recursos naturales y prevenir impactos negativos sobre el entorno. Estos requerimientos incluyen normas, permisos, prácticas de manejo y acciones de control relacionadas con el uso del agua, manejo de residuos, conservación del suelo, protección de la biodiversidad y aprovechamiento sostenible de los recursos naturales en las actividades productivas. Entre los requerimientos más importantes tenemos:</w:t>
-      </w:r>
-    </w:p>
-    <w:p>
-      <w:pPr>
-        <w:pStyle w:val="Prrafodelista"/>
-        <w:numPr>
-          <w:ilvl w:val="0"/>
-          <w:numId w:val="47"/>
-        </w:numPr>
-      </w:pPr>
-      <w:r>
-        <w:rPr>
-          <w:b/>
-          <w:bCs/>
-        </w:rPr>
-        <w:t>Legales</w:t>
-      </w:r>
-      <w:r>
-        <w:t xml:space="preserve">: permisos ambientales, licencias y cumplimiento normativo. </w:t>
-      </w:r>
-    </w:p>
-    <w:p>
-      <w:pPr>
-        <w:pStyle w:val="Prrafodelista"/>
-        <w:numPr>
-          <w:ilvl w:val="0"/>
-          <w:numId w:val="47"/>
-        </w:numPr>
-      </w:pPr>
-      <w:r>
-        <w:rPr>
-          <w:b/>
-          <w:bCs/>
-        </w:rPr>
-        <w:t>Técnicos</w:t>
-      </w:r>
-      <w:r>
-        <w:t xml:space="preserve">: manejo adecuado de residuos, agua y suelo. </w:t>
-      </w:r>
-    </w:p>
-    <w:p>
-      <w:pPr>
-        <w:pStyle w:val="Prrafodelista"/>
-        <w:numPr>
-          <w:ilvl w:val="0"/>
-          <w:numId w:val="47"/>
-        </w:numPr>
-      </w:pPr>
-      <w:r>
-        <w:rPr>
-          <w:b/>
-          <w:bCs/>
-        </w:rPr>
-        <w:t>Sociales</w:t>
-      </w:r>
-      <w:r>
-        <w:t xml:space="preserve">: participación comunitaria y educación ambiental. </w:t>
-      </w:r>
-    </w:p>
-    <w:p>
-      <w:pPr>
-        <w:pStyle w:val="Prrafodelista"/>
-        <w:numPr>
-          <w:ilvl w:val="0"/>
-          <w:numId w:val="47"/>
-        </w:numPr>
-      </w:pPr>
-      <w:r>
-        <w:rPr>
-          <w:b/>
-          <w:bCs/>
-        </w:rPr>
-        <w:t>Productivos</w:t>
-      </w:r>
-      <w:r>
-        <w:t xml:space="preserve">: implementación de prácticas sostenibles en la producción. </w:t>
-      </w:r>
-    </w:p>
-    <w:p>
-      <w:pPr>
-        <w:rPr>
-          <w:b/>
-          <w:bCs/>
-        </w:rPr>
-      </w:pPr>
-      <w:r>
-        <w:rPr>
-          <w:b/>
-          <w:bCs/>
-        </w:rPr>
-        <w:t>Características de la gestión ambiental</w:t>
-      </w:r>
-    </w:p>
-    <w:p>
-      <w:r>
-        <w:t xml:space="preserve">La gestión ambiental presenta características orientadas a la planificación, prevención y control de los impactos generados por las actividades humanas sobre el entorno. Se fundamenta en el uso sostenible de los recursos naturales, la participación comunitaria, el cumplimiento de normas ambientales y la implementación de prácticas responsables que favorecen la conservación del ambiente y el desarrollo sostenible de los territorios. Las características </w:t>
-      </w:r>
-      <w:r>
-        <w:t>más</w:t>
-      </w:r>
-      <w:r>
-        <w:t xml:space="preserve"> relevantes son:</w:t>
-      </w:r>
-    </w:p>
-    <w:p>
-      <w:pPr>
-        <w:pStyle w:val="Prrafodelista"/>
-        <w:numPr>
-          <w:ilvl w:val="0"/>
-          <w:numId w:val="48"/>
-        </w:numPr>
-      </w:pPr>
-      <w:r>
-        <w:t xml:space="preserve">Preventiva más que correctiva. </w:t>
-      </w:r>
-    </w:p>
-    <w:p>
-      <w:pPr>
-        <w:pStyle w:val="Prrafodelista"/>
-        <w:numPr>
-          <w:ilvl w:val="0"/>
-          <w:numId w:val="48"/>
-        </w:numPr>
-      </w:pPr>
-      <w:r>
-        <w:t xml:space="preserve">Participativa e incluyente. </w:t>
-      </w:r>
-    </w:p>
-    <w:p>
-      <w:pPr>
-        <w:pStyle w:val="Prrafodelista"/>
-        <w:numPr>
-          <w:ilvl w:val="0"/>
-          <w:numId w:val="48"/>
-        </w:numPr>
-      </w:pPr>
-      <w:r>
-        <w:lastRenderedPageBreak/>
-        <w:t xml:space="preserve">Basada en la sostenibilidad. </w:t>
-      </w:r>
-    </w:p>
-    <w:p>
-      <w:pPr>
-        <w:pStyle w:val="Prrafodelista"/>
-        <w:numPr>
-          <w:ilvl w:val="0"/>
-          <w:numId w:val="48"/>
-        </w:numPr>
-      </w:pPr>
-      <w:r>
-        <w:t xml:space="preserve">Enfocada en el uso eficiente de recursos. </w:t>
-      </w:r>
-    </w:p>
-    <w:p>
-      <w:pPr>
-        <w:pStyle w:val="Prrafodelista"/>
-        <w:numPr>
-          <w:ilvl w:val="0"/>
-          <w:numId w:val="48"/>
-        </w:numPr>
-      </w:pPr>
-      <w:r>
-        <w:t xml:space="preserve">Articulada con la normatividad vigente. </w:t>
-      </w:r>
-    </w:p>
-    <w:p>
-      <w:pPr>
-        <w:rPr>
-          <w:b/>
-          <w:bCs/>
-        </w:rPr>
-      </w:pPr>
-      <w:r>
-        <w:rPr>
-          <w:b/>
-          <w:bCs/>
-        </w:rPr>
-        <w:t>Normativa ambiental en Colombia</w:t>
-      </w:r>
-    </w:p>
-    <w:p>
-      <w:r>
-        <w:t>Son conjunto de leyes, decretos, resoluciones y políticas orientadas a la protección, conservación y uso sostenible de los recursos naturales. Estas disposiciones regulan las actividades productivas, incluyendo las agropecuarias, con el propósito de prevenir impactos ambientales, promover el desarrollo sostenible y garantizar el bienestar de las comunidades y del entorno natural.</w:t>
-      </w:r>
-    </w:p>
-    <w:p>
-      <w:r>
-        <w:t>Incluye principalmente:</w:t>
-      </w:r>
-    </w:p>
-    <w:p>
-      <w:pPr>
-        <w:pStyle w:val="Prrafodelista"/>
-        <w:numPr>
-          <w:ilvl w:val="0"/>
-          <w:numId w:val="49"/>
-        </w:numPr>
-      </w:pPr>
-      <w:r>
-        <w:t xml:space="preserve">Ley 99 de 1993 (creación del Sistema Nacional Ambiental – SINA). </w:t>
-      </w:r>
-    </w:p>
-    <w:p>
-      <w:pPr>
-        <w:pStyle w:val="Prrafodelista"/>
-        <w:numPr>
-          <w:ilvl w:val="0"/>
-          <w:numId w:val="49"/>
-        </w:numPr>
-      </w:pPr>
-      <w:r>
-        <w:t xml:space="preserve">Decreto 1076 de 2015 (sector ambiente). </w:t>
-      </w:r>
-    </w:p>
-    <w:p>
-      <w:pPr>
-        <w:pStyle w:val="Prrafodelista"/>
-        <w:numPr>
-          <w:ilvl w:val="0"/>
-          <w:numId w:val="49"/>
-        </w:numPr>
-      </w:pPr>
-      <w:r>
-        <w:t xml:space="preserve">Normas sobre manejo de residuos sólidos y vertimientos. </w:t>
-      </w:r>
-    </w:p>
-    <w:p>
-      <w:pPr>
-        <w:pStyle w:val="Prrafodelista"/>
-        <w:numPr>
-          <w:ilvl w:val="0"/>
-          <w:numId w:val="49"/>
-        </w:numPr>
-      </w:pPr>
-      <w:r>
-        <w:t xml:space="preserve">Reglamentaciones sobre protección de fuentes hídricas. </w:t>
-      </w:r>
-    </w:p>
-    <w:p>
-      <w:pPr>
-        <w:pStyle w:val="Prrafodelista"/>
-        <w:numPr>
-          <w:ilvl w:val="0"/>
-          <w:numId w:val="49"/>
-        </w:numPr>
-      </w:pPr>
-      <w:r>
-        <w:t xml:space="preserve">Uso eficiente de fertilizantes y abonos orgánicos. </w:t>
-      </w:r>
-    </w:p>
-    <w:p>
-      <w:pPr>
-        <w:pStyle w:val="Prrafodelista"/>
-        <w:numPr>
-          <w:ilvl w:val="0"/>
-          <w:numId w:val="49"/>
-        </w:numPr>
-      </w:pPr>
-      <w:r>
-        <w:t>Implementación de prácticas agroecológicas.</w:t>
-      </w:r>
-    </w:p>
-    <w:p/>
-    <w:p/>
     <w:p>
       <w:pPr>
         <w:pStyle w:val="Titulosgenerales"/>
@@ -10685,12 +10311,12 @@
           <w:u w:val="single"/>
         </w:rPr>
       </w:pPr>
-      <w:bookmarkStart w:id="37" w:name="_Toc230958447"/>
+      <w:bookmarkStart w:id="36" w:name="_Toc233290709"/>
       <w:r>
         <w:lastRenderedPageBreak/>
         <w:t>Síntesis</w:t>
       </w:r>
-      <w:bookmarkEnd w:id="37"/>
+      <w:bookmarkEnd w:id="36"/>
       <w:r>
         <w:t xml:space="preserve"> </w:t>
       </w:r>
@@ -10740,10 +10366,10 @@
         </w:rPr>
         <w:lastRenderedPageBreak/>
         <w:drawing>
-          <wp:inline distT="0" distB="0" distL="0" distR="0" wp14:anchorId="129CB65E" wp14:editId="4016CCEC">
-            <wp:extent cx="6332220" cy="6189345"/>
-            <wp:effectExtent l="0" t="0" r="0" b="1905"/>
-            <wp:docPr id="1298695319" name="Gráfico 5" descr="La figura presenta la estructura del componente “Gestión comunitaria, comunicación y manejo de riesgos en proyectos agropecuarios”, organizado en seis temas principales:  gestión comunitaria con concertación, desarrollo de componentes y enfoque diferencial; técnicas de negociación con tipos, métodos, criterios y escucha activa; comunicación con principios, canales, oratoria, entrevistas y divulgación; ruta de atención de riesgos con indicadores, tipos de riesgos y protocolos; gestión de la información con registros, diligenciamiento de documentos e informes; y seguridad y salud en el trabajo junto con gestión ambiental, abordando prevención, protección y sostenibilidad en proyectos agropecuarios comunitarios."/>
+          <wp:inline distT="0" distB="0" distL="0" distR="0" wp14:anchorId="7FECC985" wp14:editId="203E85C4">
+            <wp:extent cx="6332220" cy="6157595"/>
+            <wp:effectExtent l="0" t="0" r="0" b="0"/>
+            <wp:docPr id="1621510535" name="Gráfico 3" descr="La figura presenta la estructura del componente “Gestión comunitaria, comunicación y manejo de riesgos en proyectos agropecuarios”, organizado en seis temas principales:  gestión comunitaria con concertación, desarrollo de componentes y enfoque diferencial; técnicas de negociación con tipos, métodos, criterios y escucha activa; comunicación con principios, canales, oratoria, entrevistas y divulgación; ruta de atención de riesgos con indicadores, tipos de riesgos y protocolos; gestión de la información con registros, diligenciamiento de documentos e informes; y seguridad y salud en el trabajo junto con gestión ambiental, abordando prevención, protección y sostenibilidad en proyectos agropecuarios comunitarios."/>
             <wp:cNvGraphicFramePr>
               <a:graphicFrameLocks xmlns:a="http://schemas.openxmlformats.org/drawingml/2006/main" noChangeAspect="1"/>
             </wp:cNvGraphicFramePr>
@@ -10751,7 +10377,7 @@
               <a:graphicData uri="http://schemas.openxmlformats.org/drawingml/2006/picture">
                 <pic:pic xmlns:pic="http://schemas.openxmlformats.org/drawingml/2006/picture">
                   <pic:nvPicPr>
-                    <pic:cNvPr id="1298695319" name="Gráfico 5" descr="La figura presenta la estructura del componente “Gestión comunitaria, comunicación y manejo de riesgos en proyectos agropecuarios”, organizado en seis temas principales:  gestión comunitaria con concertación, desarrollo de componentes y enfoque diferencial; técnicas de negociación con tipos, métodos, criterios y escucha activa; comunicación con principios, canales, oratoria, entrevistas y divulgación; ruta de atención de riesgos con indicadores, tipos de riesgos y protocolos; gestión de la información con registros, diligenciamiento de documentos e informes; y seguridad y salud en el trabajo junto con gestión ambiental, abordando prevención, protección y sostenibilidad en proyectos agropecuarios comunitarios."/>
+                    <pic:cNvPr id="1621510535" name="Gráfico 3" descr="La figura presenta la estructura del componente “Gestión comunitaria, comunicación y manejo de riesgos en proyectos agropecuarios”, organizado en seis temas principales:  gestión comunitaria con concertación, desarrollo de componentes y enfoque diferencial; técnicas de negociación con tipos, métodos, criterios y escucha activa; comunicación con principios, canales, oratoria, entrevistas y divulgación; ruta de atención de riesgos con indicadores, tipos de riesgos y protocolos; gestión de la información con registros, diligenciamiento de documentos e informes; y seguridad y salud en el trabajo junto con gestión ambiental, abordando prevención, protección y sostenibilidad en proyectos agropecuarios comunitarios."/>
                     <pic:cNvPicPr/>
                   </pic:nvPicPr>
                   <pic:blipFill>
@@ -10769,7 +10395,7 @@
                   <pic:spPr>
                     <a:xfrm>
                       <a:off x="0" y="0"/>
-                      <a:ext cx="6332220" cy="6189345"/>
+                      <a:ext cx="6332220" cy="6157595"/>
                     </a:xfrm>
                     <a:prstGeom prst="rect">
                       <a:avLst/>
@@ -10794,12 +10420,12 @@
       <w:pPr>
         <w:pStyle w:val="Titulosgenerales"/>
       </w:pPr>
-      <w:bookmarkStart w:id="38" w:name="_Toc230958448"/>
+      <w:bookmarkStart w:id="37" w:name="_Toc233290710"/>
       <w:r>
         <w:lastRenderedPageBreak/>
         <w:t>Glosario</w:t>
       </w:r>
-      <w:bookmarkEnd w:id="38"/>
+      <w:bookmarkEnd w:id="37"/>
     </w:p>
     <w:p>
       <w:r>
@@ -11000,12 +10626,12 @@
       <w:pPr>
         <w:pStyle w:val="Titulosgenerales"/>
       </w:pPr>
-      <w:bookmarkStart w:id="39" w:name="_Toc230958449"/>
+      <w:bookmarkStart w:id="38" w:name="_Toc233290711"/>
       <w:r>
         <w:lastRenderedPageBreak/>
         <w:t>Referencias bibliográficas</w:t>
       </w:r>
-      <w:bookmarkEnd w:id="39"/>
+      <w:bookmarkEnd w:id="38"/>
       <w:r>
         <w:t xml:space="preserve"> </w:t>
       </w:r>
@@ -11156,12 +10782,12 @@
       <w:pPr>
         <w:pStyle w:val="Titulosgenerales"/>
       </w:pPr>
-      <w:bookmarkStart w:id="40" w:name="_Toc230958450"/>
+      <w:bookmarkStart w:id="39" w:name="_Toc233290712"/>
       <w:r>
         <w:lastRenderedPageBreak/>
         <w:t>Créditos</w:t>
       </w:r>
-      <w:bookmarkEnd w:id="40"/>
+      <w:bookmarkEnd w:id="39"/>
     </w:p>
     <w:tbl>
       <w:tblPr>
@@ -11259,7 +10885,13 @@
               </w:rPr>
             </w:pPr>
             <w:r>
-              <w:t>Responsable Nacional Ecosistema de Recursos Educativos Digitales (RED) - Profesional 06</w:t>
+              <w:t>Profesional 06</w:t>
+            </w:r>
+            <w:r>
+              <w:t xml:space="preserve">. </w:t>
+            </w:r>
+            <w:r>
+              <w:t>Responsable Nacional Ecosistema de Recursos Educativos Digitales</w:t>
             </w:r>
           </w:p>
         </w:tc>
@@ -12429,6 +12061,119 @@
     </w:lvl>
   </w:abstractNum>
   <w:abstractNum w:abstractNumId="4" w15:restartNumberingAfterBreak="0">
+    <w:nsid w:val="0A0046A9"/>
+    <w:multiLevelType w:val="hybridMultilevel"/>
+    <w:tmpl w:val="17068E0C"/>
+    <w:lvl w:ilvl="0" w:tplc="240A0001">
+      <w:start w:val="1"/>
+      <w:numFmt w:val="bullet"/>
+      <w:lvlText w:val=""/>
+      <w:lvlJc w:val="left"/>
+      <w:pPr>
+        <w:ind w:left="1429" w:hanging="360"/>
+      </w:pPr>
+      <w:rPr>
+        <w:rFonts w:ascii="Symbol" w:hAnsi="Symbol" w:hint="default"/>
+      </w:rPr>
+    </w:lvl>
+    <w:lvl w:ilvl="1" w:tplc="240A0003" w:tentative="1">
+      <w:start w:val="1"/>
+      <w:numFmt w:val="bullet"/>
+      <w:lvlText w:val="o"/>
+      <w:lvlJc w:val="left"/>
+      <w:pPr>
+        <w:ind w:left="2149" w:hanging="360"/>
+      </w:pPr>
+      <w:rPr>
+        <w:rFonts w:ascii="Courier New" w:hAnsi="Courier New" w:cs="Courier New" w:hint="default"/>
+      </w:rPr>
+    </w:lvl>
+    <w:lvl w:ilvl="2" w:tplc="240A0005" w:tentative="1">
+      <w:start w:val="1"/>
+      <w:numFmt w:val="bullet"/>
+      <w:lvlText w:val=""/>
+      <w:lvlJc w:val="left"/>
+      <w:pPr>
+        <w:ind w:left="2869" w:hanging="360"/>
+      </w:pPr>
+      <w:rPr>
+        <w:rFonts w:ascii="Wingdings" w:hAnsi="Wingdings" w:hint="default"/>
+      </w:rPr>
+    </w:lvl>
+    <w:lvl w:ilvl="3" w:tplc="240A0001" w:tentative="1">
+      <w:start w:val="1"/>
+      <w:numFmt w:val="bullet"/>
+      <w:lvlText w:val=""/>
+      <w:lvlJc w:val="left"/>
+      <w:pPr>
+        <w:ind w:left="3589" w:hanging="360"/>
+      </w:pPr>
+      <w:rPr>
+        <w:rFonts w:ascii="Symbol" w:hAnsi="Symbol" w:hint="default"/>
+      </w:rPr>
+    </w:lvl>
+    <w:lvl w:ilvl="4" w:tplc="240A0003" w:tentative="1">
+      <w:start w:val="1"/>
+      <w:numFmt w:val="bullet"/>
+      <w:lvlText w:val="o"/>
+      <w:lvlJc w:val="left"/>
+      <w:pPr>
+        <w:ind w:left="4309" w:hanging="360"/>
+      </w:pPr>
+      <w:rPr>
+        <w:rFonts w:ascii="Courier New" w:hAnsi="Courier New" w:cs="Courier New" w:hint="default"/>
+      </w:rPr>
+    </w:lvl>
+    <w:lvl w:ilvl="5" w:tplc="240A0005" w:tentative="1">
+      <w:start w:val="1"/>
+      <w:numFmt w:val="bullet"/>
+      <w:lvlText w:val=""/>
+      <w:lvlJc w:val="left"/>
+      <w:pPr>
+        <w:ind w:left="5029" w:hanging="360"/>
+      </w:pPr>
+      <w:rPr>
+        <w:rFonts w:ascii="Wingdings" w:hAnsi="Wingdings" w:hint="default"/>
+      </w:rPr>
+    </w:lvl>
+    <w:lvl w:ilvl="6" w:tplc="240A0001" w:tentative="1">
+      <w:start w:val="1"/>
+      <w:numFmt w:val="bullet"/>
+      <w:lvlText w:val=""/>
+      <w:lvlJc w:val="left"/>
+      <w:pPr>
+        <w:ind w:left="5749" w:hanging="360"/>
+      </w:pPr>
+      <w:rPr>
+        <w:rFonts w:ascii="Symbol" w:hAnsi="Symbol" w:hint="default"/>
+      </w:rPr>
+    </w:lvl>
+    <w:lvl w:ilvl="7" w:tplc="240A0003" w:tentative="1">
+      <w:start w:val="1"/>
+      <w:numFmt w:val="bullet"/>
+      <w:lvlText w:val="o"/>
+      <w:lvlJc w:val="left"/>
+      <w:pPr>
+        <w:ind w:left="6469" w:hanging="360"/>
+      </w:pPr>
+      <w:rPr>
+        <w:rFonts w:ascii="Courier New" w:hAnsi="Courier New" w:cs="Courier New" w:hint="default"/>
+      </w:rPr>
+    </w:lvl>
+    <w:lvl w:ilvl="8" w:tplc="240A0005" w:tentative="1">
+      <w:start w:val="1"/>
+      <w:numFmt w:val="bullet"/>
+      <w:lvlText w:val=""/>
+      <w:lvlJc w:val="left"/>
+      <w:pPr>
+        <w:ind w:left="7189" w:hanging="360"/>
+      </w:pPr>
+      <w:rPr>
+        <w:rFonts w:ascii="Wingdings" w:hAnsi="Wingdings" w:hint="default"/>
+      </w:rPr>
+    </w:lvl>
+  </w:abstractNum>
+  <w:abstractNum w:abstractNumId="5" w15:restartNumberingAfterBreak="0">
     <w:nsid w:val="0A2D01D6"/>
     <w:multiLevelType w:val="hybridMultilevel"/>
     <w:tmpl w:val="17125E0A"/>
@@ -12541,7 +12286,7 @@
       </w:rPr>
     </w:lvl>
   </w:abstractNum>
-  <w:abstractNum w:abstractNumId="5" w15:restartNumberingAfterBreak="0">
+  <w:abstractNum w:abstractNumId="6" w15:restartNumberingAfterBreak="0">
     <w:nsid w:val="0B1566A4"/>
     <w:multiLevelType w:val="hybridMultilevel"/>
     <w:tmpl w:val="D73A5C0E"/>
@@ -12654,7 +12399,7 @@
       </w:rPr>
     </w:lvl>
   </w:abstractNum>
-  <w:abstractNum w:abstractNumId="6" w15:restartNumberingAfterBreak="0">
+  <w:abstractNum w:abstractNumId="7" w15:restartNumberingAfterBreak="0">
     <w:nsid w:val="0B45109E"/>
     <w:multiLevelType w:val="hybridMultilevel"/>
     <w:tmpl w:val="6940127E"/>
@@ -12767,7 +12512,7 @@
       </w:rPr>
     </w:lvl>
   </w:abstractNum>
-  <w:abstractNum w:abstractNumId="7" w15:restartNumberingAfterBreak="0">
+  <w:abstractNum w:abstractNumId="8" w15:restartNumberingAfterBreak="0">
     <w:nsid w:val="0C4021AF"/>
     <w:multiLevelType w:val="hybridMultilevel"/>
     <w:tmpl w:val="DA12A030"/>
@@ -12880,7 +12625,7 @@
       </w:rPr>
     </w:lvl>
   </w:abstractNum>
-  <w:abstractNum w:abstractNumId="8" w15:restartNumberingAfterBreak="0">
+  <w:abstractNum w:abstractNumId="9" w15:restartNumberingAfterBreak="0">
     <w:nsid w:val="0E4D513C"/>
     <w:multiLevelType w:val="hybridMultilevel"/>
     <w:tmpl w:val="8488CF68"/>
@@ -12993,7 +12738,7 @@
       </w:rPr>
     </w:lvl>
   </w:abstractNum>
-  <w:abstractNum w:abstractNumId="9" w15:restartNumberingAfterBreak="0">
+  <w:abstractNum w:abstractNumId="10" w15:restartNumberingAfterBreak="0">
     <w:nsid w:val="0EEE6E04"/>
     <w:multiLevelType w:val="hybridMultilevel"/>
     <w:tmpl w:val="BCBA9A6C"/>
@@ -13106,7 +12851,7 @@
       </w:rPr>
     </w:lvl>
   </w:abstractNum>
-  <w:abstractNum w:abstractNumId="10" w15:restartNumberingAfterBreak="0">
+  <w:abstractNum w:abstractNumId="11" w15:restartNumberingAfterBreak="0">
     <w:nsid w:val="12865D7B"/>
     <w:multiLevelType w:val="hybridMultilevel"/>
     <w:tmpl w:val="212AA656"/>
@@ -13219,7 +12964,7 @@
       </w:rPr>
     </w:lvl>
   </w:abstractNum>
-  <w:abstractNum w:abstractNumId="11" w15:restartNumberingAfterBreak="0">
+  <w:abstractNum w:abstractNumId="12" w15:restartNumberingAfterBreak="0">
     <w:nsid w:val="14F0786A"/>
     <w:multiLevelType w:val="hybridMultilevel"/>
     <w:tmpl w:val="DECA6468"/>
@@ -13332,7 +13077,7 @@
       </w:rPr>
     </w:lvl>
   </w:abstractNum>
-  <w:abstractNum w:abstractNumId="12" w15:restartNumberingAfterBreak="0">
+  <w:abstractNum w:abstractNumId="13" w15:restartNumberingAfterBreak="0">
     <w:nsid w:val="1ABC469F"/>
     <w:multiLevelType w:val="hybridMultilevel"/>
     <w:tmpl w:val="E648D772"/>
@@ -13445,7 +13190,7 @@
       </w:rPr>
     </w:lvl>
   </w:abstractNum>
-  <w:abstractNum w:abstractNumId="13" w15:restartNumberingAfterBreak="0">
+  <w:abstractNum w:abstractNumId="14" w15:restartNumberingAfterBreak="0">
     <w:nsid w:val="1BCB70ED"/>
     <w:multiLevelType w:val="hybridMultilevel"/>
     <w:tmpl w:val="13587898"/>
@@ -13558,7 +13303,7 @@
       </w:rPr>
     </w:lvl>
   </w:abstractNum>
-  <w:abstractNum w:abstractNumId="14" w15:restartNumberingAfterBreak="0">
+  <w:abstractNum w:abstractNumId="15" w15:restartNumberingAfterBreak="0">
     <w:nsid w:val="1CF760A0"/>
     <w:multiLevelType w:val="hybridMultilevel"/>
     <w:tmpl w:val="43102AA4"/>
@@ -13671,7 +13416,7 @@
       </w:rPr>
     </w:lvl>
   </w:abstractNum>
-  <w:abstractNum w:abstractNumId="15" w15:restartNumberingAfterBreak="0">
+  <w:abstractNum w:abstractNumId="16" w15:restartNumberingAfterBreak="0">
     <w:nsid w:val="1F40090F"/>
     <w:multiLevelType w:val="hybridMultilevel"/>
     <w:tmpl w:val="6D70D016"/>
@@ -13784,7 +13529,7 @@
       </w:rPr>
     </w:lvl>
   </w:abstractNum>
-  <w:abstractNum w:abstractNumId="16" w15:restartNumberingAfterBreak="0">
+  <w:abstractNum w:abstractNumId="17" w15:restartNumberingAfterBreak="0">
     <w:nsid w:val="1FDE5261"/>
     <w:multiLevelType w:val="hybridMultilevel"/>
     <w:tmpl w:val="4C6E68BE"/>
@@ -13897,7 +13642,7 @@
       </w:rPr>
     </w:lvl>
   </w:abstractNum>
-  <w:abstractNum w:abstractNumId="17" w15:restartNumberingAfterBreak="0">
+  <w:abstractNum w:abstractNumId="18" w15:restartNumberingAfterBreak="0">
     <w:nsid w:val="203F4C7A"/>
     <w:multiLevelType w:val="hybridMultilevel"/>
     <w:tmpl w:val="FDCAD340"/>
@@ -14010,7 +13755,7 @@
       </w:rPr>
     </w:lvl>
   </w:abstractNum>
-  <w:abstractNum w:abstractNumId="18" w15:restartNumberingAfterBreak="0">
+  <w:abstractNum w:abstractNumId="19" w15:restartNumberingAfterBreak="0">
     <w:nsid w:val="22CE7E8D"/>
     <w:multiLevelType w:val="hybridMultilevel"/>
     <w:tmpl w:val="978EC102"/>
@@ -14123,7 +13868,7 @@
       </w:rPr>
     </w:lvl>
   </w:abstractNum>
-  <w:abstractNum w:abstractNumId="19" w15:restartNumberingAfterBreak="0">
+  <w:abstractNum w:abstractNumId="20" w15:restartNumberingAfterBreak="0">
     <w:nsid w:val="24AC0617"/>
     <w:multiLevelType w:val="hybridMultilevel"/>
     <w:tmpl w:val="8762619E"/>
@@ -14236,7 +13981,7 @@
       </w:rPr>
     </w:lvl>
   </w:abstractNum>
-  <w:abstractNum w:abstractNumId="20" w15:restartNumberingAfterBreak="0">
+  <w:abstractNum w:abstractNumId="21" w15:restartNumberingAfterBreak="0">
     <w:nsid w:val="264A0D39"/>
     <w:multiLevelType w:val="hybridMultilevel"/>
     <w:tmpl w:val="DBCE14BC"/>
@@ -14349,7 +14094,7 @@
       </w:rPr>
     </w:lvl>
   </w:abstractNum>
-  <w:abstractNum w:abstractNumId="21" w15:restartNumberingAfterBreak="0">
+  <w:abstractNum w:abstractNumId="22" w15:restartNumberingAfterBreak="0">
     <w:nsid w:val="27412B07"/>
     <w:multiLevelType w:val="hybridMultilevel"/>
     <w:tmpl w:val="9FDADF5E"/>
@@ -14440,7 +14185,7 @@
       </w:pPr>
     </w:lvl>
   </w:abstractNum>
-  <w:abstractNum w:abstractNumId="22" w15:restartNumberingAfterBreak="0">
+  <w:abstractNum w:abstractNumId="23" w15:restartNumberingAfterBreak="0">
     <w:nsid w:val="27AE7AE0"/>
     <w:multiLevelType w:val="hybridMultilevel"/>
     <w:tmpl w:val="7C30D7EC"/>
@@ -14553,7 +14298,7 @@
       </w:rPr>
     </w:lvl>
   </w:abstractNum>
-  <w:abstractNum w:abstractNumId="23" w15:restartNumberingAfterBreak="0">
+  <w:abstractNum w:abstractNumId="24" w15:restartNumberingAfterBreak="0">
     <w:nsid w:val="2BAF0ADF"/>
     <w:multiLevelType w:val="hybridMultilevel"/>
     <w:tmpl w:val="A0DA3CA6"/>
@@ -14666,7 +14411,7 @@
       </w:rPr>
     </w:lvl>
   </w:abstractNum>
-  <w:abstractNum w:abstractNumId="24" w15:restartNumberingAfterBreak="0">
+  <w:abstractNum w:abstractNumId="25" w15:restartNumberingAfterBreak="0">
     <w:nsid w:val="2BBA386F"/>
     <w:multiLevelType w:val="hybridMultilevel"/>
     <w:tmpl w:val="6CE8644C"/>
@@ -14779,7 +14524,7 @@
       </w:rPr>
     </w:lvl>
   </w:abstractNum>
-  <w:abstractNum w:abstractNumId="25" w15:restartNumberingAfterBreak="0">
+  <w:abstractNum w:abstractNumId="26" w15:restartNumberingAfterBreak="0">
     <w:nsid w:val="31A66960"/>
     <w:multiLevelType w:val="hybridMultilevel"/>
     <w:tmpl w:val="9C587800"/>
@@ -14892,7 +14637,7 @@
       </w:rPr>
     </w:lvl>
   </w:abstractNum>
-  <w:abstractNum w:abstractNumId="26" w15:restartNumberingAfterBreak="0">
+  <w:abstractNum w:abstractNumId="27" w15:restartNumberingAfterBreak="0">
     <w:nsid w:val="31D33756"/>
     <w:multiLevelType w:val="hybridMultilevel"/>
     <w:tmpl w:val="18245CDE"/>
@@ -15005,7 +14750,7 @@
       </w:rPr>
     </w:lvl>
   </w:abstractNum>
-  <w:abstractNum w:abstractNumId="27" w15:restartNumberingAfterBreak="0">
+  <w:abstractNum w:abstractNumId="28" w15:restartNumberingAfterBreak="0">
     <w:nsid w:val="368E176E"/>
     <w:multiLevelType w:val="hybridMultilevel"/>
     <w:tmpl w:val="BDF054FE"/>
@@ -15099,7 +14844,7 @@
       </w:pPr>
     </w:lvl>
   </w:abstractNum>
-  <w:abstractNum w:abstractNumId="28" w15:restartNumberingAfterBreak="0">
+  <w:abstractNum w:abstractNumId="29" w15:restartNumberingAfterBreak="0">
     <w:nsid w:val="3BE73FF1"/>
     <w:multiLevelType w:val="hybridMultilevel"/>
     <w:tmpl w:val="764E251A"/>
@@ -15212,7 +14957,7 @@
       </w:rPr>
     </w:lvl>
   </w:abstractNum>
-  <w:abstractNum w:abstractNumId="29" w15:restartNumberingAfterBreak="0">
+  <w:abstractNum w:abstractNumId="30" w15:restartNumberingAfterBreak="0">
     <w:nsid w:val="3DDF6562"/>
     <w:multiLevelType w:val="multilevel"/>
     <w:tmpl w:val="6C7AF928"/>
@@ -15333,7 +15078,7 @@
       </w:rPr>
     </w:lvl>
   </w:abstractNum>
-  <w:abstractNum w:abstractNumId="30" w15:restartNumberingAfterBreak="0">
+  <w:abstractNum w:abstractNumId="31" w15:restartNumberingAfterBreak="0">
     <w:nsid w:val="40607099"/>
     <w:multiLevelType w:val="hybridMultilevel"/>
     <w:tmpl w:val="BBB45DF0"/>
@@ -15446,7 +15191,7 @@
       </w:rPr>
     </w:lvl>
   </w:abstractNum>
-  <w:abstractNum w:abstractNumId="31" w15:restartNumberingAfterBreak="0">
+  <w:abstractNum w:abstractNumId="32" w15:restartNumberingAfterBreak="0">
     <w:nsid w:val="43CD5A89"/>
     <w:multiLevelType w:val="hybridMultilevel"/>
     <w:tmpl w:val="2AEE44C8"/>
@@ -15559,7 +15304,7 @@
       </w:rPr>
     </w:lvl>
   </w:abstractNum>
-  <w:abstractNum w:abstractNumId="32" w15:restartNumberingAfterBreak="0">
+  <w:abstractNum w:abstractNumId="33" w15:restartNumberingAfterBreak="0">
     <w:nsid w:val="4D4C287F"/>
     <w:multiLevelType w:val="hybridMultilevel"/>
     <w:tmpl w:val="79ECBC36"/>
@@ -15672,7 +15417,7 @@
       </w:rPr>
     </w:lvl>
   </w:abstractNum>
-  <w:abstractNum w:abstractNumId="33" w15:restartNumberingAfterBreak="0">
+  <w:abstractNum w:abstractNumId="34" w15:restartNumberingAfterBreak="0">
     <w:nsid w:val="4EBE1EF6"/>
     <w:multiLevelType w:val="hybridMultilevel"/>
     <w:tmpl w:val="AF3C2E24"/>
@@ -15763,7 +15508,7 @@
       </w:pPr>
     </w:lvl>
   </w:abstractNum>
-  <w:abstractNum w:abstractNumId="34" w15:restartNumberingAfterBreak="0">
+  <w:abstractNum w:abstractNumId="35" w15:restartNumberingAfterBreak="0">
     <w:nsid w:val="558A6954"/>
     <w:multiLevelType w:val="hybridMultilevel"/>
     <w:tmpl w:val="F48AD82E"/>
@@ -15876,7 +15621,7 @@
       </w:rPr>
     </w:lvl>
   </w:abstractNum>
-  <w:abstractNum w:abstractNumId="35" w15:restartNumberingAfterBreak="0">
+  <w:abstractNum w:abstractNumId="36" w15:restartNumberingAfterBreak="0">
     <w:nsid w:val="56956C36"/>
     <w:multiLevelType w:val="hybridMultilevel"/>
     <w:tmpl w:val="2B907832"/>
@@ -15989,7 +15734,7 @@
       </w:rPr>
     </w:lvl>
   </w:abstractNum>
-  <w:abstractNum w:abstractNumId="36" w15:restartNumberingAfterBreak="0">
+  <w:abstractNum w:abstractNumId="37" w15:restartNumberingAfterBreak="0">
     <w:nsid w:val="576D40BE"/>
     <w:multiLevelType w:val="hybridMultilevel"/>
     <w:tmpl w:val="D1961698"/>
@@ -16102,7 +15847,7 @@
       </w:rPr>
     </w:lvl>
   </w:abstractNum>
-  <w:abstractNum w:abstractNumId="37" w15:restartNumberingAfterBreak="0">
+  <w:abstractNum w:abstractNumId="38" w15:restartNumberingAfterBreak="0">
     <w:nsid w:val="577F79A8"/>
     <w:multiLevelType w:val="hybridMultilevel"/>
     <w:tmpl w:val="FE6C2E82"/>
@@ -16215,7 +15960,7 @@
       </w:rPr>
     </w:lvl>
   </w:abstractNum>
-  <w:abstractNum w:abstractNumId="38" w15:restartNumberingAfterBreak="0">
+  <w:abstractNum w:abstractNumId="39" w15:restartNumberingAfterBreak="0">
     <w:nsid w:val="587D72B2"/>
     <w:multiLevelType w:val="hybridMultilevel"/>
     <w:tmpl w:val="D3026AB0"/>
@@ -16328,7 +16073,7 @@
       </w:rPr>
     </w:lvl>
   </w:abstractNum>
-  <w:abstractNum w:abstractNumId="39" w15:restartNumberingAfterBreak="0">
+  <w:abstractNum w:abstractNumId="40" w15:restartNumberingAfterBreak="0">
     <w:nsid w:val="5A263CBE"/>
     <w:multiLevelType w:val="hybridMultilevel"/>
     <w:tmpl w:val="E6C6CA2C"/>
@@ -16441,7 +16186,7 @@
       </w:rPr>
     </w:lvl>
   </w:abstractNum>
-  <w:abstractNum w:abstractNumId="40" w15:restartNumberingAfterBreak="0">
+  <w:abstractNum w:abstractNumId="41" w15:restartNumberingAfterBreak="0">
     <w:nsid w:val="5ADD17D0"/>
     <w:multiLevelType w:val="hybridMultilevel"/>
     <w:tmpl w:val="85BAD260"/>
@@ -16531,7 +16276,7 @@
       </w:pPr>
     </w:lvl>
   </w:abstractNum>
-  <w:abstractNum w:abstractNumId="41" w15:restartNumberingAfterBreak="0">
+  <w:abstractNum w:abstractNumId="42" w15:restartNumberingAfterBreak="0">
     <w:nsid w:val="5D695FCA"/>
     <w:multiLevelType w:val="hybridMultilevel"/>
     <w:tmpl w:val="1B865D44"/>
@@ -16644,7 +16389,7 @@
       </w:rPr>
     </w:lvl>
   </w:abstractNum>
-  <w:abstractNum w:abstractNumId="42" w15:restartNumberingAfterBreak="0">
+  <w:abstractNum w:abstractNumId="43" w15:restartNumberingAfterBreak="0">
     <w:nsid w:val="6B6C4ECF"/>
     <w:multiLevelType w:val="hybridMultilevel"/>
     <w:tmpl w:val="529A3CC0"/>
@@ -16757,7 +16502,7 @@
       </w:rPr>
     </w:lvl>
   </w:abstractNum>
-  <w:abstractNum w:abstractNumId="43" w15:restartNumberingAfterBreak="0">
+  <w:abstractNum w:abstractNumId="44" w15:restartNumberingAfterBreak="0">
     <w:nsid w:val="6FEA286F"/>
     <w:multiLevelType w:val="hybridMultilevel"/>
     <w:tmpl w:val="D9AC2F3A"/>
@@ -16870,7 +16615,7 @@
       </w:rPr>
     </w:lvl>
   </w:abstractNum>
-  <w:abstractNum w:abstractNumId="44" w15:restartNumberingAfterBreak="0">
+  <w:abstractNum w:abstractNumId="45" w15:restartNumberingAfterBreak="0">
     <w:nsid w:val="71E413A7"/>
     <w:multiLevelType w:val="hybridMultilevel"/>
     <w:tmpl w:val="CC2AF64E"/>
@@ -16983,7 +16728,7 @@
       </w:rPr>
     </w:lvl>
   </w:abstractNum>
-  <w:abstractNum w:abstractNumId="45" w15:restartNumberingAfterBreak="0">
+  <w:abstractNum w:abstractNumId="46" w15:restartNumberingAfterBreak="0">
     <w:nsid w:val="72382E4D"/>
     <w:multiLevelType w:val="hybridMultilevel"/>
     <w:tmpl w:val="D7F0A1E4"/>
@@ -17096,7 +16841,7 @@
       </w:rPr>
     </w:lvl>
   </w:abstractNum>
-  <w:abstractNum w:abstractNumId="46" w15:restartNumberingAfterBreak="0">
+  <w:abstractNum w:abstractNumId="47" w15:restartNumberingAfterBreak="0">
     <w:nsid w:val="7C4943EE"/>
     <w:multiLevelType w:val="hybridMultilevel"/>
     <w:tmpl w:val="A58EA9AA"/>
@@ -17209,7 +16954,7 @@
       </w:rPr>
     </w:lvl>
   </w:abstractNum>
-  <w:abstractNum w:abstractNumId="47" w15:restartNumberingAfterBreak="0">
+  <w:abstractNum w:abstractNumId="48" w15:restartNumberingAfterBreak="0">
     <w:nsid w:val="7DB96EC9"/>
     <w:multiLevelType w:val="hybridMultilevel"/>
     <w:tmpl w:val="E6C231E2"/>
@@ -17322,7 +17067,7 @@
       </w:rPr>
     </w:lvl>
   </w:abstractNum>
-  <w:abstractNum w:abstractNumId="48" w15:restartNumberingAfterBreak="0">
+  <w:abstractNum w:abstractNumId="49" w15:restartNumberingAfterBreak="0">
     <w:nsid w:val="7FBC264C"/>
     <w:multiLevelType w:val="hybridMultilevel"/>
     <w:tmpl w:val="C5FAC4D0"/>
@@ -17439,148 +17184,151 @@
     <w:abstractNumId w:val="0"/>
   </w:num>
   <w:num w:numId="2" w16cid:durableId="399139361">
+    <w:abstractNumId w:val="22"/>
+  </w:num>
+  <w:num w:numId="3" w16cid:durableId="610863320">
+    <w:abstractNumId w:val="34"/>
+  </w:num>
+  <w:num w:numId="4" w16cid:durableId="1026562646">
+    <w:abstractNumId w:val="28"/>
+  </w:num>
+  <w:num w:numId="5" w16cid:durableId="2006132240">
+    <w:abstractNumId w:val="30"/>
+  </w:num>
+  <w:num w:numId="6" w16cid:durableId="2004582065">
+    <w:abstractNumId w:val="23"/>
+  </w:num>
+  <w:num w:numId="7" w16cid:durableId="1087388510">
+    <w:abstractNumId w:val="35"/>
+  </w:num>
+  <w:num w:numId="8" w16cid:durableId="1181503701">
+    <w:abstractNumId w:val="31"/>
+  </w:num>
+  <w:num w:numId="9" w16cid:durableId="1310862652">
+    <w:abstractNumId w:val="16"/>
+  </w:num>
+  <w:num w:numId="10" w16cid:durableId="1504935260">
+    <w:abstractNumId w:val="47"/>
+  </w:num>
+  <w:num w:numId="11" w16cid:durableId="643393240">
+    <w:abstractNumId w:val="24"/>
+  </w:num>
+  <w:num w:numId="12" w16cid:durableId="1302232103">
+    <w:abstractNumId w:val="29"/>
+  </w:num>
+  <w:num w:numId="13" w16cid:durableId="156844073">
     <w:abstractNumId w:val="21"/>
   </w:num>
-  <w:num w:numId="3" w16cid:durableId="610863320">
-    <w:abstractNumId w:val="33"/>
-  </w:num>
-  <w:num w:numId="4" w16cid:durableId="1026562646">
-    <w:abstractNumId w:val="27"/>
-  </w:num>
-  <w:num w:numId="5" w16cid:durableId="2006132240">
-    <w:abstractNumId w:val="29"/>
-  </w:num>
-  <w:num w:numId="6" w16cid:durableId="2004582065">
-    <w:abstractNumId w:val="22"/>
-  </w:num>
-  <w:num w:numId="7" w16cid:durableId="1087388510">
-    <w:abstractNumId w:val="34"/>
-  </w:num>
-  <w:num w:numId="8" w16cid:durableId="1181503701">
-    <w:abstractNumId w:val="30"/>
-  </w:num>
-  <w:num w:numId="9" w16cid:durableId="1310862652">
-    <w:abstractNumId w:val="15"/>
-  </w:num>
-  <w:num w:numId="10" w16cid:durableId="1504935260">
-    <w:abstractNumId w:val="46"/>
-  </w:num>
-  <w:num w:numId="11" w16cid:durableId="643393240">
-    <w:abstractNumId w:val="23"/>
-  </w:num>
-  <w:num w:numId="12" w16cid:durableId="1302232103">
-    <w:abstractNumId w:val="28"/>
-  </w:num>
-  <w:num w:numId="13" w16cid:durableId="156844073">
-    <w:abstractNumId w:val="20"/>
-  </w:num>
   <w:num w:numId="14" w16cid:durableId="1357347841">
-    <w:abstractNumId w:val="11"/>
+    <w:abstractNumId w:val="12"/>
   </w:num>
   <w:num w:numId="15" w16cid:durableId="1217165001">
     <w:abstractNumId w:val="2"/>
   </w:num>
   <w:num w:numId="16" w16cid:durableId="1649242703">
+    <w:abstractNumId w:val="6"/>
+  </w:num>
+  <w:num w:numId="17" w16cid:durableId="770012777">
+    <w:abstractNumId w:val="18"/>
+  </w:num>
+  <w:num w:numId="18" w16cid:durableId="919874961">
+    <w:abstractNumId w:val="38"/>
+  </w:num>
+  <w:num w:numId="19" w16cid:durableId="2028435587">
+    <w:abstractNumId w:val="32"/>
+  </w:num>
+  <w:num w:numId="20" w16cid:durableId="2029287180">
+    <w:abstractNumId w:val="33"/>
+  </w:num>
+  <w:num w:numId="21" w16cid:durableId="152306476">
+    <w:abstractNumId w:val="41"/>
+  </w:num>
+  <w:num w:numId="22" w16cid:durableId="1874343742">
+    <w:abstractNumId w:val="46"/>
+  </w:num>
+  <w:num w:numId="23" w16cid:durableId="894463781">
+    <w:abstractNumId w:val="20"/>
+  </w:num>
+  <w:num w:numId="24" w16cid:durableId="1631087149">
+    <w:abstractNumId w:val="49"/>
+  </w:num>
+  <w:num w:numId="25" w16cid:durableId="1200431320">
+    <w:abstractNumId w:val="25"/>
+  </w:num>
+  <w:num w:numId="26" w16cid:durableId="1388796780">
+    <w:abstractNumId w:val="7"/>
+  </w:num>
+  <w:num w:numId="27" w16cid:durableId="1609773798">
+    <w:abstractNumId w:val="37"/>
+  </w:num>
+  <w:num w:numId="28" w16cid:durableId="1182738574">
+    <w:abstractNumId w:val="15"/>
+  </w:num>
+  <w:num w:numId="29" w16cid:durableId="1425497638">
+    <w:abstractNumId w:val="26"/>
+  </w:num>
+  <w:num w:numId="30" w16cid:durableId="1271553116">
     <w:abstractNumId w:val="5"/>
   </w:num>
-  <w:num w:numId="17" w16cid:durableId="770012777">
-    <w:abstractNumId w:val="17"/>
-  </w:num>
-  <w:num w:numId="18" w16cid:durableId="919874961">
-    <w:abstractNumId w:val="37"/>
-  </w:num>
-  <w:num w:numId="19" w16cid:durableId="2028435587">
-    <w:abstractNumId w:val="31"/>
-  </w:num>
-  <w:num w:numId="20" w16cid:durableId="2029287180">
-    <w:abstractNumId w:val="32"/>
-  </w:num>
-  <w:num w:numId="21" w16cid:durableId="152306476">
-    <w:abstractNumId w:val="40"/>
-  </w:num>
-  <w:num w:numId="22" w16cid:durableId="1874343742">
+  <w:num w:numId="31" w16cid:durableId="1606964879">
     <w:abstractNumId w:val="45"/>
   </w:num>
-  <w:num w:numId="23" w16cid:durableId="894463781">
-    <w:abstractNumId w:val="19"/>
-  </w:num>
-  <w:num w:numId="24" w16cid:durableId="1631087149">
-    <w:abstractNumId w:val="48"/>
-  </w:num>
-  <w:num w:numId="25" w16cid:durableId="1200431320">
-    <w:abstractNumId w:val="24"/>
-  </w:num>
-  <w:num w:numId="26" w16cid:durableId="1388796780">
-    <w:abstractNumId w:val="6"/>
-  </w:num>
-  <w:num w:numId="27" w16cid:durableId="1609773798">
-    <w:abstractNumId w:val="36"/>
-  </w:num>
-  <w:num w:numId="28" w16cid:durableId="1182738574">
+  <w:num w:numId="32" w16cid:durableId="1391464609">
     <w:abstractNumId w:val="14"/>
-  </w:num>
-  <w:num w:numId="29" w16cid:durableId="1425497638">
-    <w:abstractNumId w:val="25"/>
-  </w:num>
-  <w:num w:numId="30" w16cid:durableId="1271553116">
-    <w:abstractNumId w:val="4"/>
-  </w:num>
-  <w:num w:numId="31" w16cid:durableId="1606964879">
-    <w:abstractNumId w:val="44"/>
-  </w:num>
-  <w:num w:numId="32" w16cid:durableId="1391464609">
-    <w:abstractNumId w:val="13"/>
   </w:num>
   <w:num w:numId="33" w16cid:durableId="494733602">
     <w:abstractNumId w:val="1"/>
   </w:num>
   <w:num w:numId="34" w16cid:durableId="2098362622">
-    <w:abstractNumId w:val="47"/>
+    <w:abstractNumId w:val="48"/>
   </w:num>
   <w:num w:numId="35" w16cid:durableId="1783302284">
     <w:abstractNumId w:val="3"/>
   </w:num>
   <w:num w:numId="36" w16cid:durableId="296567254">
+    <w:abstractNumId w:val="43"/>
+  </w:num>
+  <w:num w:numId="37" w16cid:durableId="1574044672">
+    <w:abstractNumId w:val="27"/>
+  </w:num>
+  <w:num w:numId="38" w16cid:durableId="951135739">
+    <w:abstractNumId w:val="19"/>
+  </w:num>
+  <w:num w:numId="39" w16cid:durableId="1719547095">
+    <w:abstractNumId w:val="36"/>
+  </w:num>
+  <w:num w:numId="40" w16cid:durableId="276106697">
+    <w:abstractNumId w:val="9"/>
+  </w:num>
+  <w:num w:numId="41" w16cid:durableId="951742041">
+    <w:abstractNumId w:val="11"/>
+  </w:num>
+  <w:num w:numId="42" w16cid:durableId="1409960897">
     <w:abstractNumId w:val="42"/>
   </w:num>
-  <w:num w:numId="37" w16cid:durableId="1574044672">
-    <w:abstractNumId w:val="26"/>
+  <w:num w:numId="43" w16cid:durableId="734165277">
+    <w:abstractNumId w:val="13"/>
   </w:num>
-  <w:num w:numId="38" w16cid:durableId="951135739">
-    <w:abstractNumId w:val="18"/>
+  <w:num w:numId="44" w16cid:durableId="1564753249">
+    <w:abstractNumId w:val="44"/>
   </w:num>
-  <w:num w:numId="39" w16cid:durableId="1719547095">
-    <w:abstractNumId w:val="35"/>
+  <w:num w:numId="45" w16cid:durableId="1444769974">
+    <w:abstractNumId w:val="39"/>
   </w:num>
-  <w:num w:numId="40" w16cid:durableId="276106697">
+  <w:num w:numId="46" w16cid:durableId="1633829594">
+    <w:abstractNumId w:val="40"/>
+  </w:num>
+  <w:num w:numId="47" w16cid:durableId="534781040">
+    <w:abstractNumId w:val="17"/>
+  </w:num>
+  <w:num w:numId="48" w16cid:durableId="845635770">
+    <w:abstractNumId w:val="10"/>
+  </w:num>
+  <w:num w:numId="49" w16cid:durableId="1193805670">
     <w:abstractNumId w:val="8"/>
   </w:num>
-  <w:num w:numId="41" w16cid:durableId="951742041">
-    <w:abstractNumId w:val="10"/>
-  </w:num>
-  <w:num w:numId="42" w16cid:durableId="1409960897">
-    <w:abstractNumId w:val="41"/>
-  </w:num>
-  <w:num w:numId="43" w16cid:durableId="734165277">
-    <w:abstractNumId w:val="12"/>
-  </w:num>
-  <w:num w:numId="44" w16cid:durableId="1564753249">
-    <w:abstractNumId w:val="43"/>
-  </w:num>
-  <w:num w:numId="45" w16cid:durableId="1444769974">
-    <w:abstractNumId w:val="38"/>
-  </w:num>
-  <w:num w:numId="46" w16cid:durableId="1633829594">
-    <w:abstractNumId w:val="39"/>
-  </w:num>
-  <w:num w:numId="47" w16cid:durableId="534781040">
-    <w:abstractNumId w:val="16"/>
-  </w:num>
-  <w:num w:numId="48" w16cid:durableId="845635770">
-    <w:abstractNumId w:val="9"/>
-  </w:num>
-  <w:num w:numId="49" w16cid:durableId="1193805670">
-    <w:abstractNumId w:val="7"/>
+  <w:num w:numId="50" w16cid:durableId="1115834122">
+    <w:abstractNumId w:val="4"/>
   </w:num>
   <w:numIdMacAtCleanup w:val="21"/>
 </w:numbering>
@@ -19327,10 +19075,6 @@
 </file>
 
 <file path=customXml/item1.xml><?xml version="1.0" encoding="utf-8"?>
-<b:Sources xmlns:b="http://schemas.openxmlformats.org/officeDocument/2006/bibliography" xmlns="http://schemas.openxmlformats.org/officeDocument/2006/bibliography" SelectedStyle="\APASixthEditionOfficeOnline.xsl" StyleName="APA" Version="6"/>
-</file>
-
-<file path=customXml/item2.xml><?xml version="1.0" encoding="utf-8"?>
 <?mso-contentType ?>
 <FormTemplates xmlns="http://schemas.microsoft.com/sharepoint/v3/contenttype/forms">
   <Display>DocumentLibraryForm</Display>
@@ -19339,18 +19083,11 @@
 </FormTemplates>
 </file>
 
-<file path=customXml/item3.xml><?xml version="1.0" encoding="utf-8"?>
-<p:properties xmlns:p="http://schemas.microsoft.com/office/2006/metadata/properties" xmlns:xsi="http://www.w3.org/2001/XMLSchema-instance" xmlns:pc="http://schemas.microsoft.com/office/infopath/2007/PartnerControls">
-  <documentManagement>
-    <TaxCatchAll xmlns="67a0edcd-0de5-43ed-8c27-e32f38a00c91" xsi:nil="true"/>
-    <lcf76f155ced4ddcb4097134ff3c332f xmlns="42760c81-fd8e-4d59-8953-7cdb9f38b14f">
-      <Terms xmlns="http://schemas.microsoft.com/office/infopath/2007/PartnerControls"/>
-    </lcf76f155ced4ddcb4097134ff3c332f>
-  </documentManagement>
-</p:properties>
+<file path=customXml/item2.xml><?xml version="1.0" encoding="utf-8"?>
+<b:Sources xmlns:b="http://schemas.openxmlformats.org/officeDocument/2006/bibliography" xmlns="http://schemas.openxmlformats.org/officeDocument/2006/bibliography" SelectedStyle="\APASixthEditionOfficeOnline.xsl" StyleName="APA" Version="6"/>
 </file>
 
-<file path=customXml/item4.xml><?xml version="1.0" encoding="utf-8"?>
+<file path=customXml/item3.xml><?xml version="1.0" encoding="utf-8"?>
 <ct:contentTypeSchema xmlns:ct="http://schemas.microsoft.com/office/2006/metadata/contentType" xmlns:ma="http://schemas.microsoft.com/office/2006/metadata/properties/metaAttributes" ct:_="" ma:_="" ma:contentTypeName="Documento" ma:contentTypeID="0x01010005252A1EF3BD024F856B47B579AB5244" ma:contentTypeVersion="11" ma:contentTypeDescription="Crear nuevo documento." ma:contentTypeScope="" ma:versionID="92b81066167b779aaeee7a3d91bad2fd">
   <xsd:schema xmlns:xsd="http://www.w3.org/2001/XMLSchema" xmlns:xs="http://www.w3.org/2001/XMLSchema" xmlns:p="http://schemas.microsoft.com/office/2006/metadata/properties" xmlns:ns2="42760c81-fd8e-4d59-8953-7cdb9f38b14f" xmlns:ns3="67a0edcd-0de5-43ed-8c27-e32f38a00c91" targetNamespace="http://schemas.microsoft.com/office/2006/metadata/properties" ma:root="true" ma:fieldsID="83cd6766d967e870b9368cac1ade74e6" ns2:_="" ns3:_="">
     <xsd:import namespace="42760c81-fd8e-4d59-8953-7cdb9f38b14f"/>
@@ -19545,7 +19282,26 @@
 </ct:contentTypeSchema>
 </file>
 
+<file path=customXml/item4.xml><?xml version="1.0" encoding="utf-8"?>
+<p:properties xmlns:p="http://schemas.microsoft.com/office/2006/metadata/properties" xmlns:xsi="http://www.w3.org/2001/XMLSchema-instance" xmlns:pc="http://schemas.microsoft.com/office/infopath/2007/PartnerControls">
+  <documentManagement>
+    <TaxCatchAll xmlns="67a0edcd-0de5-43ed-8c27-e32f38a00c91" xsi:nil="true"/>
+    <lcf76f155ced4ddcb4097134ff3c332f xmlns="42760c81-fd8e-4d59-8953-7cdb9f38b14f">
+      <Terms xmlns="http://schemas.microsoft.com/office/infopath/2007/PartnerControls"/>
+    </lcf76f155ced4ddcb4097134ff3c332f>
+  </documentManagement>
+</p:properties>
+</file>
+
 <file path=customXml/itemProps1.xml><?xml version="1.0" encoding="utf-8"?>
+<ds:datastoreItem xmlns:ds="http://schemas.openxmlformats.org/officeDocument/2006/customXml" ds:itemID="{10663269-2064-4804-8290-36D4A57F5557}">
+  <ds:schemaRefs>
+    <ds:schemaRef ds:uri="http://schemas.microsoft.com/sharepoint/v3/contenttype/forms"/>
+  </ds:schemaRefs>
+</ds:datastoreItem>
+</file>
+
+<file path=customXml/itemProps2.xml><?xml version="1.0" encoding="utf-8"?>
 <ds:datastoreItem xmlns:ds="http://schemas.openxmlformats.org/officeDocument/2006/customXml" ds:itemID="{EAE431FD-7059-4C09-804B-C9D69EB7B213}">
   <ds:schemaRefs>
     <ds:schemaRef ds:uri="http://schemas.openxmlformats.org/officeDocument/2006/bibliography"/>
@@ -19553,15 +19309,11 @@
 </ds:datastoreItem>
 </file>
 
-<file path=customXml/itemProps2.xml><?xml version="1.0" encoding="utf-8"?>
-<ds:datastoreItem xmlns:ds="http://schemas.openxmlformats.org/officeDocument/2006/customXml" ds:itemID="{10663269-2064-4804-8290-36D4A57F5557}">
-  <ds:schemaRefs>
-    <ds:schemaRef ds:uri="http://schemas.microsoft.com/sharepoint/v3/contenttype/forms"/>
-  </ds:schemaRefs>
-</ds:datastoreItem>
+<file path=customXml/itemProps3.xml><?xml version="1.0" encoding="utf-8"?>
+<ds:datastoreItem xmlns:ds="http://schemas.openxmlformats.org/officeDocument/2006/customXml" ds:itemID="{C575384C-49B0-4D25-894B-A735CAD2DCE7}"/>
 </file>
 
-<file path=customXml/itemProps3.xml><?xml version="1.0" encoding="utf-8"?>
+<file path=customXml/itemProps4.xml><?xml version="1.0" encoding="utf-8"?>
 <ds:datastoreItem xmlns:ds="http://schemas.openxmlformats.org/officeDocument/2006/customXml" ds:itemID="{1279454D-02BE-4A9C-A117-DCD1573E2608}">
   <ds:schemaRefs>
     <ds:schemaRef ds:uri="http://schemas.microsoft.com/office/2006/metadata/properties"/>
@@ -19570,8 +19322,4 @@
     <ds:schemaRef ds:uri="13c93bba-48ce-428c-bfe5-88b42c19b028"/>
   </ds:schemaRefs>
 </ds:datastoreItem>
-</file>
-
-<file path=customXml/itemProps4.xml><?xml version="1.0" encoding="utf-8"?>
-<ds:datastoreItem xmlns:ds="http://schemas.openxmlformats.org/officeDocument/2006/customXml" ds:itemID="{6940A462-212C-4075-933D-60B00C4F6A1F}"/>
 </file>
--- a/fuentes/722109_CF07_DU.docx
+++ b/fuentes/722109_CF07_DU.docx
@@ -1,6 +1,6 @@
 
 <file path=word/document.xml><?xml version="1.0" encoding="utf-8"?>
-<w:document xmlns:wpc="http://schemas.microsoft.com/office/word/2010/wordprocessingCanvas" xmlns:cx="http://schemas.microsoft.com/office/drawing/2014/chartex" xmlns:cx1="http://schemas.microsoft.com/office/drawing/2015/9/8/chartex" xmlns:cx2="http://schemas.microsoft.com/office/drawing/2015/10/21/chartex" xmlns:cx3="http://schemas.microsoft.com/office/drawing/2016/5/9/chartex" xmlns:cx4="http://schemas.microsoft.com/office/drawing/2016/5/10/chartex" xmlns:cx5="http://schemas.microsoft.com/office/drawing/2016/5/11/chartex" xmlns:cx6="http://schemas.microsoft.com/office/drawing/2016/5/12/chartex" xmlns:cx7="http://schemas.microsoft.com/office/drawing/2016/5/13/chartex" xmlns:cx8="http://schemas.microsoft.com/office/drawing/2016/5/14/chartex" xmlns:mc="http://schemas.openxmlformats.org/markup-compatibility/2006" xmlns:aink="http://schemas.microsoft.com/office/drawing/2016/ink" xmlns:am3d="http://schemas.microsoft.com/office/drawing/2017/model3d" xmlns:o="urn:schemas-microsoft-com:office:office" xmlns:oel="http://schemas.microsoft.com/office/2019/extlst" xmlns:r="http://schemas.openxmlformats.org/officeDocument/2006/relationships" xmlns:m="http://schemas.openxmlformats.org/officeDocument/2006/math" xmlns:v="urn:schemas-microsoft-com:vml" xmlns:wp14="http://schemas.microsoft.com/office/word/2010/wordprocessingDrawing" xmlns:wp="http://schemas.openxmlformats.org/drawingml/2006/wordprocessingDrawing" xmlns:w10="urn:schemas-microsoft-com:office:word" xmlns:w="http://schemas.openxmlformats.org/wordprocessingml/2006/main" xmlns:w14="http://schemas.microsoft.com/office/word/2010/wordml" xmlns:w15="http://schemas.microsoft.com/office/word/2012/wordml" xmlns:w16cex="http://schemas.microsoft.com/office/word/2018/wordml/cex" xmlns:w16cid="http://schemas.microsoft.com/office/word/2016/wordml/cid" xmlns:w16="http://schemas.microsoft.com/office/word/2018/wordml" xmlns:w16du="http://schemas.microsoft.com/office/word/2023/wordml/word16du" xmlns:w16sdtdh="http://schemas.microsoft.com/office/word/2020/wordml/sdtdatahash" xmlns:w16sdtfl="http://schemas.microsoft.com/office/word/2024/wordml/sdtformatlock" xmlns:w16se="http://schemas.microsoft.com/office/word/2015/wordml/symex" xmlns:wpg="http://schemas.microsoft.com/office/word/2010/wordprocessingGroup" xmlns:wpi="http://schemas.microsoft.com/office/word/2010/wordprocessingInk" xmlns:wne="http://schemas.microsoft.com/office/word/2006/wordml" xmlns:wps="http://schemas.microsoft.com/office/word/2010/wordprocessingShape" mc:Ignorable="w14 w15 w16se w16cid w16 w16cex w16sdtdh w16sdtfl w16du wp14">
+<w:document xmlns:wpc="http://schemas.microsoft.com/office/word/2010/wordprocessingCanvas" xmlns:cx="http://schemas.microsoft.com/office/drawing/2014/chartex" xmlns:cx1="http://schemas.microsoft.com/office/drawing/2015/9/8/chartex" xmlns:cx2="http://schemas.microsoft.com/office/drawing/2015/10/21/chartex" xmlns:cx3="http://schemas.microsoft.com/office/drawing/2016/5/9/chartex" xmlns:cx4="http://schemas.microsoft.com/office/drawing/2016/5/10/chartex" xmlns:cx5="http://schemas.microsoft.com/office/drawing/2016/5/11/chartex" xmlns:cx6="http://schemas.microsoft.com/office/drawing/2016/5/12/chartex" xmlns:cx7="http://schemas.microsoft.com/office/drawing/2016/5/13/chartex" xmlns:cx8="http://schemas.microsoft.com/office/drawing/2016/5/14/chartex" xmlns:mc="http://schemas.openxmlformats.org/markup-compatibility/2006" xmlns:aink="http://schemas.microsoft.com/office/drawing/2016/ink" xmlns:am3d="http://schemas.microsoft.com/office/drawing/2017/model3d" xmlns:o="urn:schemas-microsoft-com:office:office" xmlns:oel="http://schemas.microsoft.com/office/2019/extlst" xmlns:r="http://schemas.openxmlformats.org/officeDocument/2006/relationships" xmlns:m="http://schemas.openxmlformats.org/officeDocument/2006/math" xmlns:v="urn:schemas-microsoft-com:vml" xmlns:wp14="http://schemas.microsoft.com/office/word/2010/wordprocessingDrawing" xmlns:wp="http://schemas.openxmlformats.org/drawingml/2006/wordprocessingDrawing" xmlns:w10="urn:schemas-microsoft-com:office:word" xmlns:w="http://schemas.openxmlformats.org/wordprocessingml/2006/main" xmlns:w14="http://schemas.microsoft.com/office/word/2010/wordml" xmlns:w15="http://schemas.microsoft.com/office/word/2012/wordml" xmlns:w16cei="http://schemas.microsoft.com/office/word/2026/wordml/cei" xmlns:w16cex="http://schemas.microsoft.com/office/word/2018/wordml/cex" xmlns:w16cid="http://schemas.microsoft.com/office/word/2016/wordml/cid" xmlns:w16="http://schemas.microsoft.com/office/word/2018/wordml" xmlns:w16du="http://schemas.microsoft.com/office/word/2023/wordml/word16du" xmlns:w16sdtdh="http://schemas.microsoft.com/office/word/2020/wordml/sdtdatahash" xmlns:w16sdtfl="http://schemas.microsoft.com/office/word/2024/wordml/sdtformatlock" xmlns:w16se="http://schemas.microsoft.com/office/word/2015/wordml/symex" xmlns:wpg="http://schemas.microsoft.com/office/word/2010/wordprocessingGroup" xmlns:wpi="http://schemas.microsoft.com/office/word/2010/wordprocessingInk" xmlns:wne="http://schemas.microsoft.com/office/word/2006/wordml" xmlns:wps="http://schemas.microsoft.com/office/word/2010/wordprocessingShape" mc:Ignorable="w14 w15 w16se w16cid w16 w16cex w16sdtdh w16sdtfl w16du wp14">
   <w:body>
     <w:p>
       <w:pPr>
@@ -585,7 +585,7 @@
           <w:r>
             <w:fldChar w:fldCharType="separate"/>
           </w:r>
-          <w:hyperlink w:anchor="_Toc233290673" w:history="1">
+          <w:hyperlink w:anchor="_Toc235786526" w:history="1">
             <w:r>
               <w:rPr>
                 <w:rStyle w:val="Hipervnculo"/>
@@ -612,7 +612,7 @@
                 <w:noProof/>
                 <w:webHidden/>
               </w:rPr>
-              <w:instrText xml:space="preserve"> PAGEREF _Toc233290673 \h </w:instrText>
+              <w:instrText xml:space="preserve"> PAGEREF _Toc235786526 \h </w:instrText>
             </w:r>
             <w:r>
               <w:rPr>
@@ -657,7 +657,7 @@
               <w:lang w:eastAsia="es-CO"/>
             </w:rPr>
           </w:pPr>
-          <w:hyperlink w:anchor="_Toc233290674" w:history="1">
+          <w:hyperlink w:anchor="_Toc235786527" w:history="1">
             <w:r>
               <w:rPr>
                 <w:rStyle w:val="Hipervnculo"/>
@@ -684,7 +684,7 @@
                 <w:noProof/>
                 <w:webHidden/>
               </w:rPr>
-              <w:instrText xml:space="preserve"> PAGEREF _Toc233290674 \h </w:instrText>
+              <w:instrText xml:space="preserve"> PAGEREF _Toc235786527 \h </w:instrText>
             </w:r>
             <w:r>
               <w:rPr>
@@ -729,7 +729,7 @@
               <w:lang w:eastAsia="es-CO"/>
             </w:rPr>
           </w:pPr>
-          <w:hyperlink w:anchor="_Toc233290675" w:history="1">
+          <w:hyperlink w:anchor="_Toc235786528" w:history="1">
             <w:r>
               <w:rPr>
                 <w:rStyle w:val="Hipervnculo"/>
@@ -756,7 +756,7 @@
                 <w:noProof/>
                 <w:webHidden/>
               </w:rPr>
-              <w:instrText xml:space="preserve"> PAGEREF _Toc233290675 \h </w:instrText>
+              <w:instrText xml:space="preserve"> PAGEREF _Toc235786528 \h </w:instrText>
             </w:r>
             <w:r>
               <w:rPr>
@@ -801,7 +801,7 @@
               <w:lang w:eastAsia="es-CO"/>
             </w:rPr>
           </w:pPr>
-          <w:hyperlink w:anchor="_Toc233290676" w:history="1">
+          <w:hyperlink w:anchor="_Toc235786529" w:history="1">
             <w:r>
               <w:rPr>
                 <w:rStyle w:val="Hipervnculo"/>
@@ -828,7 +828,7 @@
                 <w:noProof/>
                 <w:webHidden/>
               </w:rPr>
-              <w:instrText xml:space="preserve"> PAGEREF _Toc233290676 \h </w:instrText>
+              <w:instrText xml:space="preserve"> PAGEREF _Toc235786529 \h </w:instrText>
             </w:r>
             <w:r>
               <w:rPr>
@@ -873,7 +873,7 @@
               <w:lang w:eastAsia="es-CO"/>
             </w:rPr>
           </w:pPr>
-          <w:hyperlink w:anchor="_Toc233290677" w:history="1">
+          <w:hyperlink w:anchor="_Toc235786530" w:history="1">
             <w:r>
               <w:rPr>
                 <w:rStyle w:val="Hipervnculo"/>
@@ -900,7 +900,7 @@
                 <w:noProof/>
                 <w:webHidden/>
               </w:rPr>
-              <w:instrText xml:space="preserve"> PAGEREF _Toc233290677 \h </w:instrText>
+              <w:instrText xml:space="preserve"> PAGEREF _Toc235786530 \h </w:instrText>
             </w:r>
             <w:r>
               <w:rPr>
@@ -945,7 +945,7 @@
               <w:lang w:eastAsia="es-CO"/>
             </w:rPr>
           </w:pPr>
-          <w:hyperlink w:anchor="_Toc233290678" w:history="1">
+          <w:hyperlink w:anchor="_Toc235786531" w:history="1">
             <w:r>
               <w:rPr>
                 <w:rStyle w:val="Hipervnculo"/>
@@ -972,7 +972,7 @@
                 <w:noProof/>
                 <w:webHidden/>
               </w:rPr>
-              <w:instrText xml:space="preserve"> PAGEREF _Toc233290678 \h </w:instrText>
+              <w:instrText xml:space="preserve"> PAGEREF _Toc235786531 \h </w:instrText>
             </w:r>
             <w:r>
               <w:rPr>
@@ -1017,7 +1017,7 @@
               <w:lang w:eastAsia="es-CO"/>
             </w:rPr>
           </w:pPr>
-          <w:hyperlink w:anchor="_Toc233290679" w:history="1">
+          <w:hyperlink w:anchor="_Toc235786532" w:history="1">
             <w:r>
               <w:rPr>
                 <w:rStyle w:val="Hipervnculo"/>
@@ -1044,7 +1044,7 @@
                 <w:noProof/>
                 <w:webHidden/>
               </w:rPr>
-              <w:instrText xml:space="preserve"> PAGEREF _Toc233290679 \h </w:instrText>
+              <w:instrText xml:space="preserve"> PAGEREF _Toc235786532 \h </w:instrText>
             </w:r>
             <w:r>
               <w:rPr>
@@ -1089,7 +1089,7 @@
               <w:lang w:eastAsia="es-CO"/>
             </w:rPr>
           </w:pPr>
-          <w:hyperlink w:anchor="_Toc233290680" w:history="1">
+          <w:hyperlink w:anchor="_Toc235786533" w:history="1">
             <w:r>
               <w:rPr>
                 <w:rStyle w:val="Hipervnculo"/>
@@ -1116,7 +1116,7 @@
                 <w:noProof/>
                 <w:webHidden/>
               </w:rPr>
-              <w:instrText xml:space="preserve"> PAGEREF _Toc233290680 \h </w:instrText>
+              <w:instrText xml:space="preserve"> PAGEREF _Toc235786533 \h </w:instrText>
             </w:r>
             <w:r>
               <w:rPr>
@@ -1161,7 +1161,7 @@
               <w:lang w:eastAsia="es-CO"/>
             </w:rPr>
           </w:pPr>
-          <w:hyperlink w:anchor="_Toc233290681" w:history="1">
+          <w:hyperlink w:anchor="_Toc235786534" w:history="1">
             <w:r>
               <w:rPr>
                 <w:rStyle w:val="Hipervnculo"/>
@@ -1188,7 +1188,7 @@
                 <w:noProof/>
                 <w:webHidden/>
               </w:rPr>
-              <w:instrText xml:space="preserve"> PAGEREF _Toc233290681 \h </w:instrText>
+              <w:instrText xml:space="preserve"> PAGEREF _Toc235786534 \h </w:instrText>
             </w:r>
             <w:r>
               <w:rPr>
@@ -1233,7 +1233,7 @@
               <w:lang w:eastAsia="es-CO"/>
             </w:rPr>
           </w:pPr>
-          <w:hyperlink w:anchor="_Toc233290682" w:history="1">
+          <w:hyperlink w:anchor="_Toc235786535" w:history="1">
             <w:r>
               <w:rPr>
                 <w:rStyle w:val="Hipervnculo"/>
@@ -1260,7 +1260,7 @@
                 <w:noProof/>
                 <w:webHidden/>
               </w:rPr>
-              <w:instrText xml:space="preserve"> PAGEREF _Toc233290682 \h </w:instrText>
+              <w:instrText xml:space="preserve"> PAGEREF _Toc235786535 \h </w:instrText>
             </w:r>
             <w:r>
               <w:rPr>
@@ -1305,7 +1305,7 @@
               <w:lang w:eastAsia="es-CO"/>
             </w:rPr>
           </w:pPr>
-          <w:hyperlink w:anchor="_Toc233290683" w:history="1">
+          <w:hyperlink w:anchor="_Toc235786536" w:history="1">
             <w:r>
               <w:rPr>
                 <w:rStyle w:val="Hipervnculo"/>
@@ -1332,7 +1332,7 @@
                 <w:noProof/>
                 <w:webHidden/>
               </w:rPr>
-              <w:instrText xml:space="preserve"> PAGEREF _Toc233290683 \h </w:instrText>
+              <w:instrText xml:space="preserve"> PAGEREF _Toc235786536 \h </w:instrText>
             </w:r>
             <w:r>
               <w:rPr>
@@ -1377,7 +1377,7 @@
               <w:lang w:eastAsia="es-CO"/>
             </w:rPr>
           </w:pPr>
-          <w:hyperlink w:anchor="_Toc233290684" w:history="1">
+          <w:hyperlink w:anchor="_Toc235786537" w:history="1">
             <w:r>
               <w:rPr>
                 <w:rStyle w:val="Hipervnculo"/>
@@ -1404,7 +1404,7 @@
                 <w:noProof/>
                 <w:webHidden/>
               </w:rPr>
-              <w:instrText xml:space="preserve"> PAGEREF _Toc233290684 \h </w:instrText>
+              <w:instrText xml:space="preserve"> PAGEREF _Toc235786537 \h </w:instrText>
             </w:r>
             <w:r>
               <w:rPr>
@@ -1449,7 +1449,7 @@
               <w:lang w:eastAsia="es-CO"/>
             </w:rPr>
           </w:pPr>
-          <w:hyperlink w:anchor="_Toc233290685" w:history="1">
+          <w:hyperlink w:anchor="_Toc235786538" w:history="1">
             <w:r>
               <w:rPr>
                 <w:rStyle w:val="Hipervnculo"/>
@@ -1476,7 +1476,7 @@
                 <w:noProof/>
                 <w:webHidden/>
               </w:rPr>
-              <w:instrText xml:space="preserve"> PAGEREF _Toc233290685 \h </w:instrText>
+              <w:instrText xml:space="preserve"> PAGEREF _Toc235786538 \h </w:instrText>
             </w:r>
             <w:r>
               <w:rPr>
@@ -1521,7 +1521,7 @@
               <w:lang w:eastAsia="es-CO"/>
             </w:rPr>
           </w:pPr>
-          <w:hyperlink w:anchor="_Toc233290686" w:history="1">
+          <w:hyperlink w:anchor="_Toc235786539" w:history="1">
             <w:r>
               <w:rPr>
                 <w:rStyle w:val="Hipervnculo"/>
@@ -1548,7 +1548,7 @@
                 <w:noProof/>
                 <w:webHidden/>
               </w:rPr>
-              <w:instrText xml:space="preserve"> PAGEREF _Toc233290686 \h </w:instrText>
+              <w:instrText xml:space="preserve"> PAGEREF _Toc235786539 \h </w:instrText>
             </w:r>
             <w:r>
               <w:rPr>
@@ -1593,7 +1593,7 @@
               <w:lang w:eastAsia="es-CO"/>
             </w:rPr>
           </w:pPr>
-          <w:hyperlink w:anchor="_Toc233290687" w:history="1">
+          <w:hyperlink w:anchor="_Toc235786540" w:history="1">
             <w:r>
               <w:rPr>
                 <w:rStyle w:val="Hipervnculo"/>
@@ -1620,7 +1620,7 @@
                 <w:noProof/>
                 <w:webHidden/>
               </w:rPr>
-              <w:instrText xml:space="preserve"> PAGEREF _Toc233290687 \h </w:instrText>
+              <w:instrText xml:space="preserve"> PAGEREF _Toc235786540 \h </w:instrText>
             </w:r>
             <w:r>
               <w:rPr>
@@ -1665,7 +1665,7 @@
               <w:lang w:eastAsia="es-CO"/>
             </w:rPr>
           </w:pPr>
-          <w:hyperlink w:anchor="_Toc233290688" w:history="1">
+          <w:hyperlink w:anchor="_Toc235786541" w:history="1">
             <w:r>
               <w:rPr>
                 <w:rStyle w:val="Hipervnculo"/>
@@ -1692,7 +1692,7 @@
                 <w:noProof/>
                 <w:webHidden/>
               </w:rPr>
-              <w:instrText xml:space="preserve"> PAGEREF _Toc233290688 \h </w:instrText>
+              <w:instrText xml:space="preserve"> PAGEREF _Toc235786541 \h </w:instrText>
             </w:r>
             <w:r>
               <w:rPr>
@@ -1737,7 +1737,7 @@
               <w:lang w:eastAsia="es-CO"/>
             </w:rPr>
           </w:pPr>
-          <w:hyperlink w:anchor="_Toc233290689" w:history="1">
+          <w:hyperlink w:anchor="_Toc235786542" w:history="1">
             <w:r>
               <w:rPr>
                 <w:rStyle w:val="Hipervnculo"/>
@@ -1764,7 +1764,7 @@
                 <w:noProof/>
                 <w:webHidden/>
               </w:rPr>
-              <w:instrText xml:space="preserve"> PAGEREF _Toc233290689 \h </w:instrText>
+              <w:instrText xml:space="preserve"> PAGEREF _Toc235786542 \h </w:instrText>
             </w:r>
             <w:r>
               <w:rPr>
@@ -1809,7 +1809,7 @@
               <w:lang w:eastAsia="es-CO"/>
             </w:rPr>
           </w:pPr>
-          <w:hyperlink w:anchor="_Toc233290690" w:history="1">
+          <w:hyperlink w:anchor="_Toc235786543" w:history="1">
             <w:r>
               <w:rPr>
                 <w:rStyle w:val="Hipervnculo"/>
@@ -1836,7 +1836,7 @@
                 <w:noProof/>
                 <w:webHidden/>
               </w:rPr>
-              <w:instrText xml:space="preserve"> PAGEREF _Toc233290690 \h </w:instrText>
+              <w:instrText xml:space="preserve"> PAGEREF _Toc235786543 \h </w:instrText>
             </w:r>
             <w:r>
               <w:rPr>
@@ -1881,7 +1881,7 @@
               <w:lang w:eastAsia="es-CO"/>
             </w:rPr>
           </w:pPr>
-          <w:hyperlink w:anchor="_Toc233290691" w:history="1">
+          <w:hyperlink w:anchor="_Toc235786544" w:history="1">
             <w:r>
               <w:rPr>
                 <w:rStyle w:val="Hipervnculo"/>
@@ -1908,7 +1908,7 @@
                 <w:noProof/>
                 <w:webHidden/>
               </w:rPr>
-              <w:instrText xml:space="preserve"> PAGEREF _Toc233290691 \h </w:instrText>
+              <w:instrText xml:space="preserve"> PAGEREF _Toc235786544 \h </w:instrText>
             </w:r>
             <w:r>
               <w:rPr>
@@ -1953,7 +1953,7 @@
               <w:lang w:eastAsia="es-CO"/>
             </w:rPr>
           </w:pPr>
-          <w:hyperlink w:anchor="_Toc233290692" w:history="1">
+          <w:hyperlink w:anchor="_Toc235786545" w:history="1">
             <w:r>
               <w:rPr>
                 <w:rStyle w:val="Hipervnculo"/>
@@ -1980,7 +1980,7 @@
                 <w:noProof/>
                 <w:webHidden/>
               </w:rPr>
-              <w:instrText xml:space="preserve"> PAGEREF _Toc233290692 \h </w:instrText>
+              <w:instrText xml:space="preserve"> PAGEREF _Toc235786545 \h </w:instrText>
             </w:r>
             <w:r>
               <w:rPr>
@@ -2025,7 +2025,7 @@
               <w:lang w:eastAsia="es-CO"/>
             </w:rPr>
           </w:pPr>
-          <w:hyperlink w:anchor="_Toc233290693" w:history="1">
+          <w:hyperlink w:anchor="_Toc235786546" w:history="1">
             <w:r>
               <w:rPr>
                 <w:rStyle w:val="Hipervnculo"/>
@@ -2052,7 +2052,7 @@
                 <w:noProof/>
                 <w:webHidden/>
               </w:rPr>
-              <w:instrText xml:space="preserve"> PAGEREF _Toc233290693 \h </w:instrText>
+              <w:instrText xml:space="preserve"> PAGEREF _Toc235786546 \h </w:instrText>
             </w:r>
             <w:r>
               <w:rPr>
@@ -2097,7 +2097,7 @@
               <w:lang w:eastAsia="es-CO"/>
             </w:rPr>
           </w:pPr>
-          <w:hyperlink w:anchor="_Toc233290694" w:history="1">
+          <w:hyperlink w:anchor="_Toc235786547" w:history="1">
             <w:r>
               <w:rPr>
                 <w:rStyle w:val="Hipervnculo"/>
@@ -2124,7 +2124,7 @@
                 <w:noProof/>
                 <w:webHidden/>
               </w:rPr>
-              <w:instrText xml:space="preserve"> PAGEREF _Toc233290694 \h </w:instrText>
+              <w:instrText xml:space="preserve"> PAGEREF _Toc235786547 \h </w:instrText>
             </w:r>
             <w:r>
               <w:rPr>
@@ -2169,7 +2169,7 @@
               <w:lang w:eastAsia="es-CO"/>
             </w:rPr>
           </w:pPr>
-          <w:hyperlink w:anchor="_Toc233290695" w:history="1">
+          <w:hyperlink w:anchor="_Toc235786548" w:history="1">
             <w:r>
               <w:rPr>
                 <w:rStyle w:val="Hipervnculo"/>
@@ -2196,7 +2196,7 @@
                 <w:noProof/>
                 <w:webHidden/>
               </w:rPr>
-              <w:instrText xml:space="preserve"> PAGEREF _Toc233290695 \h </w:instrText>
+              <w:instrText xml:space="preserve"> PAGEREF _Toc235786548 \h </w:instrText>
             </w:r>
             <w:r>
               <w:rPr>
@@ -2241,7 +2241,7 @@
               <w:lang w:eastAsia="es-CO"/>
             </w:rPr>
           </w:pPr>
-          <w:hyperlink w:anchor="_Toc233290696" w:history="1">
+          <w:hyperlink w:anchor="_Toc235786549" w:history="1">
             <w:r>
               <w:rPr>
                 <w:rStyle w:val="Hipervnculo"/>
@@ -2268,7 +2268,7 @@
                 <w:noProof/>
                 <w:webHidden/>
               </w:rPr>
-              <w:instrText xml:space="preserve"> PAGEREF _Toc233290696 \h </w:instrText>
+              <w:instrText xml:space="preserve"> PAGEREF _Toc235786549 \h </w:instrText>
             </w:r>
             <w:r>
               <w:rPr>
@@ -2313,7 +2313,7 @@
               <w:lang w:eastAsia="es-CO"/>
             </w:rPr>
           </w:pPr>
-          <w:hyperlink w:anchor="_Toc233290697" w:history="1">
+          <w:hyperlink w:anchor="_Toc235786550" w:history="1">
             <w:r>
               <w:rPr>
                 <w:rStyle w:val="Hipervnculo"/>
@@ -2340,7 +2340,7 @@
                 <w:noProof/>
                 <w:webHidden/>
               </w:rPr>
-              <w:instrText xml:space="preserve"> PAGEREF _Toc233290697 \h </w:instrText>
+              <w:instrText xml:space="preserve"> PAGEREF _Toc235786550 \h </w:instrText>
             </w:r>
             <w:r>
               <w:rPr>
@@ -2385,7 +2385,7 @@
               <w:lang w:eastAsia="es-CO"/>
             </w:rPr>
           </w:pPr>
-          <w:hyperlink w:anchor="_Toc233290698" w:history="1">
+          <w:hyperlink w:anchor="_Toc235786551" w:history="1">
             <w:r>
               <w:rPr>
                 <w:rStyle w:val="Hipervnculo"/>
@@ -2412,7 +2412,7 @@
                 <w:noProof/>
                 <w:webHidden/>
               </w:rPr>
-              <w:instrText xml:space="preserve"> PAGEREF _Toc233290698 \h </w:instrText>
+              <w:instrText xml:space="preserve"> PAGEREF _Toc235786551 \h </w:instrText>
             </w:r>
             <w:r>
               <w:rPr>
@@ -2457,7 +2457,7 @@
               <w:lang w:eastAsia="es-CO"/>
             </w:rPr>
           </w:pPr>
-          <w:hyperlink w:anchor="_Toc233290699" w:history="1">
+          <w:hyperlink w:anchor="_Toc235786552" w:history="1">
             <w:r>
               <w:rPr>
                 <w:rStyle w:val="Hipervnculo"/>
@@ -2484,7 +2484,7 @@
                 <w:noProof/>
                 <w:webHidden/>
               </w:rPr>
-              <w:instrText xml:space="preserve"> PAGEREF _Toc233290699 \h </w:instrText>
+              <w:instrText xml:space="preserve"> PAGEREF _Toc235786552 \h </w:instrText>
             </w:r>
             <w:r>
               <w:rPr>
@@ -2529,7 +2529,7 @@
               <w:lang w:eastAsia="es-CO"/>
             </w:rPr>
           </w:pPr>
-          <w:hyperlink w:anchor="_Toc233290700" w:history="1">
+          <w:hyperlink w:anchor="_Toc235786553" w:history="1">
             <w:r>
               <w:rPr>
                 <w:rStyle w:val="Hipervnculo"/>
@@ -2556,7 +2556,7 @@
                 <w:noProof/>
                 <w:webHidden/>
               </w:rPr>
-              <w:instrText xml:space="preserve"> PAGEREF _Toc233290700 \h </w:instrText>
+              <w:instrText xml:space="preserve"> PAGEREF _Toc235786553 \h </w:instrText>
             </w:r>
             <w:r>
               <w:rPr>
@@ -2601,7 +2601,7 @@
               <w:lang w:eastAsia="es-CO"/>
             </w:rPr>
           </w:pPr>
-          <w:hyperlink w:anchor="_Toc233290701" w:history="1">
+          <w:hyperlink w:anchor="_Toc235786554" w:history="1">
             <w:r>
               <w:rPr>
                 <w:rStyle w:val="Hipervnculo"/>
@@ -2628,7 +2628,7 @@
                 <w:noProof/>
                 <w:webHidden/>
               </w:rPr>
-              <w:instrText xml:space="preserve"> PAGEREF _Toc233290701 \h </w:instrText>
+              <w:instrText xml:space="preserve"> PAGEREF _Toc235786554 \h </w:instrText>
             </w:r>
             <w:r>
               <w:rPr>
@@ -2673,7 +2673,7 @@
               <w:lang w:eastAsia="es-CO"/>
             </w:rPr>
           </w:pPr>
-          <w:hyperlink w:anchor="_Toc233290702" w:history="1">
+          <w:hyperlink w:anchor="_Toc235786555" w:history="1">
             <w:r>
               <w:rPr>
                 <w:rStyle w:val="Hipervnculo"/>
@@ -2700,7 +2700,7 @@
                 <w:noProof/>
                 <w:webHidden/>
               </w:rPr>
-              <w:instrText xml:space="preserve"> PAGEREF _Toc233290702 \h </w:instrText>
+              <w:instrText xml:space="preserve"> PAGEREF _Toc235786555 \h </w:instrText>
             </w:r>
             <w:r>
               <w:rPr>
@@ -2745,7 +2745,7 @@
               <w:lang w:eastAsia="es-CO"/>
             </w:rPr>
           </w:pPr>
-          <w:hyperlink w:anchor="_Toc233290703" w:history="1">
+          <w:hyperlink w:anchor="_Toc235786556" w:history="1">
             <w:r>
               <w:rPr>
                 <w:rStyle w:val="Hipervnculo"/>
@@ -2772,7 +2772,7 @@
                 <w:noProof/>
                 <w:webHidden/>
               </w:rPr>
-              <w:instrText xml:space="preserve"> PAGEREF _Toc233290703 \h </w:instrText>
+              <w:instrText xml:space="preserve"> PAGEREF _Toc235786556 \h </w:instrText>
             </w:r>
             <w:r>
               <w:rPr>
@@ -2817,7 +2817,7 @@
               <w:lang w:eastAsia="es-CO"/>
             </w:rPr>
           </w:pPr>
-          <w:hyperlink w:anchor="_Toc233290704" w:history="1">
+          <w:hyperlink w:anchor="_Toc235786557" w:history="1">
             <w:r>
               <w:rPr>
                 <w:rStyle w:val="Hipervnculo"/>
@@ -2844,7 +2844,7 @@
                 <w:noProof/>
                 <w:webHidden/>
               </w:rPr>
-              <w:instrText xml:space="preserve"> PAGEREF _Toc233290704 \h </w:instrText>
+              <w:instrText xml:space="preserve"> PAGEREF _Toc235786557 \h </w:instrText>
             </w:r>
             <w:r>
               <w:rPr>
@@ -2889,7 +2889,7 @@
               <w:lang w:eastAsia="es-CO"/>
             </w:rPr>
           </w:pPr>
-          <w:hyperlink w:anchor="_Toc233290705" w:history="1">
+          <w:hyperlink w:anchor="_Toc235786558" w:history="1">
             <w:r>
               <w:rPr>
                 <w:rStyle w:val="Hipervnculo"/>
@@ -2916,7 +2916,7 @@
                 <w:noProof/>
                 <w:webHidden/>
               </w:rPr>
-              <w:instrText xml:space="preserve"> PAGEREF _Toc233290705 \h </w:instrText>
+              <w:instrText xml:space="preserve"> PAGEREF _Toc235786558 \h </w:instrText>
             </w:r>
             <w:r>
               <w:rPr>
@@ -2961,7 +2961,7 @@
               <w:lang w:eastAsia="es-CO"/>
             </w:rPr>
           </w:pPr>
-          <w:hyperlink w:anchor="_Toc233290706" w:history="1">
+          <w:hyperlink w:anchor="_Toc235786559" w:history="1">
             <w:r>
               <w:rPr>
                 <w:rStyle w:val="Hipervnculo"/>
@@ -2988,7 +2988,7 @@
                 <w:noProof/>
                 <w:webHidden/>
               </w:rPr>
-              <w:instrText xml:space="preserve"> PAGEREF _Toc233290706 \h </w:instrText>
+              <w:instrText xml:space="preserve"> PAGEREF _Toc235786559 \h </w:instrText>
             </w:r>
             <w:r>
               <w:rPr>
@@ -3033,7 +3033,7 @@
               <w:lang w:eastAsia="es-CO"/>
             </w:rPr>
           </w:pPr>
-          <w:hyperlink w:anchor="_Toc233290707" w:history="1">
+          <w:hyperlink w:anchor="_Toc235786560" w:history="1">
             <w:r>
               <w:rPr>
                 <w:rStyle w:val="Hipervnculo"/>
@@ -3060,7 +3060,7 @@
                 <w:noProof/>
                 <w:webHidden/>
               </w:rPr>
-              <w:instrText xml:space="preserve"> PAGEREF _Toc233290707 \h </w:instrText>
+              <w:instrText xml:space="preserve"> PAGEREF _Toc235786560 \h </w:instrText>
             </w:r>
             <w:r>
               <w:rPr>
@@ -3105,7 +3105,7 @@
               <w:lang w:eastAsia="es-CO"/>
             </w:rPr>
           </w:pPr>
-          <w:hyperlink w:anchor="_Toc233290708" w:history="1">
+          <w:hyperlink w:anchor="_Toc235786561" w:history="1">
             <w:r>
               <w:rPr>
                 <w:rStyle w:val="Hipervnculo"/>
@@ -3132,7 +3132,7 @@
                 <w:noProof/>
                 <w:webHidden/>
               </w:rPr>
-              <w:instrText xml:space="preserve"> PAGEREF _Toc233290708 \h </w:instrText>
+              <w:instrText xml:space="preserve"> PAGEREF _Toc235786561 \h </w:instrText>
             </w:r>
             <w:r>
               <w:rPr>
@@ -3177,7 +3177,7 @@
               <w:lang w:eastAsia="es-CO"/>
             </w:rPr>
           </w:pPr>
-          <w:hyperlink w:anchor="_Toc233290709" w:history="1">
+          <w:hyperlink w:anchor="_Toc235786562" w:history="1">
             <w:r>
               <w:rPr>
                 <w:rStyle w:val="Hipervnculo"/>
@@ -3204,7 +3204,7 @@
                 <w:noProof/>
                 <w:webHidden/>
               </w:rPr>
-              <w:instrText xml:space="preserve"> PAGEREF _Toc233290709 \h </w:instrText>
+              <w:instrText xml:space="preserve"> PAGEREF _Toc235786562 \h </w:instrText>
             </w:r>
             <w:r>
               <w:rPr>
@@ -3249,7 +3249,7 @@
               <w:lang w:eastAsia="es-CO"/>
             </w:rPr>
           </w:pPr>
-          <w:hyperlink w:anchor="_Toc233290710" w:history="1">
+          <w:hyperlink w:anchor="_Toc235786563" w:history="1">
             <w:r>
               <w:rPr>
                 <w:rStyle w:val="Hipervnculo"/>
@@ -3276,7 +3276,7 @@
                 <w:noProof/>
                 <w:webHidden/>
               </w:rPr>
-              <w:instrText xml:space="preserve"> PAGEREF _Toc233290710 \h </w:instrText>
+              <w:instrText xml:space="preserve"> PAGEREF _Toc235786563 \h </w:instrText>
             </w:r>
             <w:r>
               <w:rPr>
@@ -3321,7 +3321,7 @@
               <w:lang w:eastAsia="es-CO"/>
             </w:rPr>
           </w:pPr>
-          <w:hyperlink w:anchor="_Toc233290711" w:history="1">
+          <w:hyperlink w:anchor="_Toc235786564" w:history="1">
             <w:r>
               <w:rPr>
                 <w:rStyle w:val="Hipervnculo"/>
@@ -3348,7 +3348,7 @@
                 <w:noProof/>
                 <w:webHidden/>
               </w:rPr>
-              <w:instrText xml:space="preserve"> PAGEREF _Toc233290711 \h </w:instrText>
+              <w:instrText xml:space="preserve"> PAGEREF _Toc235786564 \h </w:instrText>
             </w:r>
             <w:r>
               <w:rPr>
@@ -3393,7 +3393,7 @@
               <w:lang w:eastAsia="es-CO"/>
             </w:rPr>
           </w:pPr>
-          <w:hyperlink w:anchor="_Toc233290712" w:history="1">
+          <w:hyperlink w:anchor="_Toc235786565" w:history="1">
             <w:r>
               <w:rPr>
                 <w:rStyle w:val="Hipervnculo"/>
@@ -3420,7 +3420,7 @@
                 <w:noProof/>
                 <w:webHidden/>
               </w:rPr>
-              <w:instrText xml:space="preserve"> PAGEREF _Toc233290712 \h </w:instrText>
+              <w:instrText xml:space="preserve"> PAGEREF _Toc235786565 \h </w:instrText>
             </w:r>
             <w:r>
               <w:rPr>
@@ -3468,7 +3468,7 @@
       <w:pPr>
         <w:pStyle w:val="Titulosgenerales"/>
       </w:pPr>
-      <w:bookmarkStart w:id="0" w:name="_Toc233290673"/>
+      <w:bookmarkStart w:id="0" w:name="_Toc235786526"/>
       <w:r>
         <w:lastRenderedPageBreak/>
         <w:t>Introducción</w:t>
@@ -3477,7 +3477,25 @@
     </w:p>
     <w:p>
       <w:r>
-        <w:t>El componente formativo gestión comunitaria, comunicación y manejo de riesgos en proyectos agropecuarios se orienta al fortalecimiento de competencias sociales, organizativas y comunicativas necesarias para la interacción con comunidades rurales y la articulación de acciones participativas en el territorio. En el marco del programa “Proyectos Agropecuarios Comunitarios”, este componente busca preparar al aprendiz para apoyar procesos de concertación, prevención de riesgos, comunicación comunitaria y gestión de información, promoviendo la participación y el desarrollo sostenible de las comunidades rurales.</w:t>
+        <w:t>El componente formativo gestión comunitaria, comunicación y manejo de riesgos en proyectos agropecuarios se orienta al fortalecimiento de competencias sociales, organizativas y comunicativas necesarias para la interacción con comunidades rurales y la articulación de acciones participativas en el territorio. En el marco del programa “</w:t>
+      </w:r>
+      <w:r>
+        <w:t>p</w:t>
+      </w:r>
+      <w:r>
+        <w:t xml:space="preserve">royectos </w:t>
+      </w:r>
+      <w:r>
+        <w:t>a</w:t>
+      </w:r>
+      <w:r>
+        <w:t xml:space="preserve">gropecuarios </w:t>
+      </w:r>
+      <w:r>
+        <w:t>c</w:t>
+      </w:r>
+      <w:r>
+        <w:t>omunitarios”, este componente busca preparar al aprendiz para apoyar procesos de concertación, prevención de riesgos, comunicación comunitaria y gestión de información, promoviendo la participación y el desarrollo sostenible de las comunidades rurales.</w:t>
       </w:r>
     </w:p>
     <w:p>
@@ -3509,7 +3527,7 @@
       <w:pPr>
         <w:pStyle w:val="Ttulo1"/>
       </w:pPr>
-      <w:bookmarkStart w:id="1" w:name="_Toc233290674"/>
+      <w:bookmarkStart w:id="1" w:name="_Toc235786527"/>
       <w:r>
         <w:lastRenderedPageBreak/>
         <w:t>Gestión comunitaria con enfoque territorial y diferencial</w:t>
@@ -3525,7 +3543,7 @@
       <w:pPr>
         <w:pStyle w:val="Ttulo2"/>
       </w:pPr>
-      <w:bookmarkStart w:id="2" w:name="_Toc233290675"/>
+      <w:bookmarkStart w:id="2" w:name="_Toc235786528"/>
       <w:r>
         <w:t>Concertación de acciones</w:t>
       </w:r>
@@ -3724,7 +3742,7 @@
       <w:pPr>
         <w:pStyle w:val="Ttulo2"/>
       </w:pPr>
-      <w:bookmarkStart w:id="3" w:name="_Toc233290676"/>
+      <w:bookmarkStart w:id="3" w:name="_Toc235786529"/>
       <w:r>
         <w:t>Estrategias para el desarrollo de componentes</w:t>
       </w:r>
@@ -3836,7 +3854,7 @@
       <w:pPr>
         <w:pStyle w:val="Ttulo2"/>
       </w:pPr>
-      <w:bookmarkStart w:id="4" w:name="_Toc233290677"/>
+      <w:bookmarkStart w:id="4" w:name="_Toc235786530"/>
       <w:r>
         <w:t>Manejo del enfoque diferencial</w:t>
       </w:r>
@@ -3972,7 +3990,7 @@
       <w:pPr>
         <w:pStyle w:val="Ttulo1"/>
       </w:pPr>
-      <w:bookmarkStart w:id="5" w:name="_Toc233290678"/>
+      <w:bookmarkStart w:id="5" w:name="_Toc235786531"/>
       <w:r>
         <w:lastRenderedPageBreak/>
         <w:t>Técnicas de negociación</w:t>
@@ -3993,7 +4011,7 @@
       <w:pPr>
         <w:pStyle w:val="Ttulo2"/>
       </w:pPr>
-      <w:bookmarkStart w:id="6" w:name="_Toc233290679"/>
+      <w:bookmarkStart w:id="6" w:name="_Toc235786532"/>
       <w:r>
         <w:t>Generalidades</w:t>
       </w:r>
@@ -4051,7 +4069,7 @@
           <w:noProof/>
         </w:rPr>
         <w:drawing>
-          <wp:inline distT="0" distB="0" distL="0" distR="0" wp14:anchorId="31A95B41" wp14:editId="2102BF03">
+          <wp:inline distT="0" distB="0" distL="0" distR="0" wp14:anchorId="31A95B41" wp14:editId="70AC8552">
             <wp:extent cx="4679792" cy="2632383"/>
             <wp:effectExtent l="0" t="0" r="6985" b="0"/>
             <wp:docPr id="1" name="Imagen 1">
@@ -4251,7 +4269,7 @@
       <w:pPr>
         <w:pStyle w:val="Ttulo2"/>
       </w:pPr>
-      <w:bookmarkStart w:id="7" w:name="_Toc233290680"/>
+      <w:bookmarkStart w:id="7" w:name="_Toc235786533"/>
       <w:r>
         <w:lastRenderedPageBreak/>
         <w:t>Tipos de negociación</w:t>
@@ -4379,7 +4397,7 @@
       <w:pPr>
         <w:pStyle w:val="Ttulo2"/>
       </w:pPr>
-      <w:bookmarkStart w:id="8" w:name="_Toc233290681"/>
+      <w:bookmarkStart w:id="8" w:name="_Toc235786534"/>
       <w:r>
         <w:t>Métodos</w:t>
       </w:r>
@@ -4487,7 +4505,7 @@
       <w:pPr>
         <w:pStyle w:val="Ttulo2"/>
       </w:pPr>
-      <w:bookmarkStart w:id="9" w:name="_Toc233290682"/>
+      <w:bookmarkStart w:id="9" w:name="_Toc235786535"/>
       <w:r>
         <w:t>Características</w:t>
       </w:r>
@@ -4624,7 +4642,7 @@
       <w:pPr>
         <w:pStyle w:val="Ttulo2"/>
       </w:pPr>
-      <w:bookmarkStart w:id="10" w:name="_Toc233290683"/>
+      <w:bookmarkStart w:id="10" w:name="_Toc235786536"/>
       <w:r>
         <w:t>Criterios de negociación</w:t>
       </w:r>
@@ -4862,7 +4880,7 @@
       <w:pPr>
         <w:pStyle w:val="Ttulo2"/>
       </w:pPr>
-      <w:bookmarkStart w:id="11" w:name="_Toc233290684"/>
+      <w:bookmarkStart w:id="11" w:name="_Toc235786537"/>
       <w:r>
         <w:t>Escucha activa</w:t>
       </w:r>
@@ -5242,7 +5260,13 @@
               <w:t xml:space="preserve"> </w:t>
             </w:r>
             <w:r>
-              <w:t>esa parece muy útil para los proyectos comunitarios, AzuSena.</w:t>
+              <w:t>esa parece muy útil para los proyectos comunitarios, Azu</w:t>
+            </w:r>
+            <w:r>
+              <w:t>c</w:t>
+            </w:r>
+            <w:r>
+              <w:t>ena.</w:t>
             </w:r>
           </w:p>
           <w:p>
@@ -5261,7 +5285,19 @@
               <w:t xml:space="preserve"> </w:t>
             </w:r>
             <w:r>
-              <w:t>y sí que lo es Don Campos. Además, existe también la negociación integradora, que busca soluciones capaces de satisfacer los intereses de todos los participantes. Y la negociación distributiva, que se utiliza cuando es necesario distribuir recursos, responsabilidades o beneficios entre las partes involucradas.</w:t>
+              <w:t xml:space="preserve">y sí que lo es Don Campos. Además, existe también la negociación integradora, que busca soluciones capaces de satisfacer los intereses de todos los participantes. Y la </w:t>
+            </w:r>
+            <w:r>
+              <w:t>negociación dis</w:t>
+            </w:r>
+            <w:r>
+              <w:t>rup</w:t>
+            </w:r>
+            <w:r>
+              <w:t>tiva, que</w:t>
+            </w:r>
+            <w:r>
+              <w:t xml:space="preserve"> se utiliza cuando es necesario distribuir recursos, responsabilidades o beneficios entre las partes involucradas.</w:t>
             </w:r>
           </w:p>
           <w:p>
@@ -5534,7 +5570,7 @@
       <w:pPr>
         <w:pStyle w:val="Ttulo1"/>
       </w:pPr>
-      <w:bookmarkStart w:id="12" w:name="_Toc233290685"/>
+      <w:bookmarkStart w:id="12" w:name="_Toc235786538"/>
       <w:r>
         <w:lastRenderedPageBreak/>
         <w:t>Comunicación</w:t>
@@ -5593,7 +5629,7 @@
           <w:noProof/>
         </w:rPr>
         <w:drawing>
-          <wp:inline distT="0" distB="0" distL="0" distR="0" wp14:anchorId="46970180" wp14:editId="74274158">
+          <wp:inline distT="0" distB="0" distL="0" distR="0" wp14:anchorId="46970180" wp14:editId="604FCE5C">
             <wp:extent cx="4679792" cy="2632383"/>
             <wp:effectExtent l="0" t="0" r="6985" b="0"/>
             <wp:docPr id="1430794000" name="Imagen 1430794000">
@@ -5792,7 +5828,7 @@
       <w:pPr>
         <w:pStyle w:val="Ttulo2"/>
       </w:pPr>
-      <w:bookmarkStart w:id="13" w:name="_Toc233290686"/>
+      <w:bookmarkStart w:id="13" w:name="_Toc235786539"/>
       <w:r>
         <w:t>Principios</w:t>
       </w:r>
@@ -5916,7 +5952,7 @@
       <w:pPr>
         <w:pStyle w:val="Ttulo2"/>
       </w:pPr>
-      <w:bookmarkStart w:id="14" w:name="_Toc233290687"/>
+      <w:bookmarkStart w:id="14" w:name="_Toc235786540"/>
       <w:r>
         <w:t>Canales</w:t>
       </w:r>
@@ -6075,7 +6111,7 @@
       <w:pPr>
         <w:pStyle w:val="Ttulo2"/>
       </w:pPr>
-      <w:bookmarkStart w:id="15" w:name="_Toc233290688"/>
+      <w:bookmarkStart w:id="15" w:name="_Toc235786541"/>
       <w:r>
         <w:t>Componentes</w:t>
       </w:r>
@@ -6232,7 +6268,7 @@
       <w:pPr>
         <w:pStyle w:val="Ttulo2"/>
       </w:pPr>
-      <w:bookmarkStart w:id="16" w:name="_Toc233290689"/>
+      <w:bookmarkStart w:id="16" w:name="_Toc235786542"/>
       <w:r>
         <w:t>Estrategias del lenguaje</w:t>
       </w:r>
@@ -6378,7 +6414,7 @@
       <w:pPr>
         <w:pStyle w:val="Ttulo2"/>
       </w:pPr>
-      <w:bookmarkStart w:id="17" w:name="_Toc233290690"/>
+      <w:bookmarkStart w:id="17" w:name="_Toc235786543"/>
       <w:r>
         <w:t>Técnicas de oratoria</w:t>
       </w:r>
@@ -6512,7 +6548,7 @@
       <w:pPr>
         <w:pStyle w:val="Ttulo2"/>
       </w:pPr>
-      <w:bookmarkStart w:id="18" w:name="_Toc233290691"/>
+      <w:bookmarkStart w:id="18" w:name="_Toc235786544"/>
       <w:r>
         <w:t>Técnicas de comunicación comunitaria</w:t>
       </w:r>
@@ -6614,7 +6650,7 @@
       <w:pPr>
         <w:pStyle w:val="Ttulo2"/>
       </w:pPr>
-      <w:bookmarkStart w:id="19" w:name="_Toc233290692"/>
+      <w:bookmarkStart w:id="19" w:name="_Toc235786545"/>
       <w:r>
         <w:t>Técnicas de divulgación y sistematización</w:t>
       </w:r>
@@ -6757,7 +6793,7 @@
       <w:pPr>
         <w:pStyle w:val="Ttulo2"/>
       </w:pPr>
-      <w:bookmarkStart w:id="20" w:name="_Toc233290693"/>
+      <w:bookmarkStart w:id="20" w:name="_Toc235786546"/>
       <w:r>
         <w:t>Tipos de entrevista</w:t>
       </w:r>
@@ -6890,7 +6926,7 @@
       <w:pPr>
         <w:pStyle w:val="Ttulo2"/>
       </w:pPr>
-      <w:bookmarkStart w:id="21" w:name="_Toc233290694"/>
+      <w:bookmarkStart w:id="21" w:name="_Toc235786547"/>
       <w:r>
         <w:t>Características didácticas de transmisión de conocimiento</w:t>
       </w:r>
@@ -7165,7 +7201,7 @@
       <w:pPr>
         <w:pStyle w:val="Ttulo2"/>
       </w:pPr>
-      <w:bookmarkStart w:id="22" w:name="_Toc233290695"/>
+      <w:bookmarkStart w:id="22" w:name="_Toc235786548"/>
       <w:r>
         <w:t>Lenguaje corporal y verbal</w:t>
       </w:r>
@@ -8018,7 +8054,7 @@
       <w:pPr>
         <w:pStyle w:val="Ttulo1"/>
       </w:pPr>
-      <w:bookmarkStart w:id="23" w:name="_Toc233290696"/>
+      <w:bookmarkStart w:id="23" w:name="_Toc235786549"/>
       <w:r>
         <w:lastRenderedPageBreak/>
         <w:t>Ruta de atención de riesgos</w:t>
@@ -8039,7 +8075,7 @@
       <w:pPr>
         <w:pStyle w:val="Ttulo2"/>
       </w:pPr>
-      <w:bookmarkStart w:id="24" w:name="_Toc233290697"/>
+      <w:bookmarkStart w:id="24" w:name="_Toc235786550"/>
       <w:r>
         <w:t>Indicadores de riesgo</w:t>
       </w:r>
@@ -8169,7 +8205,7 @@
       <w:pPr>
         <w:pStyle w:val="Ttulo2"/>
       </w:pPr>
-      <w:bookmarkStart w:id="25" w:name="_Toc233290698"/>
+      <w:bookmarkStart w:id="25" w:name="_Toc235786551"/>
       <w:r>
         <w:t>Tipos de riesgos</w:t>
       </w:r>
@@ -8331,7 +8367,7 @@
       <w:pPr>
         <w:pStyle w:val="Ttulo2"/>
       </w:pPr>
-      <w:bookmarkStart w:id="26" w:name="_Toc233290699"/>
+      <w:bookmarkStart w:id="26" w:name="_Toc235786552"/>
       <w:r>
         <w:t>Protocolo de atención</w:t>
       </w:r>
@@ -8368,10 +8404,10 @@
           <w:noProof/>
         </w:rPr>
         <w:drawing>
-          <wp:inline distT="0" distB="0" distL="0" distR="0" wp14:anchorId="3BA1108E" wp14:editId="1248EE63">
+          <wp:inline distT="0" distB="0" distL="0" distR="0" wp14:anchorId="3BA1108E" wp14:editId="24702DF1">
             <wp:extent cx="5500947" cy="1679190"/>
             <wp:effectExtent l="0" t="0" r="5080" b="0"/>
-            <wp:docPr id="1354244518" name="Gráfico 4" descr="La figura describe las etapas del protocolo de&#10;Atención de riesgos, la cual está compuesta por &#10;por cinco módulos conectados:  identificación del riesgo, la evaluación del riesgo, la notificación, la implementación de medidas de respuesta y por último el seguimiento y evaluación.&#10;La secuencia indica el proceso continuo de reconocer riesgos, analizarlos, comunicar la situación, aplicar medidas de control y realizar seguimiento para mejorar la gestión del riesgo."/>
+            <wp:docPr id="1354244518" name="Gráfico 4" descr="La figura describe las etapas del protocolo de Atención de riesgos, la cual está compuesta por cinco módulos conectados: identificación del riesgo, la evaluación del riesgo, la notificación, la implementación de medidas de respuesta y por último el seguimiento y evaluación.&#10;La secuencia indica el proceso continuo de reconocer riesgos, analizarlos, comunicar la situación, aplicar medidas de control y realizar seguimiento para mejorar la gestión del riesgo."/>
             <wp:cNvGraphicFramePr>
               <a:graphicFrameLocks xmlns:a="http://schemas.openxmlformats.org/drawingml/2006/main" noChangeAspect="1"/>
             </wp:cNvGraphicFramePr>
@@ -8379,7 +8415,7 @@
               <a:graphicData uri="http://schemas.openxmlformats.org/drawingml/2006/picture">
                 <pic:pic xmlns:pic="http://schemas.openxmlformats.org/drawingml/2006/picture">
                   <pic:nvPicPr>
-                    <pic:cNvPr id="1354244518" name="Gráfico 4" descr="La figura describe las etapas del protocolo de&#10;Atención de riesgos, la cual está compuesta por &#10;por cinco módulos conectados:  identificación del riesgo, la evaluación del riesgo, la notificación, la implementación de medidas de respuesta y por último el seguimiento y evaluación.&#10;La secuencia indica el proceso continuo de reconocer riesgos, analizarlos, comunicar la situación, aplicar medidas de control y realizar seguimiento para mejorar la gestión del riesgo."/>
+                    <pic:cNvPr id="1354244518" name="Gráfico 4" descr="La figura describe las etapas del protocolo de Atención de riesgos, la cual está compuesta por cinco módulos conectados: identificación del riesgo, la evaluación del riesgo, la notificación, la implementación de medidas de respuesta y por último el seguimiento y evaluación.&#10;La secuencia indica el proceso continuo de reconocer riesgos, analizarlos, comunicar la situación, aplicar medidas de control y realizar seguimiento para mejorar la gestión del riesgo."/>
                     <pic:cNvPicPr/>
                   </pic:nvPicPr>
                   <pic:blipFill>
@@ -8427,7 +8463,7 @@
       <w:pPr>
         <w:pStyle w:val="Ttulo2"/>
       </w:pPr>
-      <w:bookmarkStart w:id="27" w:name="_Toc233290700"/>
+      <w:bookmarkStart w:id="27" w:name="_Toc235786553"/>
       <w:r>
         <w:t>Protocolos de seguridad</w:t>
       </w:r>
@@ -8502,7 +8538,13 @@
         <w:t xml:space="preserve">. </w:t>
       </w:r>
       <w:r>
-        <w:t xml:space="preserve">Las normas de seguridad en el manejo de herramientas y maquinaria Incluyen procedimientos para el uso correcto, mantenimiento y almacenamiento de herramientas, equipos y maquinaria </w:t>
+        <w:t xml:space="preserve">Las normas de seguridad en el manejo de herramientas y maquinaria </w:t>
+      </w:r>
+      <w:r>
+        <w:t>i</w:t>
+      </w:r>
+      <w:r>
+        <w:t xml:space="preserve">ncluyen procedimientos para el uso correcto, mantenimiento y almacenamiento de herramientas, equipos y maquinaria </w:t>
       </w:r>
       <w:r>
         <w:lastRenderedPageBreak/>
@@ -8937,7 +8979,7 @@
       <w:pPr>
         <w:pStyle w:val="Ttulo1"/>
       </w:pPr>
-      <w:bookmarkStart w:id="28" w:name="_Toc233290701"/>
+      <w:bookmarkStart w:id="28" w:name="_Toc235786554"/>
       <w:r>
         <w:lastRenderedPageBreak/>
         <w:t>Gestión de la información</w:t>
@@ -8958,7 +9000,7 @@
       <w:pPr>
         <w:pStyle w:val="Ttulo2"/>
       </w:pPr>
-      <w:bookmarkStart w:id="29" w:name="_Toc233290702"/>
+      <w:bookmarkStart w:id="29" w:name="_Toc235786555"/>
       <w:r>
         <w:t>Concepto</w:t>
       </w:r>
@@ -9134,7 +9176,7 @@
       <w:pPr>
         <w:pStyle w:val="Ttulo2"/>
       </w:pPr>
-      <w:bookmarkStart w:id="30" w:name="_Toc233290703"/>
+      <w:bookmarkStart w:id="30" w:name="_Toc235786556"/>
       <w:r>
         <w:lastRenderedPageBreak/>
         <w:t>Métodos de diligenciamiento de documentos</w:t>
@@ -9293,7 +9335,7 @@
       <w:pPr>
         <w:pStyle w:val="Ttulo2"/>
       </w:pPr>
-      <w:bookmarkStart w:id="31" w:name="_Toc233290704"/>
+      <w:bookmarkStart w:id="31" w:name="_Toc235786557"/>
       <w:r>
         <w:t>Registros productivos</w:t>
       </w:r>
@@ -9427,7 +9469,7 @@
       <w:pPr>
         <w:pStyle w:val="Ttulo2"/>
       </w:pPr>
-      <w:bookmarkStart w:id="32" w:name="_Toc233290705"/>
+      <w:bookmarkStart w:id="32" w:name="_Toc235786558"/>
       <w:r>
         <w:t>Técnicas de elaboración de informes</w:t>
       </w:r>
@@ -9559,7 +9601,7 @@
       <w:pPr>
         <w:pStyle w:val="Ttulo2"/>
       </w:pPr>
-      <w:bookmarkStart w:id="33" w:name="_Toc233290706"/>
+      <w:bookmarkStart w:id="33" w:name="_Toc235786559"/>
       <w:r>
         <w:t>Tipos de reporte</w:t>
       </w:r>
@@ -9700,7 +9742,7 @@
       <w:pPr>
         <w:pStyle w:val="Ttulo1"/>
       </w:pPr>
-      <w:bookmarkStart w:id="34" w:name="_Toc233290707"/>
+      <w:bookmarkStart w:id="34" w:name="_Toc235786560"/>
       <w:r>
         <w:lastRenderedPageBreak/>
         <w:t>Seguridad y salud en el trabajo</w:t>
@@ -9721,7 +9763,7 @@
       <w:pPr>
         <w:pStyle w:val="Ttulo2"/>
       </w:pPr>
-      <w:bookmarkStart w:id="35" w:name="_Toc233290708"/>
+      <w:bookmarkStart w:id="35" w:name="_Toc235786561"/>
       <w:r>
         <w:t>Generalidades y normativida</w:t>
       </w:r>
@@ -9753,10 +9795,10 @@
         <w:tblLook w:val="04A0" w:firstRow="1" w:lastRow="0" w:firstColumn="1" w:lastColumn="0" w:noHBand="0" w:noVBand="1"/>
       </w:tblPr>
       <w:tblGrid>
-        <w:gridCol w:w="1696"/>
-        <w:gridCol w:w="2127"/>
-        <w:gridCol w:w="3274"/>
-        <w:gridCol w:w="2865"/>
+        <w:gridCol w:w="1681"/>
+        <w:gridCol w:w="2095"/>
+        <w:gridCol w:w="3250"/>
+        <w:gridCol w:w="2936"/>
       </w:tblGrid>
       <w:tr>
         <w:trPr>
@@ -9867,6 +9909,9 @@
               <w:lastRenderedPageBreak/>
               <w:t>Ejercicios de estiramiento</w:t>
             </w:r>
+            <w:r>
+              <w:t>.</w:t>
+            </w:r>
           </w:p>
           <w:p>
             <w:pPr>
@@ -9879,6 +9924,9 @@
             <w:r>
               <w:t>Movilidad articular</w:t>
             </w:r>
+            <w:r>
+              <w:t>.</w:t>
+            </w:r>
           </w:p>
           <w:p>
             <w:pPr>
@@ -9892,6 +9940,9 @@
               <w:lastRenderedPageBreak/>
               <w:t>Duración de 5 a 10 minutos</w:t>
             </w:r>
+            <w:r>
+              <w:t>.</w:t>
+            </w:r>
           </w:p>
           <w:p>
             <w:pPr>
@@ -9903,6 +9954,9 @@
             </w:pPr>
             <w:r>
               <w:t>Relajación muscular</w:t>
+            </w:r>
+            <w:r>
+              <w:t>.</w:t>
             </w:r>
           </w:p>
         </w:tc>
@@ -9922,6 +9976,9 @@
               <w:lastRenderedPageBreak/>
               <w:t>Mejora la circulación</w:t>
             </w:r>
+            <w:r>
+              <w:t>.</w:t>
+            </w:r>
           </w:p>
           <w:p>
             <w:pPr>
@@ -9934,6 +9991,9 @@
             <w:r>
               <w:t>Reduce el estrés</w:t>
             </w:r>
+            <w:r>
+              <w:t>.</w:t>
+            </w:r>
           </w:p>
           <w:p>
             <w:pPr>
@@ -9946,6 +10006,9 @@
             <w:r>
               <w:lastRenderedPageBreak/>
               <w:t>Previene lesiones osteomusculares</w:t>
+            </w:r>
+            <w:r>
+              <w:t>.</w:t>
             </w:r>
           </w:p>
         </w:tc>
@@ -10129,6 +10192,9 @@
               <w:lastRenderedPageBreak/>
               <w:t>Guantes</w:t>
             </w:r>
+            <w:r>
+              <w:t>.</w:t>
+            </w:r>
           </w:p>
           <w:p>
             <w:pPr>
@@ -10141,6 +10207,9 @@
             <w:r>
               <w:t>Botas de seguridad</w:t>
             </w:r>
+            <w:r>
+              <w:t>.</w:t>
+            </w:r>
           </w:p>
           <w:p>
             <w:pPr>
@@ -10153,6 +10222,9 @@
             <w:r>
               <w:t>Gafas protectoras</w:t>
             </w:r>
+            <w:r>
+              <w:t>.</w:t>
+            </w:r>
           </w:p>
           <w:p>
             <w:pPr>
@@ -10165,6 +10237,9 @@
             <w:r>
               <w:t>Tapabocas o mascarillas</w:t>
             </w:r>
+            <w:r>
+              <w:t>.</w:t>
+            </w:r>
           </w:p>
           <w:p>
             <w:pPr>
@@ -10177,6 +10252,9 @@
             <w:r>
               <w:lastRenderedPageBreak/>
               <w:t>Protección solar</w:t>
+            </w:r>
+            <w:r>
+              <w:t>.</w:t>
             </w:r>
           </w:p>
         </w:tc>
@@ -10311,7 +10389,7 @@
           <w:u w:val="single"/>
         </w:rPr>
       </w:pPr>
-      <w:bookmarkStart w:id="36" w:name="_Toc233290709"/>
+      <w:bookmarkStart w:id="36" w:name="_Toc235786562"/>
       <w:r>
         <w:lastRenderedPageBreak/>
         <w:t>Síntesis</w:t>
@@ -10420,7 +10498,7 @@
       <w:pPr>
         <w:pStyle w:val="Titulosgenerales"/>
       </w:pPr>
-      <w:bookmarkStart w:id="37" w:name="_Toc233290710"/>
+      <w:bookmarkStart w:id="37" w:name="_Toc235786563"/>
       <w:r>
         <w:lastRenderedPageBreak/>
         <w:t>Glosario</w:t>
@@ -10626,7 +10704,7 @@
       <w:pPr>
         <w:pStyle w:val="Titulosgenerales"/>
       </w:pPr>
-      <w:bookmarkStart w:id="38" w:name="_Toc233290711"/>
+      <w:bookmarkStart w:id="38" w:name="_Toc235786564"/>
       <w:r>
         <w:lastRenderedPageBreak/>
         <w:t>Referencias bibliográficas</w:t>
@@ -10749,7 +10827,10 @@
     </w:p>
     <w:p>
       <w:r>
-        <w:t xml:space="preserve">Tristancho, C. (2025). Seguimiento de proyectos: qué es y cómo hacerlo. </w:t>
+        <w:t>Tr</w:t>
+      </w:r>
+      <w:r>
+        <w:t xml:space="preserve">istancho, C. (2025). Seguimiento de proyectos: guía completa </w:t>
       </w:r>
       <w:proofErr w:type="spellStart"/>
       <w:r>
@@ -10771,7 +10852,6 @@
         <w:t xml:space="preserve"> </w:t>
       </w:r>
     </w:p>
-    <w:p/>
     <w:p>
       <w:pPr>
         <w:pStyle w:val="Prrafodelista"/>
@@ -10782,7 +10862,7 @@
       <w:pPr>
         <w:pStyle w:val="Titulosgenerales"/>
       </w:pPr>
-      <w:bookmarkStart w:id="39" w:name="_Toc233290712"/>
+      <w:bookmarkStart w:id="39" w:name="_Toc235786565"/>
       <w:r>
         <w:lastRenderedPageBreak/>
         <w:t>Créditos</w:t>
@@ -10885,13 +10965,7 @@
               </w:rPr>
             </w:pPr>
             <w:r>
-              <w:t>Profesional 06</w:t>
-            </w:r>
-            <w:r>
-              <w:t xml:space="preserve">. </w:t>
-            </w:r>
-            <w:r>
-              <w:t>Responsable Nacional Ecosistema de Recursos Educativos Digitales</w:t>
+              <w:t>Profesional G06. Responsable Ecosistema Virtual de Recursos Educativos Digitales</w:t>
             </w:r>
           </w:p>
         </w:tc>
@@ -10907,7 +10981,7 @@
               </w:rPr>
             </w:pPr>
             <w:r>
-              <w:t xml:space="preserve">Centro Agroturístico – Regional Santander  </w:t>
+              <w:t>Centro Agroturístico - Regional Santander</w:t>
             </w:r>
           </w:p>
         </w:tc>
@@ -10925,7 +10999,7 @@
               </w:rPr>
             </w:pPr>
             <w:r>
-              <w:t>Claudia Johanna Gómez Pérez</w:t>
+              <w:t>Miguel de Jesús Paredes Maestre</w:t>
             </w:r>
           </w:p>
         </w:tc>
@@ -10941,7 +11015,7 @@
               </w:rPr>
             </w:pPr>
             <w:r>
-              <w:t>Responsable Nacional Ecosistema de Recursos Educativos Digitales (RED) - Profesional 06</w:t>
+              <w:t>Responsable de la línea de producción</w:t>
             </w:r>
           </w:p>
         </w:tc>
@@ -10957,7 +11031,7 @@
               </w:rPr>
             </w:pPr>
             <w:r>
-              <w:t xml:space="preserve">Centro Agroturístico – Regional Santander  </w:t>
+              <w:t>Centro de Comercio y Servicios - Regional Atlántico</w:t>
             </w:r>
           </w:p>
         </w:tc>
@@ -10994,7 +11068,7 @@
               </w:rPr>
             </w:pPr>
             <w:r>
-              <w:t>Experto temático</w:t>
+              <w:t>Experto Temático</w:t>
             </w:r>
           </w:p>
         </w:tc>
@@ -11010,7 +11084,7 @@
               </w:rPr>
             </w:pPr>
             <w:r>
-              <w:t xml:space="preserve">Centro Agroturístico – Regional Santander  </w:t>
+              <w:t>Centro Agroturístico - Regional Santander</w:t>
             </w:r>
           </w:p>
         </w:tc>
@@ -11028,13 +11102,8 @@
               </w:rPr>
             </w:pPr>
             <w:r>
-              <w:t xml:space="preserve">Jair Coll </w:t>
-            </w:r>
-            <w:proofErr w:type="spellStart"/>
-            <w:r>
-              <w:t>Gallardo</w:t>
-            </w:r>
-            <w:proofErr w:type="spellEnd"/>
+              <w:t>Jair Enrique Coll Gallardo</w:t>
+            </w:r>
           </w:p>
         </w:tc>
         <w:tc>
@@ -11065,7 +11134,7 @@
               </w:rPr>
             </w:pPr>
             <w:r>
-              <w:t xml:space="preserve">Centro de Comercio y Servicios – Regional Atlántico  </w:t>
+              <w:t>Centro de Comercio y Servicios - Regional Atlántico</w:t>
             </w:r>
           </w:p>
         </w:tc>
@@ -11110,7 +11179,7 @@
               </w:rPr>
             </w:pPr>
             <w:r>
-              <w:t>Diseñador de contenidos digitales</w:t>
+              <w:t>Diseñadora web</w:t>
             </w:r>
           </w:p>
         </w:tc>
@@ -11126,7 +11195,7 @@
               </w:rPr>
             </w:pPr>
             <w:r>
-              <w:t xml:space="preserve">Centro de Comercio y Servicios – Regional Atlántico  </w:t>
+              <w:t>Centro de Comercio y Servicios - Regional Atlántico</w:t>
             </w:r>
           </w:p>
         </w:tc>
@@ -11182,7 +11251,7 @@
               </w:rPr>
             </w:pPr>
             <w:r>
-              <w:t xml:space="preserve">Centro de Comercio y Servicios – Regional Atlántico  </w:t>
+              <w:t>Centro de Comercio y Servicios - Regional Atlántico</w:t>
             </w:r>
           </w:p>
         </w:tc>
@@ -11200,7 +11269,7 @@
               <w:pStyle w:val="TextoTablas"/>
             </w:pPr>
             <w:r>
-              <w:t>Nelson Iván Vera Briceño</w:t>
+              <w:t>Alexander Rafael Acosta Bedoya</w:t>
             </w:r>
           </w:p>
         </w:tc>
@@ -11232,7 +11301,7 @@
               </w:rPr>
             </w:pPr>
             <w:r>
-              <w:t xml:space="preserve">Centro de Comercio y Servicios – Regional Atlántico  </w:t>
+              <w:t>Centro de Comercio y Servicios - Regional Atlántico</w:t>
             </w:r>
           </w:p>
         </w:tc>
@@ -11247,7 +11316,7 @@
               <w:pStyle w:val="TextoTablas"/>
             </w:pPr>
             <w:r>
-              <w:t>Alexander Rafael Acosta Bedoya</w:t>
+              <w:t>Nelson Iván Vera Briceño</w:t>
             </w:r>
           </w:p>
         </w:tc>
@@ -11279,7 +11348,7 @@
               </w:rPr>
             </w:pPr>
             <w:r>
-              <w:t xml:space="preserve">Centro de Comercio y Servicios – Regional Atlántico  </w:t>
+              <w:t>Centro de Comercio y Servicios - Regional Atlántico</w:t>
             </w:r>
           </w:p>
         </w:tc>
@@ -11313,7 +11382,7 @@
               </w:rPr>
             </w:pPr>
             <w:r>
-              <w:t>Evaluador de contenidos inclusivos y accesibles</w:t>
+              <w:t>Evaluadora de contenidos inclusivos y accesibles</w:t>
             </w:r>
           </w:p>
         </w:tc>
@@ -11329,7 +11398,7 @@
               </w:rPr>
             </w:pPr>
             <w:r>
-              <w:t xml:space="preserve">Centro de Comercio y Servicios – Regional Atlántico  </w:t>
+              <w:t>Centro de Comercio y Servicios - Regional Atlántico</w:t>
             </w:r>
           </w:p>
         </w:tc>
@@ -11363,7 +11432,7 @@
               </w:rPr>
             </w:pPr>
             <w:r>
-              <w:t>Evaluador de contenidos inclusivos y accesibles</w:t>
+              <w:t>Evaluadora de contenidos inclusivos y accesibles</w:t>
             </w:r>
           </w:p>
         </w:tc>
@@ -11379,7 +11448,7 @@
               </w:rPr>
             </w:pPr>
             <w:r>
-              <w:t xml:space="preserve">Centro de Comercio y Servicios – Regional Atlántico  </w:t>
+              <w:t>Centro de Comercio y Servicios - Regional Atlántico</w:t>
             </w:r>
           </w:p>
         </w:tc>
@@ -11400,7 +11469,6 @@
               </w:rPr>
             </w:pPr>
             <w:r>
-              <w:lastRenderedPageBreak/>
               <w:t>Jonathan Adié Villafañe</w:t>
             </w:r>
           </w:p>
@@ -11417,7 +11485,7 @@
               </w:rPr>
             </w:pPr>
             <w:r>
-              <w:t>Validador y vinculador de recursos educativos digitales</w:t>
+              <w:t>Validador y vinculador de recursos digitales</w:t>
             </w:r>
           </w:p>
         </w:tc>
@@ -11433,7 +11501,7 @@
               </w:rPr>
             </w:pPr>
             <w:r>
-              <w:t xml:space="preserve">Centro de Comercio y Servicios – Regional Atlántico  </w:t>
+              <w:t>Centro de Comercio y Servicios - Regional Atlántico</w:t>
             </w:r>
           </w:p>
         </w:tc>
@@ -11451,6 +11519,7 @@
               </w:rPr>
             </w:pPr>
             <w:r>
+              <w:lastRenderedPageBreak/>
               <w:t>Karine Isabel Ospino Fritz</w:t>
             </w:r>
           </w:p>
@@ -11467,7 +11536,7 @@
               </w:rPr>
             </w:pPr>
             <w:r>
-              <w:t>Validador y vinculador de recursos educativos digitales</w:t>
+              <w:t>Validadora y vinculadora de recursos digitales</w:t>
             </w:r>
           </w:p>
         </w:tc>
@@ -11483,7 +11552,7 @@
               </w:rPr>
             </w:pPr>
             <w:r>
-              <w:t xml:space="preserve">Centro de Comercio y Servicios – Regional Atlántico  </w:t>
+              <w:t>Centro de Comercio y Servicios - Regional Atlántico</w:t>
             </w:r>
           </w:p>
         </w:tc>
@@ -11512,7 +11581,7 @@
 </file>
 
 <file path=word/endnotes.xml><?xml version="1.0" encoding="utf-8"?>
-<w:endnotes xmlns:wpc="http://schemas.microsoft.com/office/word/2010/wordprocessingCanvas" xmlns:cx="http://schemas.microsoft.com/office/drawing/2014/chartex" xmlns:cx1="http://schemas.microsoft.com/office/drawing/2015/9/8/chartex" xmlns:cx2="http://schemas.microsoft.com/office/drawing/2015/10/21/chartex" xmlns:cx3="http://schemas.microsoft.com/office/drawing/2016/5/9/chartex" xmlns:cx4="http://schemas.microsoft.com/office/drawing/2016/5/10/chartex" xmlns:cx5="http://schemas.microsoft.com/office/drawing/2016/5/11/chartex" xmlns:cx6="http://schemas.microsoft.com/office/drawing/2016/5/12/chartex" xmlns:cx7="http://schemas.microsoft.com/office/drawing/2016/5/13/chartex" xmlns:cx8="http://schemas.microsoft.com/office/drawing/2016/5/14/chartex" xmlns:mc="http://schemas.openxmlformats.org/markup-compatibility/2006" xmlns:aink="http://schemas.microsoft.com/office/drawing/2016/ink" xmlns:am3d="http://schemas.microsoft.com/office/drawing/2017/model3d" xmlns:o="urn:schemas-microsoft-com:office:office" xmlns:oel="http://schemas.microsoft.com/office/2019/extlst" xmlns:r="http://schemas.openxmlformats.org/officeDocument/2006/relationships" xmlns:m="http://schemas.openxmlformats.org/officeDocument/2006/math" xmlns:v="urn:schemas-microsoft-com:vml" xmlns:wp14="http://schemas.microsoft.com/office/word/2010/wordprocessingDrawing" xmlns:wp="http://schemas.openxmlformats.org/drawingml/2006/wordprocessingDrawing" xmlns:w10="urn:schemas-microsoft-com:office:word" xmlns:w="http://schemas.openxmlformats.org/wordprocessingml/2006/main" xmlns:w14="http://schemas.microsoft.com/office/word/2010/wordml" xmlns:w15="http://schemas.microsoft.com/office/word/2012/wordml" xmlns:w16cex="http://schemas.microsoft.com/office/word/2018/wordml/cex" xmlns:w16cid="http://schemas.microsoft.com/office/word/2016/wordml/cid" xmlns:w16="http://schemas.microsoft.com/office/word/2018/wordml" xmlns:w16du="http://schemas.microsoft.com/office/word/2023/wordml/word16du" xmlns:w16sdtdh="http://schemas.microsoft.com/office/word/2020/wordml/sdtdatahash" xmlns:w16sdtfl="http://schemas.microsoft.com/office/word/2024/wordml/sdtformatlock" xmlns:w16se="http://schemas.microsoft.com/office/word/2015/wordml/symex" xmlns:wpg="http://schemas.microsoft.com/office/word/2010/wordprocessingGroup" xmlns:wpi="http://schemas.microsoft.com/office/word/2010/wordprocessingInk" xmlns:wne="http://schemas.microsoft.com/office/word/2006/wordml" xmlns:wps="http://schemas.microsoft.com/office/word/2010/wordprocessingShape" mc:Ignorable="w14 w15 w16se w16cid w16 w16cex w16sdtdh w16sdtfl w16du wp14">
+<w:endnotes xmlns:wpc="http://schemas.microsoft.com/office/word/2010/wordprocessingCanvas" xmlns:cx="http://schemas.microsoft.com/office/drawing/2014/chartex" xmlns:cx1="http://schemas.microsoft.com/office/drawing/2015/9/8/chartex" xmlns:cx2="http://schemas.microsoft.com/office/drawing/2015/10/21/chartex" xmlns:cx3="http://schemas.microsoft.com/office/drawing/2016/5/9/chartex" xmlns:cx4="http://schemas.microsoft.com/office/drawing/2016/5/10/chartex" xmlns:cx5="http://schemas.microsoft.com/office/drawing/2016/5/11/chartex" xmlns:cx6="http://schemas.microsoft.com/office/drawing/2016/5/12/chartex" xmlns:cx7="http://schemas.microsoft.com/office/drawing/2016/5/13/chartex" xmlns:cx8="http://schemas.microsoft.com/office/drawing/2016/5/14/chartex" xmlns:mc="http://schemas.openxmlformats.org/markup-compatibility/2006" xmlns:aink="http://schemas.microsoft.com/office/drawing/2016/ink" xmlns:am3d="http://schemas.microsoft.com/office/drawing/2017/model3d" xmlns:o="urn:schemas-microsoft-com:office:office" xmlns:oel="http://schemas.microsoft.com/office/2019/extlst" xmlns:r="http://schemas.openxmlformats.org/officeDocument/2006/relationships" xmlns:m="http://schemas.openxmlformats.org/officeDocument/2006/math" xmlns:v="urn:schemas-microsoft-com:vml" xmlns:wp14="http://schemas.microsoft.com/office/word/2010/wordprocessingDrawing" xmlns:wp="http://schemas.openxmlformats.org/drawingml/2006/wordprocessingDrawing" xmlns:w10="urn:schemas-microsoft-com:office:word" xmlns:w="http://schemas.openxmlformats.org/wordprocessingml/2006/main" xmlns:w14="http://schemas.microsoft.com/office/word/2010/wordml" xmlns:w15="http://schemas.microsoft.com/office/word/2012/wordml" xmlns:w16cei="http://schemas.microsoft.com/office/word/2026/wordml/cei" xmlns:w16cex="http://schemas.microsoft.com/office/word/2018/wordml/cex" xmlns:w16cid="http://schemas.microsoft.com/office/word/2016/wordml/cid" xmlns:w16="http://schemas.microsoft.com/office/word/2018/wordml" xmlns:w16du="http://schemas.microsoft.com/office/word/2023/wordml/word16du" xmlns:w16sdtdh="http://schemas.microsoft.com/office/word/2020/wordml/sdtdatahash" xmlns:w16sdtfl="http://schemas.microsoft.com/office/word/2024/wordml/sdtformatlock" xmlns:w16se="http://schemas.microsoft.com/office/word/2015/wordml/symex" xmlns:wpg="http://schemas.microsoft.com/office/word/2010/wordprocessingGroup" xmlns:wpi="http://schemas.microsoft.com/office/word/2010/wordprocessingInk" xmlns:wne="http://schemas.microsoft.com/office/word/2006/wordml" xmlns:wps="http://schemas.microsoft.com/office/word/2010/wordprocessingShape" mc:Ignorable="w14 w15 w16se w16cid w16 w16cex w16sdtdh w16sdtfl w16du wp14">
   <w:endnote w:type="separator" w:id="-1">
     <w:p>
       <w:pPr>
@@ -11539,7 +11608,7 @@
 </file>
 
 <file path=word/footer1.xml><?xml version="1.0" encoding="utf-8"?>
-<w:ftr xmlns:wpc="http://schemas.microsoft.com/office/word/2010/wordprocessingCanvas" xmlns:cx="http://schemas.microsoft.com/office/drawing/2014/chartex" xmlns:cx1="http://schemas.microsoft.com/office/drawing/2015/9/8/chartex" xmlns:cx2="http://schemas.microsoft.com/office/drawing/2015/10/21/chartex" xmlns:cx3="http://schemas.microsoft.com/office/drawing/2016/5/9/chartex" xmlns:cx4="http://schemas.microsoft.com/office/drawing/2016/5/10/chartex" xmlns:cx5="http://schemas.microsoft.com/office/drawing/2016/5/11/chartex" xmlns:cx6="http://schemas.microsoft.com/office/drawing/2016/5/12/chartex" xmlns:cx7="http://schemas.microsoft.com/office/drawing/2016/5/13/chartex" xmlns:cx8="http://schemas.microsoft.com/office/drawing/2016/5/14/chartex" xmlns:mc="http://schemas.openxmlformats.org/markup-compatibility/2006" xmlns:aink="http://schemas.microsoft.com/office/drawing/2016/ink" xmlns:am3d="http://schemas.microsoft.com/office/drawing/2017/model3d" xmlns:o="urn:schemas-microsoft-com:office:office" xmlns:oel="http://schemas.microsoft.com/office/2019/extlst" xmlns:r="http://schemas.openxmlformats.org/officeDocument/2006/relationships" xmlns:m="http://schemas.openxmlformats.org/officeDocument/2006/math" xmlns:v="urn:schemas-microsoft-com:vml" xmlns:wp14="http://schemas.microsoft.com/office/word/2010/wordprocessingDrawing" xmlns:wp="http://schemas.openxmlformats.org/drawingml/2006/wordprocessingDrawing" xmlns:w10="urn:schemas-microsoft-com:office:word" xmlns:w="http://schemas.openxmlformats.org/wordprocessingml/2006/main" xmlns:w14="http://schemas.microsoft.com/office/word/2010/wordml" xmlns:w15="http://schemas.microsoft.com/office/word/2012/wordml" xmlns:w16cex="http://schemas.microsoft.com/office/word/2018/wordml/cex" xmlns:w16cid="http://schemas.microsoft.com/office/word/2016/wordml/cid" xmlns:w16="http://schemas.microsoft.com/office/word/2018/wordml" xmlns:w16du="http://schemas.microsoft.com/office/word/2023/wordml/word16du" xmlns:w16sdtdh="http://schemas.microsoft.com/office/word/2020/wordml/sdtdatahash" xmlns:w16sdtfl="http://schemas.microsoft.com/office/word/2024/wordml/sdtformatlock" xmlns:w16se="http://schemas.microsoft.com/office/word/2015/wordml/symex" xmlns:wpg="http://schemas.microsoft.com/office/word/2010/wordprocessingGroup" xmlns:wpi="http://schemas.microsoft.com/office/word/2010/wordprocessingInk" xmlns:wne="http://schemas.microsoft.com/office/word/2006/wordml" xmlns:wps="http://schemas.microsoft.com/office/word/2010/wordprocessingShape" mc:Ignorable="w14 w15 w16se w16cid w16 w16cex w16sdtdh w16sdtfl w16du wp14">
+<w:ftr xmlns:wpc="http://schemas.microsoft.com/office/word/2010/wordprocessingCanvas" xmlns:cx="http://schemas.microsoft.com/office/drawing/2014/chartex" xmlns:cx1="http://schemas.microsoft.com/office/drawing/2015/9/8/chartex" xmlns:cx2="http://schemas.microsoft.com/office/drawing/2015/10/21/chartex" xmlns:cx3="http://schemas.microsoft.com/office/drawing/2016/5/9/chartex" xmlns:cx4="http://schemas.microsoft.com/office/drawing/2016/5/10/chartex" xmlns:cx5="http://schemas.microsoft.com/office/drawing/2016/5/11/chartex" xmlns:cx6="http://schemas.microsoft.com/office/drawing/2016/5/12/chartex" xmlns:cx7="http://schemas.microsoft.com/office/drawing/2016/5/13/chartex" xmlns:cx8="http://schemas.microsoft.com/office/drawing/2016/5/14/chartex" xmlns:mc="http://schemas.openxmlformats.org/markup-compatibility/2006" xmlns:aink="http://schemas.microsoft.com/office/drawing/2016/ink" xmlns:am3d="http://schemas.microsoft.com/office/drawing/2017/model3d" xmlns:o="urn:schemas-microsoft-com:office:office" xmlns:oel="http://schemas.microsoft.com/office/2019/extlst" xmlns:r="http://schemas.openxmlformats.org/officeDocument/2006/relationships" xmlns:m="http://schemas.openxmlformats.org/officeDocument/2006/math" xmlns:v="urn:schemas-microsoft-com:vml" xmlns:wp14="http://schemas.microsoft.com/office/word/2010/wordprocessingDrawing" xmlns:wp="http://schemas.openxmlformats.org/drawingml/2006/wordprocessingDrawing" xmlns:w10="urn:schemas-microsoft-com:office:word" xmlns:w="http://schemas.openxmlformats.org/wordprocessingml/2006/main" xmlns:w14="http://schemas.microsoft.com/office/word/2010/wordml" xmlns:w15="http://schemas.microsoft.com/office/word/2012/wordml" xmlns:w16cei="http://schemas.microsoft.com/office/word/2026/wordml/cei" xmlns:w16cex="http://schemas.microsoft.com/office/word/2018/wordml/cex" xmlns:w16cid="http://schemas.microsoft.com/office/word/2016/wordml/cid" xmlns:w16="http://schemas.microsoft.com/office/word/2018/wordml" xmlns:w16du="http://schemas.microsoft.com/office/word/2023/wordml/word16du" xmlns:w16sdtdh="http://schemas.microsoft.com/office/word/2020/wordml/sdtdatahash" xmlns:w16sdtfl="http://schemas.microsoft.com/office/word/2024/wordml/sdtformatlock" xmlns:w16se="http://schemas.microsoft.com/office/word/2015/wordml/symex" xmlns:wpg="http://schemas.microsoft.com/office/word/2010/wordprocessingGroup" xmlns:wpi="http://schemas.microsoft.com/office/word/2010/wordprocessingInk" xmlns:wne="http://schemas.microsoft.com/office/word/2006/wordml" xmlns:wps="http://schemas.microsoft.com/office/word/2010/wordprocessingShape" mc:Ignorable="w14 w15 w16se w16cid w16 w16cex w16sdtdh w16sdtfl w16du wp14">
   <w:sdt>
     <w:sdtPr>
       <w:id w:val="-1465197936"/>
@@ -11585,7 +11654,7 @@
 </file>
 
 <file path=word/footnotes.xml><?xml version="1.0" encoding="utf-8"?>
-<w:footnotes xmlns:wpc="http://schemas.microsoft.com/office/word/2010/wordprocessingCanvas" xmlns:cx="http://schemas.microsoft.com/office/drawing/2014/chartex" xmlns:cx1="http://schemas.microsoft.com/office/drawing/2015/9/8/chartex" xmlns:cx2="http://schemas.microsoft.com/office/drawing/2015/10/21/chartex" xmlns:cx3="http://schemas.microsoft.com/office/drawing/2016/5/9/chartex" xmlns:cx4="http://schemas.microsoft.com/office/drawing/2016/5/10/chartex" xmlns:cx5="http://schemas.microsoft.com/office/drawing/2016/5/11/chartex" xmlns:cx6="http://schemas.microsoft.com/office/drawing/2016/5/12/chartex" xmlns:cx7="http://schemas.microsoft.com/office/drawing/2016/5/13/chartex" xmlns:cx8="http://schemas.microsoft.com/office/drawing/2016/5/14/chartex" xmlns:mc="http://schemas.openxmlformats.org/markup-compatibility/2006" xmlns:aink="http://schemas.microsoft.com/office/drawing/2016/ink" xmlns:am3d="http://schemas.microsoft.com/office/drawing/2017/model3d" xmlns:o="urn:schemas-microsoft-com:office:office" xmlns:oel="http://schemas.microsoft.com/office/2019/extlst" xmlns:r="http://schemas.openxmlformats.org/officeDocument/2006/relationships" xmlns:m="http://schemas.openxmlformats.org/officeDocument/2006/math" xmlns:v="urn:schemas-microsoft-com:vml" xmlns:wp14="http://schemas.microsoft.com/office/word/2010/wordprocessingDrawing" xmlns:wp="http://schemas.openxmlformats.org/drawingml/2006/wordprocessingDrawing" xmlns:w10="urn:schemas-microsoft-com:office:word" xmlns:w="http://schemas.openxmlformats.org/wordprocessingml/2006/main" xmlns:w14="http://schemas.microsoft.com/office/word/2010/wordml" xmlns:w15="http://schemas.microsoft.com/office/word/2012/wordml" xmlns:w16cex="http://schemas.microsoft.com/office/word/2018/wordml/cex" xmlns:w16cid="http://schemas.microsoft.com/office/word/2016/wordml/cid" xmlns:w16="http://schemas.microsoft.com/office/word/2018/wordml" xmlns:w16du="http://schemas.microsoft.com/office/word/2023/wordml/word16du" xmlns:w16sdtdh="http://schemas.microsoft.com/office/word/2020/wordml/sdtdatahash" xmlns:w16sdtfl="http://schemas.microsoft.com/office/word/2024/wordml/sdtformatlock" xmlns:w16se="http://schemas.microsoft.com/office/word/2015/wordml/symex" xmlns:wpg="http://schemas.microsoft.com/office/word/2010/wordprocessingGroup" xmlns:wpi="http://schemas.microsoft.com/office/word/2010/wordprocessingInk" xmlns:wne="http://schemas.microsoft.com/office/word/2006/wordml" xmlns:wps="http://schemas.microsoft.com/office/word/2010/wordprocessingShape" mc:Ignorable="w14 w15 w16se w16cid w16 w16cex w16sdtdh w16sdtfl w16du wp14">
+<w:footnotes xmlns:wpc="http://schemas.microsoft.com/office/word/2010/wordprocessingCanvas" xmlns:cx="http://schemas.microsoft.com/office/drawing/2014/chartex" xmlns:cx1="http://schemas.microsoft.com/office/drawing/2015/9/8/chartex" xmlns:cx2="http://schemas.microsoft.com/office/drawing/2015/10/21/chartex" xmlns:cx3="http://schemas.microsoft.com/office/drawing/2016/5/9/chartex" xmlns:cx4="http://schemas.microsoft.com/office/drawing/2016/5/10/chartex" xmlns:cx5="http://schemas.microsoft.com/office/drawing/2016/5/11/chartex" xmlns:cx6="http://schemas.microsoft.com/office/drawing/2016/5/12/chartex" xmlns:cx7="http://schemas.microsoft.com/office/drawing/2016/5/13/chartex" xmlns:cx8="http://schemas.microsoft.com/office/drawing/2016/5/14/chartex" xmlns:mc="http://schemas.openxmlformats.org/markup-compatibility/2006" xmlns:aink="http://schemas.microsoft.com/office/drawing/2016/ink" xmlns:am3d="http://schemas.microsoft.com/office/drawing/2017/model3d" xmlns:o="urn:schemas-microsoft-com:office:office" xmlns:oel="http://schemas.microsoft.com/office/2019/extlst" xmlns:r="http://schemas.openxmlformats.org/officeDocument/2006/relationships" xmlns:m="http://schemas.openxmlformats.org/officeDocument/2006/math" xmlns:v="urn:schemas-microsoft-com:vml" xmlns:wp14="http://schemas.microsoft.com/office/word/2010/wordprocessingDrawing" xmlns:wp="http://schemas.openxmlformats.org/drawingml/2006/wordprocessingDrawing" xmlns:w10="urn:schemas-microsoft-com:office:word" xmlns:w="http://schemas.openxmlformats.org/wordprocessingml/2006/main" xmlns:w14="http://schemas.microsoft.com/office/word/2010/wordml" xmlns:w15="http://schemas.microsoft.com/office/word/2012/wordml" xmlns:w16cei="http://schemas.microsoft.com/office/word/2026/wordml/cei" xmlns:w16cex="http://schemas.microsoft.com/office/word/2018/wordml/cex" xmlns:w16cid="http://schemas.microsoft.com/office/word/2016/wordml/cid" xmlns:w16="http://schemas.microsoft.com/office/word/2018/wordml" xmlns:w16du="http://schemas.microsoft.com/office/word/2023/wordml/word16du" xmlns:w16sdtdh="http://schemas.microsoft.com/office/word/2020/wordml/sdtdatahash" xmlns:w16sdtfl="http://schemas.microsoft.com/office/word/2024/wordml/sdtformatlock" xmlns:w16se="http://schemas.microsoft.com/office/word/2015/wordml/symex" xmlns:wpg="http://schemas.microsoft.com/office/word/2010/wordprocessingGroup" xmlns:wpi="http://schemas.microsoft.com/office/word/2010/wordprocessingInk" xmlns:wne="http://schemas.microsoft.com/office/word/2006/wordml" xmlns:wps="http://schemas.microsoft.com/office/word/2010/wordprocessingShape" mc:Ignorable="w14 w15 w16se w16cid w16 w16cex w16sdtdh w16sdtfl w16du wp14">
   <w:footnote w:type="separator" w:id="-1">
     <w:p>
       <w:pPr>
@@ -11612,7 +11681,7 @@
 </file>
 
 <file path=word/header1.xml><?xml version="1.0" encoding="utf-8"?>
-<w:hdr xmlns:wpc="http://schemas.microsoft.com/office/word/2010/wordprocessingCanvas" xmlns:cx="http://schemas.microsoft.com/office/drawing/2014/chartex" xmlns:cx1="http://schemas.microsoft.com/office/drawing/2015/9/8/chartex" xmlns:cx2="http://schemas.microsoft.com/office/drawing/2015/10/21/chartex" xmlns:cx3="http://schemas.microsoft.com/office/drawing/2016/5/9/chartex" xmlns:cx4="http://schemas.microsoft.com/office/drawing/2016/5/10/chartex" xmlns:cx5="http://schemas.microsoft.com/office/drawing/2016/5/11/chartex" xmlns:cx6="http://schemas.microsoft.com/office/drawing/2016/5/12/chartex" xmlns:cx7="http://schemas.microsoft.com/office/drawing/2016/5/13/chartex" xmlns:cx8="http://schemas.microsoft.com/office/drawing/2016/5/14/chartex" xmlns:mc="http://schemas.openxmlformats.org/markup-compatibility/2006" xmlns:aink="http://schemas.microsoft.com/office/drawing/2016/ink" xmlns:am3d="http://schemas.microsoft.com/office/drawing/2017/model3d" xmlns:o="urn:schemas-microsoft-com:office:office" xmlns:oel="http://schemas.microsoft.com/office/2019/extlst" xmlns:r="http://schemas.openxmlformats.org/officeDocument/2006/relationships" xmlns:m="http://schemas.openxmlformats.org/officeDocument/2006/math" xmlns:v="urn:schemas-microsoft-com:vml" xmlns:wp14="http://schemas.microsoft.com/office/word/2010/wordprocessingDrawing" xmlns:wp="http://schemas.openxmlformats.org/drawingml/2006/wordprocessingDrawing" xmlns:w10="urn:schemas-microsoft-com:office:word" xmlns:w="http://schemas.openxmlformats.org/wordprocessingml/2006/main" xmlns:w14="http://schemas.microsoft.com/office/word/2010/wordml" xmlns:w15="http://schemas.microsoft.com/office/word/2012/wordml" xmlns:w16cex="http://schemas.microsoft.com/office/word/2018/wordml/cex" xmlns:w16cid="http://schemas.microsoft.com/office/word/2016/wordml/cid" xmlns:w16="http://schemas.microsoft.com/office/word/2018/wordml" xmlns:w16du="http://schemas.microsoft.com/office/word/2023/wordml/word16du" xmlns:w16sdtdh="http://schemas.microsoft.com/office/word/2020/wordml/sdtdatahash" xmlns:w16sdtfl="http://schemas.microsoft.com/office/word/2024/wordml/sdtformatlock" xmlns:w16se="http://schemas.microsoft.com/office/word/2015/wordml/symex" xmlns:wpg="http://schemas.microsoft.com/office/word/2010/wordprocessingGroup" xmlns:wpi="http://schemas.microsoft.com/office/word/2010/wordprocessingInk" xmlns:wne="http://schemas.microsoft.com/office/word/2006/wordml" xmlns:wps="http://schemas.microsoft.com/office/word/2010/wordprocessingShape" mc:Ignorable="w14 w15 w16se w16cid w16 w16cex w16sdtdh w16sdtfl w16du wp14">
+<w:hdr xmlns:wpc="http://schemas.microsoft.com/office/word/2010/wordprocessingCanvas" xmlns:cx="http://schemas.microsoft.com/office/drawing/2014/chartex" xmlns:cx1="http://schemas.microsoft.com/office/drawing/2015/9/8/chartex" xmlns:cx2="http://schemas.microsoft.com/office/drawing/2015/10/21/chartex" xmlns:cx3="http://schemas.microsoft.com/office/drawing/2016/5/9/chartex" xmlns:cx4="http://schemas.microsoft.com/office/drawing/2016/5/10/chartex" xmlns:cx5="http://schemas.microsoft.com/office/drawing/2016/5/11/chartex" xmlns:cx6="http://schemas.microsoft.com/office/drawing/2016/5/12/chartex" xmlns:cx7="http://schemas.microsoft.com/office/drawing/2016/5/13/chartex" xmlns:cx8="http://schemas.microsoft.com/office/drawing/2016/5/14/chartex" xmlns:mc="http://schemas.openxmlformats.org/markup-compatibility/2006" xmlns:aink="http://schemas.microsoft.com/office/drawing/2016/ink" xmlns:am3d="http://schemas.microsoft.com/office/drawing/2017/model3d" xmlns:o="urn:schemas-microsoft-com:office:office" xmlns:oel="http://schemas.microsoft.com/office/2019/extlst" xmlns:r="http://schemas.openxmlformats.org/officeDocument/2006/relationships" xmlns:m="http://schemas.openxmlformats.org/officeDocument/2006/math" xmlns:v="urn:schemas-microsoft-com:vml" xmlns:wp14="http://schemas.microsoft.com/office/word/2010/wordprocessingDrawing" xmlns:wp="http://schemas.openxmlformats.org/drawingml/2006/wordprocessingDrawing" xmlns:w10="urn:schemas-microsoft-com:office:word" xmlns:w="http://schemas.openxmlformats.org/wordprocessingml/2006/main" xmlns:w14="http://schemas.microsoft.com/office/word/2010/wordml" xmlns:w15="http://schemas.microsoft.com/office/word/2012/wordml" xmlns:w16cei="http://schemas.microsoft.com/office/word/2026/wordml/cei" xmlns:w16cex="http://schemas.microsoft.com/office/word/2018/wordml/cex" xmlns:w16cid="http://schemas.microsoft.com/office/word/2016/wordml/cid" xmlns:w16="http://schemas.microsoft.com/office/word/2018/wordml" xmlns:w16du="http://schemas.microsoft.com/office/word/2023/wordml/word16du" xmlns:w16sdtdh="http://schemas.microsoft.com/office/word/2020/wordml/sdtdatahash" xmlns:w16sdtfl="http://schemas.microsoft.com/office/word/2024/wordml/sdtformatlock" xmlns:w16se="http://schemas.microsoft.com/office/word/2015/wordml/symex" xmlns:wpg="http://schemas.microsoft.com/office/word/2010/wordprocessingGroup" xmlns:wpi="http://schemas.microsoft.com/office/word/2010/wordprocessingInk" xmlns:wne="http://schemas.microsoft.com/office/word/2006/wordml" xmlns:wps="http://schemas.microsoft.com/office/word/2010/wordprocessingShape" mc:Ignorable="w14 w15 w16se w16cid w16 w16cex w16sdtdh w16sdtfl w16du wp14">
   <w:p>
     <w:pPr>
       <w:pStyle w:val="Encabezado"/>
@@ -11699,7 +11768,7 @@
 </file>
 
 <file path=word/numbering.xml><?xml version="1.0" encoding="utf-8"?>
-<w:numbering xmlns:wpc="http://schemas.microsoft.com/office/word/2010/wordprocessingCanvas" xmlns:cx="http://schemas.microsoft.com/office/drawing/2014/chartex" xmlns:cx1="http://schemas.microsoft.com/office/drawing/2015/9/8/chartex" xmlns:cx2="http://schemas.microsoft.com/office/drawing/2015/10/21/chartex" xmlns:cx3="http://schemas.microsoft.com/office/drawing/2016/5/9/chartex" xmlns:cx4="http://schemas.microsoft.com/office/drawing/2016/5/10/chartex" xmlns:cx5="http://schemas.microsoft.com/office/drawing/2016/5/11/chartex" xmlns:cx6="http://schemas.microsoft.com/office/drawing/2016/5/12/chartex" xmlns:cx7="http://schemas.microsoft.com/office/drawing/2016/5/13/chartex" xmlns:cx8="http://schemas.microsoft.com/office/drawing/2016/5/14/chartex" xmlns:mc="http://schemas.openxmlformats.org/markup-compatibility/2006" xmlns:aink="http://schemas.microsoft.com/office/drawing/2016/ink" xmlns:am3d="http://schemas.microsoft.com/office/drawing/2017/model3d" xmlns:o="urn:schemas-microsoft-com:office:office" xmlns:oel="http://schemas.microsoft.com/office/2019/extlst" xmlns:r="http://schemas.openxmlformats.org/officeDocument/2006/relationships" xmlns:m="http://schemas.openxmlformats.org/officeDocument/2006/math" xmlns:v="urn:schemas-microsoft-com:vml" xmlns:wp14="http://schemas.microsoft.com/office/word/2010/wordprocessingDrawing" xmlns:wp="http://schemas.openxmlformats.org/drawingml/2006/wordprocessingDrawing" xmlns:w10="urn:schemas-microsoft-com:office:word" xmlns:w="http://schemas.openxmlformats.org/wordprocessingml/2006/main" xmlns:w14="http://schemas.microsoft.com/office/word/2010/wordml" xmlns:w15="http://schemas.microsoft.com/office/word/2012/wordml" xmlns:w16cex="http://schemas.microsoft.com/office/word/2018/wordml/cex" xmlns:w16cid="http://schemas.microsoft.com/office/word/2016/wordml/cid" xmlns:w16="http://schemas.microsoft.com/office/word/2018/wordml" xmlns:w16du="http://schemas.microsoft.com/office/word/2023/wordml/word16du" xmlns:w16sdtdh="http://schemas.microsoft.com/office/word/2020/wordml/sdtdatahash" xmlns:w16sdtfl="http://schemas.microsoft.com/office/word/2024/wordml/sdtformatlock" xmlns:w16se="http://schemas.microsoft.com/office/word/2015/wordml/symex" xmlns:wpg="http://schemas.microsoft.com/office/word/2010/wordprocessingGroup" xmlns:wpi="http://schemas.microsoft.com/office/word/2010/wordprocessingInk" xmlns:wne="http://schemas.microsoft.com/office/word/2006/wordml" xmlns:wps="http://schemas.microsoft.com/office/word/2010/wordprocessingShape" mc:Ignorable="w14 w15 w16se w16cid w16 w16cex w16sdtdh w16sdtfl w16du wp14">
+<w:numbering xmlns:wpc="http://schemas.microsoft.com/office/word/2010/wordprocessingCanvas" xmlns:cx="http://schemas.microsoft.com/office/drawing/2014/chartex" xmlns:cx1="http://schemas.microsoft.com/office/drawing/2015/9/8/chartex" xmlns:cx2="http://schemas.microsoft.com/office/drawing/2015/10/21/chartex" xmlns:cx3="http://schemas.microsoft.com/office/drawing/2016/5/9/chartex" xmlns:cx4="http://schemas.microsoft.com/office/drawing/2016/5/10/chartex" xmlns:cx5="http://schemas.microsoft.com/office/drawing/2016/5/11/chartex" xmlns:cx6="http://schemas.microsoft.com/office/drawing/2016/5/12/chartex" xmlns:cx7="http://schemas.microsoft.com/office/drawing/2016/5/13/chartex" xmlns:cx8="http://schemas.microsoft.com/office/drawing/2016/5/14/chartex" xmlns:mc="http://schemas.openxmlformats.org/markup-compatibility/2006" xmlns:aink="http://schemas.microsoft.com/office/drawing/2016/ink" xmlns:am3d="http://schemas.microsoft.com/office/drawing/2017/model3d" xmlns:o="urn:schemas-microsoft-com:office:office" xmlns:oel="http://schemas.microsoft.com/office/2019/extlst" xmlns:r="http://schemas.openxmlformats.org/officeDocument/2006/relationships" xmlns:m="http://schemas.openxmlformats.org/officeDocument/2006/math" xmlns:v="urn:schemas-microsoft-com:vml" xmlns:wp14="http://schemas.microsoft.com/office/word/2010/wordprocessingDrawing" xmlns:wp="http://schemas.openxmlformats.org/drawingml/2006/wordprocessingDrawing" xmlns:w10="urn:schemas-microsoft-com:office:word" xmlns:w="http://schemas.openxmlformats.org/wordprocessingml/2006/main" xmlns:w14="http://schemas.microsoft.com/office/word/2010/wordml" xmlns:w15="http://schemas.microsoft.com/office/word/2012/wordml" xmlns:w16cei="http://schemas.microsoft.com/office/word/2026/wordml/cei" xmlns:w16cex="http://schemas.microsoft.com/office/word/2018/wordml/cex" xmlns:w16cid="http://schemas.microsoft.com/office/word/2016/wordml/cid" xmlns:w16="http://schemas.microsoft.com/office/word/2018/wordml" xmlns:w16du="http://schemas.microsoft.com/office/word/2023/wordml/word16du" xmlns:w16sdtdh="http://schemas.microsoft.com/office/word/2020/wordml/sdtdatahash" xmlns:w16sdtfl="http://schemas.microsoft.com/office/word/2024/wordml/sdtformatlock" xmlns:w16se="http://schemas.microsoft.com/office/word/2015/wordml/symex" xmlns:wpg="http://schemas.microsoft.com/office/word/2010/wordprocessingGroup" xmlns:wpi="http://schemas.microsoft.com/office/word/2010/wordprocessingInk" xmlns:wne="http://schemas.microsoft.com/office/word/2006/wordml" xmlns:wps="http://schemas.microsoft.com/office/word/2010/wordprocessingShape" mc:Ignorable="w14 w15 w16se w16cid w16 w16cex w16sdtdh w16sdtfl w16du wp14">
   <w:abstractNum w:abstractNumId="0" w15:restartNumberingAfterBreak="0">
     <w:nsid w:val="FFFFFF89"/>
     <w:multiLevelType w:val="singleLevel"/>
@@ -19075,6 +19144,17 @@
 </file>
 
 <file path=customXml/item1.xml><?xml version="1.0" encoding="utf-8"?>
+<p:properties xmlns:p="http://schemas.microsoft.com/office/2006/metadata/properties" xmlns:xsi="http://www.w3.org/2001/XMLSchema-instance" xmlns:pc="http://schemas.microsoft.com/office/infopath/2007/PartnerControls">
+  <documentManagement>
+    <TaxCatchAll xmlns="67a0edcd-0de5-43ed-8c27-e32f38a00c91" xsi:nil="true"/>
+    <lcf76f155ced4ddcb4097134ff3c332f xmlns="42760c81-fd8e-4d59-8953-7cdb9f38b14f">
+      <Terms xmlns="http://schemas.microsoft.com/office/infopath/2007/PartnerControls"/>
+    </lcf76f155ced4ddcb4097134ff3c332f>
+  </documentManagement>
+</p:properties>
+</file>
+
+<file path=customXml/item2.xml><?xml version="1.0" encoding="utf-8"?>
 <?mso-contentType ?>
 <FormTemplates xmlns="http://schemas.microsoft.com/sharepoint/v3/contenttype/forms">
   <Display>DocumentLibraryForm</Display>
@@ -19083,13 +19163,13 @@
 </FormTemplates>
 </file>
 
-<file path=customXml/item2.xml><?xml version="1.0" encoding="utf-8"?>
+<file path=customXml/item3.xml><?xml version="1.0" encoding="utf-8"?>
 <b:Sources xmlns:b="http://schemas.openxmlformats.org/officeDocument/2006/bibliography" xmlns="http://schemas.openxmlformats.org/officeDocument/2006/bibliography" SelectedStyle="\APASixthEditionOfficeOnline.xsl" StyleName="APA" Version="6"/>
 </file>
 
-<file path=customXml/item3.xml><?xml version="1.0" encoding="utf-8"?>
-<ct:contentTypeSchema xmlns:ct="http://schemas.microsoft.com/office/2006/metadata/contentType" xmlns:ma="http://schemas.microsoft.com/office/2006/metadata/properties/metaAttributes" ct:_="" ma:_="" ma:contentTypeName="Documento" ma:contentTypeID="0x01010005252A1EF3BD024F856B47B579AB5244" ma:contentTypeVersion="11" ma:contentTypeDescription="Crear nuevo documento." ma:contentTypeScope="" ma:versionID="92b81066167b779aaeee7a3d91bad2fd">
-  <xsd:schema xmlns:xsd="http://www.w3.org/2001/XMLSchema" xmlns:xs="http://www.w3.org/2001/XMLSchema" xmlns:p="http://schemas.microsoft.com/office/2006/metadata/properties" xmlns:ns2="42760c81-fd8e-4d59-8953-7cdb9f38b14f" xmlns:ns3="67a0edcd-0de5-43ed-8c27-e32f38a00c91" targetNamespace="http://schemas.microsoft.com/office/2006/metadata/properties" ma:root="true" ma:fieldsID="83cd6766d967e870b9368cac1ade74e6" ns2:_="" ns3:_="">
+<file path=customXml/item4.xml><?xml version="1.0" encoding="utf-8"?>
+<ct:contentTypeSchema xmlns:ct="http://schemas.microsoft.com/office/2006/metadata/contentType" xmlns:ma="http://schemas.microsoft.com/office/2006/metadata/properties/metaAttributes" ct:_="" ma:_="" ma:contentTypeName="Documento" ma:contentTypeID="0x01010005252A1EF3BD024F856B47B579AB5244" ma:contentTypeVersion="12" ma:contentTypeDescription="Crear nuevo documento." ma:contentTypeScope="" ma:versionID="32d0e18b85ac20c34eab62df21c0cf58">
+  <xsd:schema xmlns:xsd="http://www.w3.org/2001/XMLSchema" xmlns:xs="http://www.w3.org/2001/XMLSchema" xmlns:p="http://schemas.microsoft.com/office/2006/metadata/properties" xmlns:ns2="42760c81-fd8e-4d59-8953-7cdb9f38b14f" xmlns:ns3="67a0edcd-0de5-43ed-8c27-e32f38a00c91" targetNamespace="http://schemas.microsoft.com/office/2006/metadata/properties" ma:root="true" ma:fieldsID="cc2c149e99f10870fd5bc3964e5386d3" ns2:_="" ns3:_="">
     <xsd:import namespace="42760c81-fd8e-4d59-8953-7cdb9f38b14f"/>
     <xsd:import namespace="67a0edcd-0de5-43ed-8c27-e32f38a00c91"/>
     <xsd:element name="properties">
@@ -19108,6 +19188,7 @@
                 <xsd:element ref="ns2:lcf76f155ced4ddcb4097134ff3c332f" minOccurs="0"/>
                 <xsd:element ref="ns3:TaxCatchAll" minOccurs="0"/>
                 <xsd:element ref="ns2:MediaServiceOCR" minOccurs="0"/>
+                <xsd:element ref="ns2:MediaServiceLocation" minOccurs="0"/>
               </xsd:all>
             </xsd:complexType>
           </xsd:element>
@@ -19165,6 +19246,11 @@
         <xsd:restriction base="dms:Note">
           <xsd:maxLength value="255"/>
         </xsd:restriction>
+      </xsd:simpleType>
+    </xsd:element>
+    <xsd:element name="MediaServiceLocation" ma:index="19" nillable="true" ma:displayName="Location" ma:description="" ma:indexed="true" ma:internalName="MediaServiceLocation" ma:readOnly="true">
+      <xsd:simpleType>
+        <xsd:restriction base="dms:Text"/>
       </xsd:simpleType>
     </xsd:element>
   </xsd:schema>
@@ -19282,38 +19368,7 @@
 </ct:contentTypeSchema>
 </file>
 
-<file path=customXml/item4.xml><?xml version="1.0" encoding="utf-8"?>
-<p:properties xmlns:p="http://schemas.microsoft.com/office/2006/metadata/properties" xmlns:xsi="http://www.w3.org/2001/XMLSchema-instance" xmlns:pc="http://schemas.microsoft.com/office/infopath/2007/PartnerControls">
-  <documentManagement>
-    <TaxCatchAll xmlns="67a0edcd-0de5-43ed-8c27-e32f38a00c91" xsi:nil="true"/>
-    <lcf76f155ced4ddcb4097134ff3c332f xmlns="42760c81-fd8e-4d59-8953-7cdb9f38b14f">
-      <Terms xmlns="http://schemas.microsoft.com/office/infopath/2007/PartnerControls"/>
-    </lcf76f155ced4ddcb4097134ff3c332f>
-  </documentManagement>
-</p:properties>
-</file>
-
 <file path=customXml/itemProps1.xml><?xml version="1.0" encoding="utf-8"?>
-<ds:datastoreItem xmlns:ds="http://schemas.openxmlformats.org/officeDocument/2006/customXml" ds:itemID="{10663269-2064-4804-8290-36D4A57F5557}">
-  <ds:schemaRefs>
-    <ds:schemaRef ds:uri="http://schemas.microsoft.com/sharepoint/v3/contenttype/forms"/>
-  </ds:schemaRefs>
-</ds:datastoreItem>
-</file>
-
-<file path=customXml/itemProps2.xml><?xml version="1.0" encoding="utf-8"?>
-<ds:datastoreItem xmlns:ds="http://schemas.openxmlformats.org/officeDocument/2006/customXml" ds:itemID="{EAE431FD-7059-4C09-804B-C9D69EB7B213}">
-  <ds:schemaRefs>
-    <ds:schemaRef ds:uri="http://schemas.openxmlformats.org/officeDocument/2006/bibliography"/>
-  </ds:schemaRefs>
-</ds:datastoreItem>
-</file>
-
-<file path=customXml/itemProps3.xml><?xml version="1.0" encoding="utf-8"?>
-<ds:datastoreItem xmlns:ds="http://schemas.openxmlformats.org/officeDocument/2006/customXml" ds:itemID="{C575384C-49B0-4D25-894B-A735CAD2DCE7}"/>
-</file>
-
-<file path=customXml/itemProps4.xml><?xml version="1.0" encoding="utf-8"?>
 <ds:datastoreItem xmlns:ds="http://schemas.openxmlformats.org/officeDocument/2006/customXml" ds:itemID="{1279454D-02BE-4A9C-A117-DCD1573E2608}">
   <ds:schemaRefs>
     <ds:schemaRef ds:uri="http://schemas.microsoft.com/office/2006/metadata/properties"/>
@@ -19322,4 +19377,24 @@
     <ds:schemaRef ds:uri="13c93bba-48ce-428c-bfe5-88b42c19b028"/>
   </ds:schemaRefs>
 </ds:datastoreItem>
+</file>
+
+<file path=customXml/itemProps2.xml><?xml version="1.0" encoding="utf-8"?>
+<ds:datastoreItem xmlns:ds="http://schemas.openxmlformats.org/officeDocument/2006/customXml" ds:itemID="{10663269-2064-4804-8290-36D4A57F5557}">
+  <ds:schemaRefs>
+    <ds:schemaRef ds:uri="http://schemas.microsoft.com/sharepoint/v3/contenttype/forms"/>
+  </ds:schemaRefs>
+</ds:datastoreItem>
+</file>
+
+<file path=customXml/itemProps3.xml><?xml version="1.0" encoding="utf-8"?>
+<ds:datastoreItem xmlns:ds="http://schemas.openxmlformats.org/officeDocument/2006/customXml" ds:itemID="{EAE431FD-7059-4C09-804B-C9D69EB7B213}">
+  <ds:schemaRefs>
+    <ds:schemaRef ds:uri="http://schemas.openxmlformats.org/officeDocument/2006/bibliography"/>
+  </ds:schemaRefs>
+</ds:datastoreItem>
+</file>
+
+<file path=customXml/itemProps4.xml><?xml version="1.0" encoding="utf-8"?>
+<ds:datastoreItem xmlns:ds="http://schemas.openxmlformats.org/officeDocument/2006/customXml" ds:itemID="{A0CE0B9C-335B-40B6-9C47-FF7259FA777A}"/>
 </file>
--- a/fuentes/722109_CF07_DU.docx
+++ b/fuentes/722109_CF07_DU.docx
@@ -1,6 +1,6 @@
 
 <file path=word/document.xml><?xml version="1.0" encoding="utf-8"?>
-<w:document xmlns:wpc="http://schemas.microsoft.com/office/word/2010/wordprocessingCanvas" xmlns:cx="http://schemas.microsoft.com/office/drawing/2014/chartex" xmlns:cx1="http://schemas.microsoft.com/office/drawing/2015/9/8/chartex" xmlns:cx2="http://schemas.microsoft.com/office/drawing/2015/10/21/chartex" xmlns:cx3="http://schemas.microsoft.com/office/drawing/2016/5/9/chartex" xmlns:cx4="http://schemas.microsoft.com/office/drawing/2016/5/10/chartex" xmlns:cx5="http://schemas.microsoft.com/office/drawing/2016/5/11/chartex" xmlns:cx6="http://schemas.microsoft.com/office/drawing/2016/5/12/chartex" xmlns:cx7="http://schemas.microsoft.com/office/drawing/2016/5/13/chartex" xmlns:cx8="http://schemas.microsoft.com/office/drawing/2016/5/14/chartex" xmlns:mc="http://schemas.openxmlformats.org/markup-compatibility/2006" xmlns:aink="http://schemas.microsoft.com/office/drawing/2016/ink" xmlns:am3d="http://schemas.microsoft.com/office/drawing/2017/model3d" xmlns:o="urn:schemas-microsoft-com:office:office" xmlns:oel="http://schemas.microsoft.com/office/2019/extlst" xmlns:r="http://schemas.openxmlformats.org/officeDocument/2006/relationships" xmlns:m="http://schemas.openxmlformats.org/officeDocument/2006/math" xmlns:v="urn:schemas-microsoft-com:vml" xmlns:wp14="http://schemas.microsoft.com/office/word/2010/wordprocessingDrawing" xmlns:wp="http://schemas.openxmlformats.org/drawingml/2006/wordprocessingDrawing" xmlns:w10="urn:schemas-microsoft-com:office:word" xmlns:w="http://schemas.openxmlformats.org/wordprocessingml/2006/main" xmlns:w14="http://schemas.microsoft.com/office/word/2010/wordml" xmlns:w15="http://schemas.microsoft.com/office/word/2012/wordml" xmlns:w16cei="http://schemas.microsoft.com/office/word/2026/wordml/cei" xmlns:w16cex="http://schemas.microsoft.com/office/word/2018/wordml/cex" xmlns:w16cid="http://schemas.microsoft.com/office/word/2016/wordml/cid" xmlns:w16="http://schemas.microsoft.com/office/word/2018/wordml" xmlns:w16du="http://schemas.microsoft.com/office/word/2023/wordml/word16du" xmlns:w16sdtdh="http://schemas.microsoft.com/office/word/2020/wordml/sdtdatahash" xmlns:w16sdtfl="http://schemas.microsoft.com/office/word/2024/wordml/sdtformatlock" xmlns:w16se="http://schemas.microsoft.com/office/word/2015/wordml/symex" xmlns:wpg="http://schemas.microsoft.com/office/word/2010/wordprocessingGroup" xmlns:wpi="http://schemas.microsoft.com/office/word/2010/wordprocessingInk" xmlns:wne="http://schemas.microsoft.com/office/word/2006/wordml" xmlns:wps="http://schemas.microsoft.com/office/word/2010/wordprocessingShape" mc:Ignorable="w14 w15 w16se w16cid w16 w16cex w16sdtdh w16sdtfl w16du wp14">
+<w:document xmlns:wpc="http://schemas.microsoft.com/office/word/2010/wordprocessingCanvas" xmlns:cx="http://schemas.microsoft.com/office/drawing/2014/chartex" xmlns:cx1="http://schemas.microsoft.com/office/drawing/2015/9/8/chartex" xmlns:cx2="http://schemas.microsoft.com/office/drawing/2015/10/21/chartex" xmlns:cx3="http://schemas.microsoft.com/office/drawing/2016/5/9/chartex" xmlns:cx4="http://schemas.microsoft.com/office/drawing/2016/5/10/chartex" xmlns:cx5="http://schemas.microsoft.com/office/drawing/2016/5/11/chartex" xmlns:cx6="http://schemas.microsoft.com/office/drawing/2016/5/12/chartex" xmlns:cx7="http://schemas.microsoft.com/office/drawing/2016/5/13/chartex" xmlns:cx8="http://schemas.microsoft.com/office/drawing/2016/5/14/chartex" xmlns:mc="http://schemas.openxmlformats.org/markup-compatibility/2006" xmlns:m="http://schemas.openxmlformats.org/officeDocument/2006/math" xmlns:aink="http://schemas.microsoft.com/office/drawing/2016/ink" xmlns:am3d="http://schemas.microsoft.com/office/drawing/2017/model3d" xmlns:oel="http://schemas.microsoft.com/office/2019/extlst" xmlns:r="http://schemas.openxmlformats.org/officeDocument/2006/relationships" xmlns:wp14="http://schemas.microsoft.com/office/word/2010/wordprocessingDrawing" xmlns:wp="http://schemas.openxmlformats.org/drawingml/2006/wordprocessingDrawing" xmlns:wpg="http://schemas.microsoft.com/office/word/2010/wordprocessingGroup" xmlns:wpi="http://schemas.microsoft.com/office/word/2010/wordprocessingInk" xmlns:wps="http://schemas.microsoft.com/office/word/2010/wordprocessingShape" xmlns:o="urn:schemas-microsoft-com:office:office" xmlns:v="urn:schemas-microsoft-com:vml" xmlns:w10="urn:schemas-microsoft-com:office:word" xmlns:w="http://schemas.openxmlformats.org/wordprocessingml/2006/main" xmlns:w14="http://schemas.microsoft.com/office/word/2010/wordml" xmlns:w15="http://schemas.microsoft.com/office/word/2012/wordml" xmlns:w16cex="http://schemas.microsoft.com/office/word/2018/wordml/cex" xmlns:w16cid="http://schemas.microsoft.com/office/word/2016/wordml/cid" xmlns:w16="http://schemas.microsoft.com/office/word/2018/wordml" xmlns:w16sdtdh="http://schemas.microsoft.com/office/word/2020/wordml/sdtdatahash" xmlns:w16sdtfl="http://schemas.microsoft.com/office/word/2024/wordml/sdtformatlock" xmlns:w16se="http://schemas.microsoft.com/office/word/2015/wordml/symex" xmlns:w16du="http://schemas.microsoft.com/office/word/2023/wordml/word16du" xmlns:wne="http://schemas.microsoft.com/office/word/2006/wordml" mc:Ignorable="w14 w15 w16se w16cid w16 w16cex w16sdtdh w16sdtfl w16du wp14">
   <w:body>
     <w:p>
       <w:pPr>
@@ -216,7 +216,7 @@
               </wp:anchor>
             </w:drawing>
           </mc:Choice>
-          <mc:Fallback>
+          <mc:Fallback xmlns:w16cei="http://schemas.microsoft.com/office/word/2026/wordml/cei">
             <w:pict>
               <v:shapetype w14:anchorId="2E2DABF6" id="_x0000_t202" coordsize="21600,21600" o:spt="202" path="m,l,21600r21600,l21600,xe">
                 <v:stroke joinstyle="miter"/>
@@ -330,7 +330,7 @@
               </wp:anchor>
             </w:drawing>
           </mc:Choice>
-          <mc:Fallback>
+          <mc:Fallback xmlns:w16cei="http://schemas.microsoft.com/office/word/2026/wordml/cei">
             <w:pict>
               <v:rect w14:anchorId="4C256C62" id="Rectángulo 3" o:spid="_x0000_s1026" alt="&quot;&quot;" style="position:absolute;margin-left:-55.95pt;margin-top:26.4pt;width:613.85pt;height:164.25pt;z-index:-251655168;visibility:visible;mso-wrap-style:square;mso-height-percent:0;mso-wrap-distance-left:9pt;mso-wrap-distance-top:0;mso-wrap-distance-right:9pt;mso-wrap-distance-bottom:0;mso-position-horizontal:absolute;mso-position-horizontal-relative:text;mso-position-vertical:absolute;mso-position-vertical-relative:text;mso-height-percent:0;mso-height-relative:margin;v-text-anchor:middle" o:gfxdata="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" fillcolor="#00314d" stroked="f" strokeweight="1pt"/>
             </w:pict>
@@ -3480,7 +3480,7 @@
         <w:t>El componente formativo gestión comunitaria, comunicación y manejo de riesgos en proyectos agropecuarios se orienta al fortalecimiento de competencias sociales, organizativas y comunicativas necesarias para la interacción con comunidades rurales y la articulación de acciones participativas en el territorio. En el marco del programa “</w:t>
       </w:r>
       <w:r>
-        <w:t>p</w:t>
+        <w:t>Técnico profesional en P</w:t>
       </w:r>
       <w:r>
         <w:t xml:space="preserve">royectos </w:t>
@@ -4069,7 +4069,7 @@
           <w:noProof/>
         </w:rPr>
         <w:drawing>
-          <wp:inline distT="0" distB="0" distL="0" distR="0" wp14:anchorId="31A95B41" wp14:editId="70AC8552">
+          <wp:inline distT="0" distB="0" distL="0" distR="0" wp14:anchorId="31A95B41" wp14:editId="07F2886E">
             <wp:extent cx="4679792" cy="2632383"/>
             <wp:effectExtent l="0" t="0" r="6985" b="0"/>
             <wp:docPr id="1" name="Imagen 1">
@@ -5629,7 +5629,7 @@
           <w:noProof/>
         </w:rPr>
         <w:drawing>
-          <wp:inline distT="0" distB="0" distL="0" distR="0" wp14:anchorId="46970180" wp14:editId="604FCE5C">
+          <wp:inline distT="0" distB="0" distL="0" distR="0" wp14:anchorId="46970180" wp14:editId="34FDCEC7">
             <wp:extent cx="4679792" cy="2632383"/>
             <wp:effectExtent l="0" t="0" r="6985" b="0"/>
             <wp:docPr id="1430794000" name="Imagen 1430794000">
@@ -10830,7 +10830,13 @@
         <w:t>Tr</w:t>
       </w:r>
       <w:r>
-        <w:t xml:space="preserve">istancho, C. (2025). Seguimiento de proyectos: guía completa </w:t>
+        <w:t>istancho, C. (2025). Seguimiento de proyectos: guía completa</w:t>
+      </w:r>
+      <w:r>
+        <w:t>.</w:t>
+      </w:r>
+      <w:r>
+        <w:t xml:space="preserve"> </w:t>
       </w:r>
       <w:proofErr w:type="spellStart"/>
       <w:r>
@@ -11155,15 +11161,7 @@
               </w:rPr>
             </w:pPr>
             <w:r>
-              <w:t xml:space="preserve">Carmen Alicia </w:t>
-            </w:r>
-            <w:proofErr w:type="spellStart"/>
-            <w:r>
-              <w:t>Martinez</w:t>
-            </w:r>
-            <w:proofErr w:type="spellEnd"/>
-            <w:r>
-              <w:t xml:space="preserve"> Torres</w:t>
+              <w:t>Carmen Alicia Martinez Torres</w:t>
             </w:r>
           </w:p>
         </w:tc>
@@ -11581,7 +11579,7 @@
 </file>
 
 <file path=word/endnotes.xml><?xml version="1.0" encoding="utf-8"?>
-<w:endnotes xmlns:wpc="http://schemas.microsoft.com/office/word/2010/wordprocessingCanvas" xmlns:cx="http://schemas.microsoft.com/office/drawing/2014/chartex" xmlns:cx1="http://schemas.microsoft.com/office/drawing/2015/9/8/chartex" xmlns:cx2="http://schemas.microsoft.com/office/drawing/2015/10/21/chartex" xmlns:cx3="http://schemas.microsoft.com/office/drawing/2016/5/9/chartex" xmlns:cx4="http://schemas.microsoft.com/office/drawing/2016/5/10/chartex" xmlns:cx5="http://schemas.microsoft.com/office/drawing/2016/5/11/chartex" xmlns:cx6="http://schemas.microsoft.com/office/drawing/2016/5/12/chartex" xmlns:cx7="http://schemas.microsoft.com/office/drawing/2016/5/13/chartex" xmlns:cx8="http://schemas.microsoft.com/office/drawing/2016/5/14/chartex" xmlns:mc="http://schemas.openxmlformats.org/markup-compatibility/2006" xmlns:aink="http://schemas.microsoft.com/office/drawing/2016/ink" xmlns:am3d="http://schemas.microsoft.com/office/drawing/2017/model3d" xmlns:o="urn:schemas-microsoft-com:office:office" xmlns:oel="http://schemas.microsoft.com/office/2019/extlst" xmlns:r="http://schemas.openxmlformats.org/officeDocument/2006/relationships" xmlns:m="http://schemas.openxmlformats.org/officeDocument/2006/math" xmlns:v="urn:schemas-microsoft-com:vml" xmlns:wp14="http://schemas.microsoft.com/office/word/2010/wordprocessingDrawing" xmlns:wp="http://schemas.openxmlformats.org/drawingml/2006/wordprocessingDrawing" xmlns:w10="urn:schemas-microsoft-com:office:word" xmlns:w="http://schemas.openxmlformats.org/wordprocessingml/2006/main" xmlns:w14="http://schemas.microsoft.com/office/word/2010/wordml" xmlns:w15="http://schemas.microsoft.com/office/word/2012/wordml" xmlns:w16cei="http://schemas.microsoft.com/office/word/2026/wordml/cei" xmlns:w16cex="http://schemas.microsoft.com/office/word/2018/wordml/cex" xmlns:w16cid="http://schemas.microsoft.com/office/word/2016/wordml/cid" xmlns:w16="http://schemas.microsoft.com/office/word/2018/wordml" xmlns:w16du="http://schemas.microsoft.com/office/word/2023/wordml/word16du" xmlns:w16sdtdh="http://schemas.microsoft.com/office/word/2020/wordml/sdtdatahash" xmlns:w16sdtfl="http://schemas.microsoft.com/office/word/2024/wordml/sdtformatlock" xmlns:w16se="http://schemas.microsoft.com/office/word/2015/wordml/symex" xmlns:wpg="http://schemas.microsoft.com/office/word/2010/wordprocessingGroup" xmlns:wpi="http://schemas.microsoft.com/office/word/2010/wordprocessingInk" xmlns:wne="http://schemas.microsoft.com/office/word/2006/wordml" xmlns:wps="http://schemas.microsoft.com/office/word/2010/wordprocessingShape" mc:Ignorable="w14 w15 w16se w16cid w16 w16cex w16sdtdh w16sdtfl w16du wp14">
+<w:endnotes xmlns:wpc="http://schemas.microsoft.com/office/word/2010/wordprocessingCanvas" xmlns:cx="http://schemas.microsoft.com/office/drawing/2014/chartex" xmlns:cx1="http://schemas.microsoft.com/office/drawing/2015/9/8/chartex" xmlns:cx2="http://schemas.microsoft.com/office/drawing/2015/10/21/chartex" xmlns:cx3="http://schemas.microsoft.com/office/drawing/2016/5/9/chartex" xmlns:cx4="http://schemas.microsoft.com/office/drawing/2016/5/10/chartex" xmlns:cx5="http://schemas.microsoft.com/office/drawing/2016/5/11/chartex" xmlns:cx6="http://schemas.microsoft.com/office/drawing/2016/5/12/chartex" xmlns:cx7="http://schemas.microsoft.com/office/drawing/2016/5/13/chartex" xmlns:cx8="http://schemas.microsoft.com/office/drawing/2016/5/14/chartex" xmlns:mc="http://schemas.openxmlformats.org/markup-compatibility/2006" xmlns:m="http://schemas.openxmlformats.org/officeDocument/2006/math" xmlns:aink="http://schemas.microsoft.com/office/drawing/2016/ink" xmlns:am3d="http://schemas.microsoft.com/office/drawing/2017/model3d" xmlns:oel="http://schemas.microsoft.com/office/2019/extlst" xmlns:r="http://schemas.openxmlformats.org/officeDocument/2006/relationships" xmlns:wp14="http://schemas.microsoft.com/office/word/2010/wordprocessingDrawing" xmlns:wp="http://schemas.openxmlformats.org/drawingml/2006/wordprocessingDrawing" xmlns:wpg="http://schemas.microsoft.com/office/word/2010/wordprocessingGroup" xmlns:wpi="http://schemas.microsoft.com/office/word/2010/wordprocessingInk" xmlns:wps="http://schemas.microsoft.com/office/word/2010/wordprocessingShape" xmlns:o="urn:schemas-microsoft-com:office:office" xmlns:v="urn:schemas-microsoft-com:vml" xmlns:w10="urn:schemas-microsoft-com:office:word" xmlns:w="http://schemas.openxmlformats.org/wordprocessingml/2006/main" xmlns:w14="http://schemas.microsoft.com/office/word/2010/wordml" xmlns:w15="http://schemas.microsoft.com/office/word/2012/wordml" xmlns:w16cex="http://schemas.microsoft.com/office/word/2018/wordml/cex" xmlns:w16cid="http://schemas.microsoft.com/office/word/2016/wordml/cid" xmlns:w16="http://schemas.microsoft.com/office/word/2018/wordml" xmlns:w16sdtdh="http://schemas.microsoft.com/office/word/2020/wordml/sdtdatahash" xmlns:w16sdtfl="http://schemas.microsoft.com/office/word/2024/wordml/sdtformatlock" xmlns:w16se="http://schemas.microsoft.com/office/word/2015/wordml/symex" xmlns:w16du="http://schemas.microsoft.com/office/word/2023/wordml/word16du" xmlns:wne="http://schemas.microsoft.com/office/word/2006/wordml" mc:Ignorable="w14 w15 w16se w16cid w16 w16cex w16sdtdh w16sdtfl w16du wp14">
   <w:endnote w:type="separator" w:id="-1">
     <w:p>
       <w:pPr>
@@ -11608,7 +11606,7 @@
 </file>
 
 <file path=word/footer1.xml><?xml version="1.0" encoding="utf-8"?>
-<w:ftr xmlns:wpc="http://schemas.microsoft.com/office/word/2010/wordprocessingCanvas" xmlns:cx="http://schemas.microsoft.com/office/drawing/2014/chartex" xmlns:cx1="http://schemas.microsoft.com/office/drawing/2015/9/8/chartex" xmlns:cx2="http://schemas.microsoft.com/office/drawing/2015/10/21/chartex" xmlns:cx3="http://schemas.microsoft.com/office/drawing/2016/5/9/chartex" xmlns:cx4="http://schemas.microsoft.com/office/drawing/2016/5/10/chartex" xmlns:cx5="http://schemas.microsoft.com/office/drawing/2016/5/11/chartex" xmlns:cx6="http://schemas.microsoft.com/office/drawing/2016/5/12/chartex" xmlns:cx7="http://schemas.microsoft.com/office/drawing/2016/5/13/chartex" xmlns:cx8="http://schemas.microsoft.com/office/drawing/2016/5/14/chartex" xmlns:mc="http://schemas.openxmlformats.org/markup-compatibility/2006" xmlns:aink="http://schemas.microsoft.com/office/drawing/2016/ink" xmlns:am3d="http://schemas.microsoft.com/office/drawing/2017/model3d" xmlns:o="urn:schemas-microsoft-com:office:office" xmlns:oel="http://schemas.microsoft.com/office/2019/extlst" xmlns:r="http://schemas.openxmlformats.org/officeDocument/2006/relationships" xmlns:m="http://schemas.openxmlformats.org/officeDocument/2006/math" xmlns:v="urn:schemas-microsoft-com:vml" xmlns:wp14="http://schemas.microsoft.com/office/word/2010/wordprocessingDrawing" xmlns:wp="http://schemas.openxmlformats.org/drawingml/2006/wordprocessingDrawing" xmlns:w10="urn:schemas-microsoft-com:office:word" xmlns:w="http://schemas.openxmlformats.org/wordprocessingml/2006/main" xmlns:w14="http://schemas.microsoft.com/office/word/2010/wordml" xmlns:w15="http://schemas.microsoft.com/office/word/2012/wordml" xmlns:w16cei="http://schemas.microsoft.com/office/word/2026/wordml/cei" xmlns:w16cex="http://schemas.microsoft.com/office/word/2018/wordml/cex" xmlns:w16cid="http://schemas.microsoft.com/office/word/2016/wordml/cid" xmlns:w16="http://schemas.microsoft.com/office/word/2018/wordml" xmlns:w16du="http://schemas.microsoft.com/office/word/2023/wordml/word16du" xmlns:w16sdtdh="http://schemas.microsoft.com/office/word/2020/wordml/sdtdatahash" xmlns:w16sdtfl="http://schemas.microsoft.com/office/word/2024/wordml/sdtformatlock" xmlns:w16se="http://schemas.microsoft.com/office/word/2015/wordml/symex" xmlns:wpg="http://schemas.microsoft.com/office/word/2010/wordprocessingGroup" xmlns:wpi="http://schemas.microsoft.com/office/word/2010/wordprocessingInk" xmlns:wne="http://schemas.microsoft.com/office/word/2006/wordml" xmlns:wps="http://schemas.microsoft.com/office/word/2010/wordprocessingShape" mc:Ignorable="w14 w15 w16se w16cid w16 w16cex w16sdtdh w16sdtfl w16du wp14">
+<w:ftr xmlns:wpc="http://schemas.microsoft.com/office/word/2010/wordprocessingCanvas" xmlns:cx="http://schemas.microsoft.com/office/drawing/2014/chartex" xmlns:cx1="http://schemas.microsoft.com/office/drawing/2015/9/8/chartex" xmlns:cx2="http://schemas.microsoft.com/office/drawing/2015/10/21/chartex" xmlns:cx3="http://schemas.microsoft.com/office/drawing/2016/5/9/chartex" xmlns:cx4="http://schemas.microsoft.com/office/drawing/2016/5/10/chartex" xmlns:cx5="http://schemas.microsoft.com/office/drawing/2016/5/11/chartex" xmlns:cx6="http://schemas.microsoft.com/office/drawing/2016/5/12/chartex" xmlns:cx7="http://schemas.microsoft.com/office/drawing/2016/5/13/chartex" xmlns:cx8="http://schemas.microsoft.com/office/drawing/2016/5/14/chartex" xmlns:mc="http://schemas.openxmlformats.org/markup-compatibility/2006" xmlns:m="http://schemas.openxmlformats.org/officeDocument/2006/math" xmlns:aink="http://schemas.microsoft.com/office/drawing/2016/ink" xmlns:am3d="http://schemas.microsoft.com/office/drawing/2017/model3d" xmlns:oel="http://schemas.microsoft.com/office/2019/extlst" xmlns:r="http://schemas.openxmlformats.org/officeDocument/2006/relationships" xmlns:wp14="http://schemas.microsoft.com/office/word/2010/wordprocessingDrawing" xmlns:wp="http://schemas.openxmlformats.org/drawingml/2006/wordprocessingDrawing" xmlns:wpg="http://schemas.microsoft.com/office/word/2010/wordprocessingGroup" xmlns:wpi="http://schemas.microsoft.com/office/word/2010/wordprocessingInk" xmlns:wps="http://schemas.microsoft.com/office/word/2010/wordprocessingShape" xmlns:o="urn:schemas-microsoft-com:office:office" xmlns:v="urn:schemas-microsoft-com:vml" xmlns:w10="urn:schemas-microsoft-com:office:word" xmlns:w="http://schemas.openxmlformats.org/wordprocessingml/2006/main" xmlns:w14="http://schemas.microsoft.com/office/word/2010/wordml" xmlns:w15="http://schemas.microsoft.com/office/word/2012/wordml" xmlns:w16cex="http://schemas.microsoft.com/office/word/2018/wordml/cex" xmlns:w16cid="http://schemas.microsoft.com/office/word/2016/wordml/cid" xmlns:w16="http://schemas.microsoft.com/office/word/2018/wordml" xmlns:w16sdtdh="http://schemas.microsoft.com/office/word/2020/wordml/sdtdatahash" xmlns:w16sdtfl="http://schemas.microsoft.com/office/word/2024/wordml/sdtformatlock" xmlns:w16se="http://schemas.microsoft.com/office/word/2015/wordml/symex" xmlns:w16du="http://schemas.microsoft.com/office/word/2023/wordml/word16du" xmlns:wne="http://schemas.microsoft.com/office/word/2006/wordml" mc:Ignorable="w14 w15 w16se w16cid w16 w16cex w16sdtdh w16sdtfl w16du wp14">
   <w:sdt>
     <w:sdtPr>
       <w:id w:val="-1465197936"/>
@@ -11636,7 +11634,13 @@
           <w:rPr>
             <w:noProof/>
           </w:rPr>
-          <w:t>15</w:t>
+          <w:t>1</w:t>
+        </w:r>
+        <w:r>
+          <w:rPr>
+            <w:noProof/>
+          </w:rPr>
+          <w:t>5</w:t>
         </w:r>
         <w:r>
           <w:fldChar w:fldCharType="end"/>
@@ -11654,7 +11658,7 @@
 </file>
 
 <file path=word/footnotes.xml><?xml version="1.0" encoding="utf-8"?>
-<w:footnotes xmlns:wpc="http://schemas.microsoft.com/office/word/2010/wordprocessingCanvas" xmlns:cx="http://schemas.microsoft.com/office/drawing/2014/chartex" xmlns:cx1="http://schemas.microsoft.com/office/drawing/2015/9/8/chartex" xmlns:cx2="http://schemas.microsoft.com/office/drawing/2015/10/21/chartex" xmlns:cx3="http://schemas.microsoft.com/office/drawing/2016/5/9/chartex" xmlns:cx4="http://schemas.microsoft.com/office/drawing/2016/5/10/chartex" xmlns:cx5="http://schemas.microsoft.com/office/drawing/2016/5/11/chartex" xmlns:cx6="http://schemas.microsoft.com/office/drawing/2016/5/12/chartex" xmlns:cx7="http://schemas.microsoft.com/office/drawing/2016/5/13/chartex" xmlns:cx8="http://schemas.microsoft.com/office/drawing/2016/5/14/chartex" xmlns:mc="http://schemas.openxmlformats.org/markup-compatibility/2006" xmlns:aink="http://schemas.microsoft.com/office/drawing/2016/ink" xmlns:am3d="http://schemas.microsoft.com/office/drawing/2017/model3d" xmlns:o="urn:schemas-microsoft-com:office:office" xmlns:oel="http://schemas.microsoft.com/office/2019/extlst" xmlns:r="http://schemas.openxmlformats.org/officeDocument/2006/relationships" xmlns:m="http://schemas.openxmlformats.org/officeDocument/2006/math" xmlns:v="urn:schemas-microsoft-com:vml" xmlns:wp14="http://schemas.microsoft.com/office/word/2010/wordprocessingDrawing" xmlns:wp="http://schemas.openxmlformats.org/drawingml/2006/wordprocessingDrawing" xmlns:w10="urn:schemas-microsoft-com:office:word" xmlns:w="http://schemas.openxmlformats.org/wordprocessingml/2006/main" xmlns:w14="http://schemas.microsoft.com/office/word/2010/wordml" xmlns:w15="http://schemas.microsoft.com/office/word/2012/wordml" xmlns:w16cei="http://schemas.microsoft.com/office/word/2026/wordml/cei" xmlns:w16cex="http://schemas.microsoft.com/office/word/2018/wordml/cex" xmlns:w16cid="http://schemas.microsoft.com/office/word/2016/wordml/cid" xmlns:w16="http://schemas.microsoft.com/office/word/2018/wordml" xmlns:w16du="http://schemas.microsoft.com/office/word/2023/wordml/word16du" xmlns:w16sdtdh="http://schemas.microsoft.com/office/word/2020/wordml/sdtdatahash" xmlns:w16sdtfl="http://schemas.microsoft.com/office/word/2024/wordml/sdtformatlock" xmlns:w16se="http://schemas.microsoft.com/office/word/2015/wordml/symex" xmlns:wpg="http://schemas.microsoft.com/office/word/2010/wordprocessingGroup" xmlns:wpi="http://schemas.microsoft.com/office/word/2010/wordprocessingInk" xmlns:wne="http://schemas.microsoft.com/office/word/2006/wordml" xmlns:wps="http://schemas.microsoft.com/office/word/2010/wordprocessingShape" mc:Ignorable="w14 w15 w16se w16cid w16 w16cex w16sdtdh w16sdtfl w16du wp14">
+<w:footnotes xmlns:wpc="http://schemas.microsoft.com/office/word/2010/wordprocessingCanvas" xmlns:cx="http://schemas.microsoft.com/office/drawing/2014/chartex" xmlns:cx1="http://schemas.microsoft.com/office/drawing/2015/9/8/chartex" xmlns:cx2="http://schemas.microsoft.com/office/drawing/2015/10/21/chartex" xmlns:cx3="http://schemas.microsoft.com/office/drawing/2016/5/9/chartex" xmlns:cx4="http://schemas.microsoft.com/office/drawing/2016/5/10/chartex" xmlns:cx5="http://schemas.microsoft.com/office/drawing/2016/5/11/chartex" xmlns:cx6="http://schemas.microsoft.com/office/drawing/2016/5/12/chartex" xmlns:cx7="http://schemas.microsoft.com/office/drawing/2016/5/13/chartex" xmlns:cx8="http://schemas.microsoft.com/office/drawing/2016/5/14/chartex" xmlns:mc="http://schemas.openxmlformats.org/markup-compatibility/2006" xmlns:m="http://schemas.openxmlformats.org/officeDocument/2006/math" xmlns:aink="http://schemas.microsoft.com/office/drawing/2016/ink" xmlns:am3d="http://schemas.microsoft.com/office/drawing/2017/model3d" xmlns:oel="http://schemas.microsoft.com/office/2019/extlst" xmlns:r="http://schemas.openxmlformats.org/officeDocument/2006/relationships" xmlns:wp14="http://schemas.microsoft.com/office/word/2010/wordprocessingDrawing" xmlns:wp="http://schemas.openxmlformats.org/drawingml/2006/wordprocessingDrawing" xmlns:wpg="http://schemas.microsoft.com/office/word/2010/wordprocessingGroup" xmlns:wpi="http://schemas.microsoft.com/office/word/2010/wordprocessingInk" xmlns:wps="http://schemas.microsoft.com/office/word/2010/wordprocessingShape" xmlns:o="urn:schemas-microsoft-com:office:office" xmlns:v="urn:schemas-microsoft-com:vml" xmlns:w10="urn:schemas-microsoft-com:office:word" xmlns:w="http://schemas.openxmlformats.org/wordprocessingml/2006/main" xmlns:w14="http://schemas.microsoft.com/office/word/2010/wordml" xmlns:w15="http://schemas.microsoft.com/office/word/2012/wordml" xmlns:w16cex="http://schemas.microsoft.com/office/word/2018/wordml/cex" xmlns:w16cid="http://schemas.microsoft.com/office/word/2016/wordml/cid" xmlns:w16="http://schemas.microsoft.com/office/word/2018/wordml" xmlns:w16sdtdh="http://schemas.microsoft.com/office/word/2020/wordml/sdtdatahash" xmlns:w16sdtfl="http://schemas.microsoft.com/office/word/2024/wordml/sdtformatlock" xmlns:w16se="http://schemas.microsoft.com/office/word/2015/wordml/symex" xmlns:w16du="http://schemas.microsoft.com/office/word/2023/wordml/word16du" xmlns:wne="http://schemas.microsoft.com/office/word/2006/wordml" mc:Ignorable="w14 w15 w16se w16cid w16 w16cex w16sdtdh w16sdtfl w16du wp14">
   <w:footnote w:type="separator" w:id="-1">
     <w:p>
       <w:pPr>
@@ -11681,7 +11685,7 @@
 </file>
 
 <file path=word/header1.xml><?xml version="1.0" encoding="utf-8"?>
-<w:hdr xmlns:wpc="http://schemas.microsoft.com/office/word/2010/wordprocessingCanvas" xmlns:cx="http://schemas.microsoft.com/office/drawing/2014/chartex" xmlns:cx1="http://schemas.microsoft.com/office/drawing/2015/9/8/chartex" xmlns:cx2="http://schemas.microsoft.com/office/drawing/2015/10/21/chartex" xmlns:cx3="http://schemas.microsoft.com/office/drawing/2016/5/9/chartex" xmlns:cx4="http://schemas.microsoft.com/office/drawing/2016/5/10/chartex" xmlns:cx5="http://schemas.microsoft.com/office/drawing/2016/5/11/chartex" xmlns:cx6="http://schemas.microsoft.com/office/drawing/2016/5/12/chartex" xmlns:cx7="http://schemas.microsoft.com/office/drawing/2016/5/13/chartex" xmlns:cx8="http://schemas.microsoft.com/office/drawing/2016/5/14/chartex" xmlns:mc="http://schemas.openxmlformats.org/markup-compatibility/2006" xmlns:aink="http://schemas.microsoft.com/office/drawing/2016/ink" xmlns:am3d="http://schemas.microsoft.com/office/drawing/2017/model3d" xmlns:o="urn:schemas-microsoft-com:office:office" xmlns:oel="http://schemas.microsoft.com/office/2019/extlst" xmlns:r="http://schemas.openxmlformats.org/officeDocument/2006/relationships" xmlns:m="http://schemas.openxmlformats.org/officeDocument/2006/math" xmlns:v="urn:schemas-microsoft-com:vml" xmlns:wp14="http://schemas.microsoft.com/office/word/2010/wordprocessingDrawing" xmlns:wp="http://schemas.openxmlformats.org/drawingml/2006/wordprocessingDrawing" xmlns:w10="urn:schemas-microsoft-com:office:word" xmlns:w="http://schemas.openxmlformats.org/wordprocessingml/2006/main" xmlns:w14="http://schemas.microsoft.com/office/word/2010/wordml" xmlns:w15="http://schemas.microsoft.com/office/word/2012/wordml" xmlns:w16cei="http://schemas.microsoft.com/office/word/2026/wordml/cei" xmlns:w16cex="http://schemas.microsoft.com/office/word/2018/wordml/cex" xmlns:w16cid="http://schemas.microsoft.com/office/word/2016/wordml/cid" xmlns:w16="http://schemas.microsoft.com/office/word/2018/wordml" xmlns:w16du="http://schemas.microsoft.com/office/word/2023/wordml/word16du" xmlns:w16sdtdh="http://schemas.microsoft.com/office/word/2020/wordml/sdtdatahash" xmlns:w16sdtfl="http://schemas.microsoft.com/office/word/2024/wordml/sdtformatlock" xmlns:w16se="http://schemas.microsoft.com/office/word/2015/wordml/symex" xmlns:wpg="http://schemas.microsoft.com/office/word/2010/wordprocessingGroup" xmlns:wpi="http://schemas.microsoft.com/office/word/2010/wordprocessingInk" xmlns:wne="http://schemas.microsoft.com/office/word/2006/wordml" xmlns:wps="http://schemas.microsoft.com/office/word/2010/wordprocessingShape" mc:Ignorable="w14 w15 w16se w16cid w16 w16cex w16sdtdh w16sdtfl w16du wp14">
+<w:hdr xmlns:wpc="http://schemas.microsoft.com/office/word/2010/wordprocessingCanvas" xmlns:cx="http://schemas.microsoft.com/office/drawing/2014/chartex" xmlns:cx1="http://schemas.microsoft.com/office/drawing/2015/9/8/chartex" xmlns:cx2="http://schemas.microsoft.com/office/drawing/2015/10/21/chartex" xmlns:cx3="http://schemas.microsoft.com/office/drawing/2016/5/9/chartex" xmlns:cx4="http://schemas.microsoft.com/office/drawing/2016/5/10/chartex" xmlns:cx5="http://schemas.microsoft.com/office/drawing/2016/5/11/chartex" xmlns:cx6="http://schemas.microsoft.com/office/drawing/2016/5/12/chartex" xmlns:cx7="http://schemas.microsoft.com/office/drawing/2016/5/13/chartex" xmlns:cx8="http://schemas.microsoft.com/office/drawing/2016/5/14/chartex" xmlns:mc="http://schemas.openxmlformats.org/markup-compatibility/2006" xmlns:m="http://schemas.openxmlformats.org/officeDocument/2006/math" xmlns:aink="http://schemas.microsoft.com/office/drawing/2016/ink" xmlns:am3d="http://schemas.microsoft.com/office/drawing/2017/model3d" xmlns:oel="http://schemas.microsoft.com/office/2019/extlst" xmlns:r="http://schemas.openxmlformats.org/officeDocument/2006/relationships" xmlns:wp14="http://schemas.microsoft.com/office/word/2010/wordprocessingDrawing" xmlns:wp="http://schemas.openxmlformats.org/drawingml/2006/wordprocessingDrawing" xmlns:wpg="http://schemas.microsoft.com/office/word/2010/wordprocessingGroup" xmlns:wpi="http://schemas.microsoft.com/office/word/2010/wordprocessingInk" xmlns:wps="http://schemas.microsoft.com/office/word/2010/wordprocessingShape" xmlns:o="urn:schemas-microsoft-com:office:office" xmlns:v="urn:schemas-microsoft-com:vml" xmlns:w10="urn:schemas-microsoft-com:office:word" xmlns:w="http://schemas.openxmlformats.org/wordprocessingml/2006/main" xmlns:w14="http://schemas.microsoft.com/office/word/2010/wordml" xmlns:w15="http://schemas.microsoft.com/office/word/2012/wordml" xmlns:w16cex="http://schemas.microsoft.com/office/word/2018/wordml/cex" xmlns:w16cid="http://schemas.microsoft.com/office/word/2016/wordml/cid" xmlns:w16="http://schemas.microsoft.com/office/word/2018/wordml" xmlns:w16sdtdh="http://schemas.microsoft.com/office/word/2020/wordml/sdtdatahash" xmlns:w16sdtfl="http://schemas.microsoft.com/office/word/2024/wordml/sdtformatlock" xmlns:w16se="http://schemas.microsoft.com/office/word/2015/wordml/symex" xmlns:w16du="http://schemas.microsoft.com/office/word/2023/wordml/word16du" xmlns:wne="http://schemas.microsoft.com/office/word/2006/wordml" mc:Ignorable="w14 w15 w16se w16cid w16 w16cex w16sdtdh w16sdtfl w16du wp14">
   <w:p>
     <w:pPr>
       <w:pStyle w:val="Encabezado"/>
@@ -11768,7 +11772,7 @@
 </file>
 
 <file path=word/numbering.xml><?xml version="1.0" encoding="utf-8"?>
-<w:numbering xmlns:wpc="http://schemas.microsoft.com/office/word/2010/wordprocessingCanvas" xmlns:cx="http://schemas.microsoft.com/office/drawing/2014/chartex" xmlns:cx1="http://schemas.microsoft.com/office/drawing/2015/9/8/chartex" xmlns:cx2="http://schemas.microsoft.com/office/drawing/2015/10/21/chartex" xmlns:cx3="http://schemas.microsoft.com/office/drawing/2016/5/9/chartex" xmlns:cx4="http://schemas.microsoft.com/office/drawing/2016/5/10/chartex" xmlns:cx5="http://schemas.microsoft.com/office/drawing/2016/5/11/chartex" xmlns:cx6="http://schemas.microsoft.com/office/drawing/2016/5/12/chartex" xmlns:cx7="http://schemas.microsoft.com/office/drawing/2016/5/13/chartex" xmlns:cx8="http://schemas.microsoft.com/office/drawing/2016/5/14/chartex" xmlns:mc="http://schemas.openxmlformats.org/markup-compatibility/2006" xmlns:aink="http://schemas.microsoft.com/office/drawing/2016/ink" xmlns:am3d="http://schemas.microsoft.com/office/drawing/2017/model3d" xmlns:o="urn:schemas-microsoft-com:office:office" xmlns:oel="http://schemas.microsoft.com/office/2019/extlst" xmlns:r="http://schemas.openxmlformats.org/officeDocument/2006/relationships" xmlns:m="http://schemas.openxmlformats.org/officeDocument/2006/math" xmlns:v="urn:schemas-microsoft-com:vml" xmlns:wp14="http://schemas.microsoft.com/office/word/2010/wordprocessingDrawing" xmlns:wp="http://schemas.openxmlformats.org/drawingml/2006/wordprocessingDrawing" xmlns:w10="urn:schemas-microsoft-com:office:word" xmlns:w="http://schemas.openxmlformats.org/wordprocessingml/2006/main" xmlns:w14="http://schemas.microsoft.com/office/word/2010/wordml" xmlns:w15="http://schemas.microsoft.com/office/word/2012/wordml" xmlns:w16cei="http://schemas.microsoft.com/office/word/2026/wordml/cei" xmlns:w16cex="http://schemas.microsoft.com/office/word/2018/wordml/cex" xmlns:w16cid="http://schemas.microsoft.com/office/word/2016/wordml/cid" xmlns:w16="http://schemas.microsoft.com/office/word/2018/wordml" xmlns:w16du="http://schemas.microsoft.com/office/word/2023/wordml/word16du" xmlns:w16sdtdh="http://schemas.microsoft.com/office/word/2020/wordml/sdtdatahash" xmlns:w16sdtfl="http://schemas.microsoft.com/office/word/2024/wordml/sdtformatlock" xmlns:w16se="http://schemas.microsoft.com/office/word/2015/wordml/symex" xmlns:wpg="http://schemas.microsoft.com/office/word/2010/wordprocessingGroup" xmlns:wpi="http://schemas.microsoft.com/office/word/2010/wordprocessingInk" xmlns:wne="http://schemas.microsoft.com/office/word/2006/wordml" xmlns:wps="http://schemas.microsoft.com/office/word/2010/wordprocessingShape" mc:Ignorable="w14 w15 w16se w16cid w16 w16cex w16sdtdh w16sdtfl w16du wp14">
+<w:numbering xmlns:wpc="http://schemas.microsoft.com/office/word/2010/wordprocessingCanvas" xmlns:cx="http://schemas.microsoft.com/office/drawing/2014/chartex" xmlns:cx1="http://schemas.microsoft.com/office/drawing/2015/9/8/chartex" xmlns:cx2="http://schemas.microsoft.com/office/drawing/2015/10/21/chartex" xmlns:cx3="http://schemas.microsoft.com/office/drawing/2016/5/9/chartex" xmlns:cx4="http://schemas.microsoft.com/office/drawing/2016/5/10/chartex" xmlns:cx5="http://schemas.microsoft.com/office/drawing/2016/5/11/chartex" xmlns:cx6="http://schemas.microsoft.com/office/drawing/2016/5/12/chartex" xmlns:cx7="http://schemas.microsoft.com/office/drawing/2016/5/13/chartex" xmlns:cx8="http://schemas.microsoft.com/office/drawing/2016/5/14/chartex" xmlns:mc="http://schemas.openxmlformats.org/markup-compatibility/2006" xmlns:m="http://schemas.openxmlformats.org/officeDocument/2006/math" xmlns:aink="http://schemas.microsoft.com/office/drawing/2016/ink" xmlns:am3d="http://schemas.microsoft.com/office/drawing/2017/model3d" xmlns:oel="http://schemas.microsoft.com/office/2019/extlst" xmlns:r="http://schemas.openxmlformats.org/officeDocument/2006/relationships" xmlns:wp14="http://schemas.microsoft.com/office/word/2010/wordprocessingDrawing" xmlns:wp="http://schemas.openxmlformats.org/drawingml/2006/wordprocessingDrawing" xmlns:wpg="http://schemas.microsoft.com/office/word/2010/wordprocessingGroup" xmlns:wpi="http://schemas.microsoft.com/office/word/2010/wordprocessingInk" xmlns:wps="http://schemas.microsoft.com/office/word/2010/wordprocessingShape" xmlns:o="urn:schemas-microsoft-com:office:office" xmlns:v="urn:schemas-microsoft-com:vml" xmlns:w10="urn:schemas-microsoft-com:office:word" xmlns:w="http://schemas.openxmlformats.org/wordprocessingml/2006/main" xmlns:w14="http://schemas.microsoft.com/office/word/2010/wordml" xmlns:w15="http://schemas.microsoft.com/office/word/2012/wordml" xmlns:w16cex="http://schemas.microsoft.com/office/word/2018/wordml/cex" xmlns:w16cid="http://schemas.microsoft.com/office/word/2016/wordml/cid" xmlns:w16="http://schemas.microsoft.com/office/word/2018/wordml" xmlns:w16sdtdh="http://schemas.microsoft.com/office/word/2020/wordml/sdtdatahash" xmlns:w16sdtfl="http://schemas.microsoft.com/office/word/2024/wordml/sdtformatlock" xmlns:w16se="http://schemas.microsoft.com/office/word/2015/wordml/symex" xmlns:w16du="http://schemas.microsoft.com/office/word/2023/wordml/word16du" xmlns:wne="http://schemas.microsoft.com/office/word/2006/wordml" mc:Ignorable="w14 w15 w16se w16cid w16 w16cex w16sdtdh w16sdtfl w16du wp14">
   <w:abstractNum w:abstractNumId="0" w15:restartNumberingAfterBreak="0">
     <w:nsid w:val="FFFFFF89"/>
     <w:multiLevelType w:val="singleLevel"/>
@@ -17404,7 +17408,7 @@
 </file>
 
 <file path=word/styles.xml><?xml version="1.0" encoding="utf-8"?>
-<w:styles xmlns:mc="http://schemas.openxmlformats.org/markup-compatibility/2006" xmlns:r="http://schemas.openxmlformats.org/officeDocument/2006/relationships" xmlns:w="http://schemas.openxmlformats.org/wordprocessingml/2006/main" xmlns:w14="http://schemas.microsoft.com/office/word/2010/wordml" xmlns:w15="http://schemas.microsoft.com/office/word/2012/wordml" xmlns:w16cex="http://schemas.microsoft.com/office/word/2018/wordml/cex" xmlns:w16cid="http://schemas.microsoft.com/office/word/2016/wordml/cid" xmlns:w16="http://schemas.microsoft.com/office/word/2018/wordml" xmlns:w16du="http://schemas.microsoft.com/office/word/2023/wordml/word16du" xmlns:w16sdtdh="http://schemas.microsoft.com/office/word/2020/wordml/sdtdatahash" xmlns:w16sdtfl="http://schemas.microsoft.com/office/word/2024/wordml/sdtformatlock" xmlns:w16se="http://schemas.microsoft.com/office/word/2015/wordml/symex" mc:Ignorable="w14 w15 w16se w16cid w16 w16cex w16sdtdh w16sdtfl w16du">
+<w:styles xmlns:mc="http://schemas.openxmlformats.org/markup-compatibility/2006" xmlns:r="http://schemas.openxmlformats.org/officeDocument/2006/relationships" xmlns:w="http://schemas.openxmlformats.org/wordprocessingml/2006/main" xmlns:w14="http://schemas.microsoft.com/office/word/2010/wordml" xmlns:w15="http://schemas.microsoft.com/office/word/2012/wordml" xmlns:w16cex="http://schemas.microsoft.com/office/word/2018/wordml/cex" xmlns:w16cid="http://schemas.microsoft.com/office/word/2016/wordml/cid" xmlns:w16="http://schemas.microsoft.com/office/word/2018/wordml" xmlns:w16sdtdh="http://schemas.microsoft.com/office/word/2020/wordml/sdtdatahash" xmlns:w16sdtfl="http://schemas.microsoft.com/office/word/2024/wordml/sdtformatlock" xmlns:w16se="http://schemas.microsoft.com/office/word/2015/wordml/symex" xmlns:w16du="http://schemas.microsoft.com/office/word/2023/wordml/word16du" mc:Ignorable="w14 w15 w16se w16cid w16 w16cex w16sdtdh w16sdtfl w16du">
   <w:docDefaults>
     <w:rPrDefault>
       <w:rPr>
@@ -19373,8 +19377,8 @@
   <ds:schemaRefs>
     <ds:schemaRef ds:uri="http://schemas.microsoft.com/office/2006/metadata/properties"/>
     <ds:schemaRef ds:uri="http://schemas.microsoft.com/office/infopath/2007/PartnerControls"/>
-    <ds:schemaRef ds:uri="13c90a0b-73bc-4dc0-be5f-28d77b615beb"/>
-    <ds:schemaRef ds:uri="13c93bba-48ce-428c-bfe5-88b42c19b028"/>
+    <ds:schemaRef ds:uri="67a0edcd-0de5-43ed-8c27-e32f38a00c91"/>
+    <ds:schemaRef ds:uri="42760c81-fd8e-4d59-8953-7cdb9f38b14f"/>
   </ds:schemaRefs>
 </ds:datastoreItem>
 </file>
@@ -19396,5 +19400,20 @@
 </file>
 
 <file path=customXml/itemProps4.xml><?xml version="1.0" encoding="utf-8"?>
-<ds:datastoreItem xmlns:ds="http://schemas.openxmlformats.org/officeDocument/2006/customXml" ds:itemID="{A0CE0B9C-335B-40B6-9C47-FF7259FA777A}"/>
+<ds:datastoreItem xmlns:ds="http://schemas.openxmlformats.org/officeDocument/2006/customXml" ds:itemID="{245E2325-BCDE-40DD-80E7-070434E3CCA5}">
+  <ds:schemaRefs>
+    <ds:schemaRef ds:uri="http://schemas.microsoft.com/office/2006/metadata/contentType"/>
+    <ds:schemaRef ds:uri="http://schemas.microsoft.com/office/2006/metadata/properties/metaAttributes"/>
+    <ds:schemaRef ds:uri="http://www.w3.org/2001/XMLSchema"/>
+    <ds:schemaRef ds:uri="http://schemas.microsoft.com/office/2006/metadata/properties"/>
+    <ds:schemaRef ds:uri="42760c81-fd8e-4d59-8953-7cdb9f38b14f"/>
+    <ds:schemaRef ds:uri="67a0edcd-0de5-43ed-8c27-e32f38a00c91"/>
+    <ds:schemaRef ds:uri="http://schemas.microsoft.com/office/2006/documentManagement/types"/>
+    <ds:schemaRef ds:uri="http://schemas.microsoft.com/office/infopath/2007/PartnerControls"/>
+    <ds:schemaRef ds:uri="http://schemas.openxmlformats.org/package/2006/metadata/core-properties"/>
+    <ds:schemaRef ds:uri="http://purl.org/dc/elements/1.1/"/>
+    <ds:schemaRef ds:uri="http://purl.org/dc/terms/"/>
+    <ds:schemaRef ds:uri="http://schemas.microsoft.com/internal/obd"/>
+  </ds:schemaRefs>
+</ds:datastoreItem>
 </file>